--- a/System_Features_Matrix.docx
+++ b/System_Features_Matrix.docx
@@ -13,7 +13,7 @@
           <w:color w:val="0F172A"/>
           <w:sz w:val="28"/>
         </w:rPr>
-        <w:t>A WEB-BASED LAUNDRY SERVICE MANAGEMENT SYSTEM FOR HOUR WASH LAUNDRY SHOP IN OROSITE, LEGAZPI CITY</w:t>
+        <w:t>SYSTEM FEATURES MATRIX: HOUR WASH LAUNDRY SHOP SYSTEM</w:t>
       </w:r>
     </w:p>
     <w:p>
@@ -24,3253 +24,43 @@
         <w:rPr>
           <w:rFonts w:ascii="Arial" w:hAnsi="Arial"/>
           <w:color w:val="475569"/>
-          <w:sz w:val="20"/>
+          <w:sz w:val="19"/>
         </w:rPr>
-        <w:t>KARL NICKO LONGASA ALONDRA  |  ALEXA PLECER CAS</w:t>
+        <w:t>Subject: Information Systems / Store Operations  |  Course &amp; Block: BSIT-4A</w:t>
         <w:br/>
-        <w:t>SHAYNE MARIE RAQUION FORMENTO  |  LEZIL OCHARAN ORGASA</w:t>
+        <w:t>Group Members: Shayne Marie Formento, Karl Nicko Alondra, Lezil Orgasa, Alexa Cas</w:t>
       </w:r>
     </w:p>
     <w:p/>
-    <w:p>
-      <w:pPr>
-        <w:pStyle w:val="Heading1"/>
-      </w:pPr>
-      <w:r>
-        <w:rPr>
-          <w:rFonts w:ascii="Arial" w:hAnsi="Arial"/>
-          <w:color w:val="1E3A8A"/>
-          <w:sz w:val="28"/>
-        </w:rPr>
-        <w:t>Features Of the System (Overview Matrix)</w:t>
-      </w:r>
-    </w:p>
     <w:tbl>
       <w:tblPr>
         <w:tblW w:type="auto" w:w="0"/>
         <w:jc w:val="center"/>
         <w:tblLook w:firstColumn="1" w:firstRow="1" w:lastColumn="0" w:lastRow="0" w:noHBand="0" w:noVBand="1" w:val="04A0"/>
         <w:tblBorders>
-          <w:top w:val="single" w:sz="4" w:space="0" w:color="CBD5E1"/>
-          <w:left w:val="single" w:sz="4" w:space="0" w:color="CBD5E1"/>
-          <w:bottom w:val="single" w:sz="4" w:space="0" w:color="CBD5E1"/>
-          <w:right w:val="single" w:sz="4" w:space="0" w:color="CBD5E1"/>
-          <w:insideH w:val="single" w:sz="4" w:space="0" w:color="CBD5E1"/>
-          <w:insideV w:val="single" w:sz="4" w:space="0" w:color="CBD5E1"/>
+          <w:top w:val="single" w:sz="4" w:space="0" w:color="475569"/>
+          <w:left w:val="single" w:sz="4" w:space="0" w:color="475569"/>
+          <w:bottom w:val="single" w:sz="4" w:space="0" w:color="475569"/>
+          <w:right w:val="single" w:sz="4" w:space="0" w:color="475569"/>
+          <w:insideH w:val="single" w:sz="4" w:space="0" w:color="475569"/>
+          <w:insideV w:val="single" w:sz="4" w:space="0" w:color="475569"/>
         </w:tblBorders>
       </w:tblPr>
       <w:tblGrid>
-        <w:gridCol w:w="1656"/>
-        <w:gridCol w:w="1656"/>
-        <w:gridCol w:w="1656"/>
-        <w:gridCol w:w="1656"/>
-        <w:gridCol w:w="1656"/>
-        <w:gridCol w:w="1656"/>
+        <w:gridCol w:w="2045"/>
+        <w:gridCol w:w="2045"/>
+        <w:gridCol w:w="2045"/>
+        <w:gridCol w:w="2045"/>
+        <w:gridCol w:w="2045"/>
       </w:tblGrid>
       <w:tr>
         <w:tc>
           <w:tcPr>
-            <w:tcW w:type="dxa" w:w="864"/>
+            <w:tcW w:type="dxa" w:w="1008"/>
             <w:shd w:fill="1E3A8A"/>
             <w:tcMar>
-              <w:top w:w="120" w:type="dxa"/>
-              <w:bottom w:w="120" w:type="dxa"/>
-              <w:left w:w="100" w:type="dxa"/>
-              <w:right w:w="100" w:type="dxa"/>
-            </w:tcMar>
-          </w:tcPr>
-          <w:p>
-            <w:pPr>
-              <w:jc w:val="center"/>
-            </w:pPr>
-            <w:r>
-              <w:rPr>
-                <w:rFonts w:ascii="Arial" w:hAnsi="Arial"/>
-                <w:b/>
-                <w:color w:val="FFFFFF"/>
-                <w:sz w:val="20"/>
-              </w:rPr>
-              <w:t>Admin</w:t>
-            </w:r>
-          </w:p>
-        </w:tc>
-        <w:tc>
-          <w:tcPr>
-            <w:tcW w:type="dxa" w:w="864"/>
-            <w:shd w:fill="1E3A8A"/>
-            <w:tcMar>
-              <w:top w:w="120" w:type="dxa"/>
-              <w:bottom w:w="120" w:type="dxa"/>
-              <w:left w:w="100" w:type="dxa"/>
-              <w:right w:w="100" w:type="dxa"/>
-            </w:tcMar>
-          </w:tcPr>
-          <w:p>
-            <w:pPr>
-              <w:jc w:val="center"/>
-            </w:pPr>
-            <w:r>
-              <w:rPr>
-                <w:rFonts w:ascii="Arial" w:hAnsi="Arial"/>
-                <w:b/>
-                <w:color w:val="FFFFFF"/>
-                <w:sz w:val="20"/>
-              </w:rPr>
-              <w:t>Staff</w:t>
-            </w:r>
-          </w:p>
-        </w:tc>
-        <w:tc>
-          <w:tcPr>
-            <w:tcW w:type="dxa" w:w="1152"/>
-            <w:shd w:fill="1E3A8A"/>
-            <w:tcMar>
-              <w:top w:w="120" w:type="dxa"/>
-              <w:bottom w:w="120" w:type="dxa"/>
-              <w:left w:w="100" w:type="dxa"/>
-              <w:right w:w="100" w:type="dxa"/>
-            </w:tcMar>
-          </w:tcPr>
-          <w:p>
-            <w:pPr>
-              <w:jc w:val="center"/>
-            </w:pPr>
-            <w:r>
-              <w:rPr>
-                <w:rFonts w:ascii="Arial" w:hAnsi="Arial"/>
-                <w:b/>
-                <w:color w:val="FFFFFF"/>
-                <w:sz w:val="20"/>
-              </w:rPr>
-              <w:t>Customer</w:t>
-            </w:r>
-          </w:p>
-        </w:tc>
-        <w:tc>
-          <w:tcPr>
-            <w:tcW w:type="dxa" w:w="864"/>
-            <w:shd w:fill="1E3A8A"/>
-            <w:tcMar>
-              <w:top w:w="120" w:type="dxa"/>
-              <w:bottom w:w="120" w:type="dxa"/>
-              <w:left w:w="100" w:type="dxa"/>
-              <w:right w:w="100" w:type="dxa"/>
-            </w:tcMar>
-          </w:tcPr>
-          <w:p>
-            <w:pPr>
-              <w:jc w:val="center"/>
-            </w:pPr>
-            <w:r>
-              <w:rPr>
-                <w:rFonts w:ascii="Arial" w:hAnsi="Arial"/>
-                <w:b/>
-                <w:color w:val="FFFFFF"/>
-                <w:sz w:val="20"/>
-              </w:rPr>
-              <w:t>Driver</w:t>
-            </w:r>
-          </w:p>
-        </w:tc>
-        <w:tc>
-          <w:tcPr>
-            <w:tcW w:type="dxa" w:w="3024"/>
-            <w:shd w:fill="1E3A8A"/>
-            <w:tcMar>
-              <w:top w:w="120" w:type="dxa"/>
-              <w:bottom w:w="120" w:type="dxa"/>
-              <w:left w:w="100" w:type="dxa"/>
-              <w:right w:w="100" w:type="dxa"/>
-            </w:tcMar>
-          </w:tcPr>
-          <w:p>
-            <w:pPr>
-              <w:jc w:val="left"/>
-            </w:pPr>
-            <w:r>
-              <w:rPr>
-                <w:rFonts w:ascii="Arial" w:hAnsi="Arial"/>
-                <w:b/>
-                <w:color w:val="FFFFFF"/>
-                <w:sz w:val="20"/>
-              </w:rPr>
-              <w:t>Features</w:t>
-            </w:r>
-          </w:p>
-        </w:tc>
-        <w:tc>
-          <w:tcPr>
-            <w:tcW w:type="dxa" w:w="3168"/>
-            <w:shd w:fill="1E3A8A"/>
-            <w:tcMar>
-              <w:top w:w="120" w:type="dxa"/>
-              <w:bottom w:w="120" w:type="dxa"/>
-              <w:left w:w="100" w:type="dxa"/>
-              <w:right w:w="100" w:type="dxa"/>
-            </w:tcMar>
-          </w:tcPr>
-          <w:p>
-            <w:pPr>
-              <w:jc w:val="left"/>
-            </w:pPr>
-            <w:r>
-              <w:rPr>
-                <w:rFonts w:ascii="Arial" w:hAnsi="Arial"/>
-                <w:b/>
-                <w:color w:val="FFFFFF"/>
-                <w:sz w:val="20"/>
-              </w:rPr>
-              <w:t>Description</w:t>
-            </w:r>
-          </w:p>
-        </w:tc>
-      </w:tr>
-      <w:tr>
-        <w:tc>
-          <w:tcPr>
-            <w:tcW w:type="dxa" w:w="864"/>
-            <w:shd w:fill="FFFFFF"/>
-            <w:tcMar>
-              <w:top w:w="90" w:type="dxa"/>
-              <w:bottom w:w="90" w:type="dxa"/>
-              <w:left w:w="100" w:type="dxa"/>
-              <w:right w:w="100" w:type="dxa"/>
-            </w:tcMar>
-          </w:tcPr>
-          <w:p>
-            <w:pPr>
-              <w:jc w:val="center"/>
-            </w:pPr>
-            <w:r>
-              <w:rPr>
-                <w:rFonts w:ascii="Arial" w:hAnsi="Arial"/>
-                <w:b/>
-                <w:color w:val="16A34A"/>
-                <w:sz w:val="19"/>
-              </w:rPr>
-              <w:t>✓</w:t>
-            </w:r>
-          </w:p>
-        </w:tc>
-        <w:tc>
-          <w:tcPr>
-            <w:tcW w:type="dxa" w:w="864"/>
-            <w:shd w:fill="FFFFFF"/>
-            <w:tcMar>
-              <w:top w:w="90" w:type="dxa"/>
-              <w:bottom w:w="90" w:type="dxa"/>
-              <w:left w:w="100" w:type="dxa"/>
-              <w:right w:w="100" w:type="dxa"/>
-            </w:tcMar>
-          </w:tcPr>
-          <w:p>
-            <w:pPr>
-              <w:jc w:val="center"/>
-            </w:pPr>
-            <w:r>
-              <w:rPr>
-                <w:rFonts w:ascii="Arial" w:hAnsi="Arial"/>
-                <w:sz w:val="19"/>
-              </w:rPr>
-            </w:r>
-          </w:p>
-        </w:tc>
-        <w:tc>
-          <w:tcPr>
-            <w:tcW w:type="dxa" w:w="1152"/>
-            <w:shd w:fill="FFFFFF"/>
-            <w:tcMar>
-              <w:top w:w="90" w:type="dxa"/>
-              <w:bottom w:w="90" w:type="dxa"/>
-              <w:left w:w="100" w:type="dxa"/>
-              <w:right w:w="100" w:type="dxa"/>
-            </w:tcMar>
-          </w:tcPr>
-          <w:p>
-            <w:pPr>
-              <w:jc w:val="center"/>
-            </w:pPr>
-            <w:r>
-              <w:rPr>
-                <w:rFonts w:ascii="Arial" w:hAnsi="Arial"/>
-                <w:sz w:val="19"/>
-              </w:rPr>
-            </w:r>
-          </w:p>
-        </w:tc>
-        <w:tc>
-          <w:tcPr>
-            <w:tcW w:type="dxa" w:w="864"/>
-            <w:shd w:fill="FFFFFF"/>
-            <w:tcMar>
-              <w:top w:w="90" w:type="dxa"/>
-              <w:bottom w:w="90" w:type="dxa"/>
-              <w:left w:w="100" w:type="dxa"/>
-              <w:right w:w="100" w:type="dxa"/>
-            </w:tcMar>
-          </w:tcPr>
-          <w:p>
-            <w:pPr>
-              <w:jc w:val="center"/>
-            </w:pPr>
-            <w:r>
-              <w:rPr>
-                <w:rFonts w:ascii="Arial" w:hAnsi="Arial"/>
-                <w:sz w:val="19"/>
-              </w:rPr>
-            </w:r>
-          </w:p>
-        </w:tc>
-        <w:tc>
-          <w:tcPr>
-            <w:tcW w:type="dxa" w:w="3024"/>
-            <w:shd w:fill="FFFFFF"/>
-            <w:tcMar>
-              <w:top w:w="90" w:type="dxa"/>
-              <w:bottom w:w="90" w:type="dxa"/>
-              <w:left w:w="100" w:type="dxa"/>
-              <w:right w:w="100" w:type="dxa"/>
-            </w:tcMar>
-          </w:tcPr>
-          <w:p>
-            <w:pPr>
-              <w:jc w:val="left"/>
-            </w:pPr>
-            <w:r>
-              <w:rPr>
-                <w:rFonts w:ascii="Arial" w:hAnsi="Arial"/>
-                <w:b/>
-                <w:color w:val="0F172A"/>
-                <w:sz w:val="19"/>
-              </w:rPr>
-              <w:t>Overall Reports &amp; System Dashboard</w:t>
-            </w:r>
-          </w:p>
-        </w:tc>
-        <w:tc>
-          <w:tcPr>
-            <w:tcW w:type="dxa" w:w="3168"/>
-            <w:shd w:fill="FFFFFF"/>
-            <w:tcMar>
-              <w:top w:w="90" w:type="dxa"/>
-              <w:bottom w:w="90" w:type="dxa"/>
-              <w:left w:w="100" w:type="dxa"/>
-              <w:right w:w="100" w:type="dxa"/>
-            </w:tcMar>
-          </w:tcPr>
-          <w:p>
-            <w:pPr>
-              <w:jc w:val="left"/>
-            </w:pPr>
-            <w:r>
-              <w:rPr>
-                <w:rFonts w:ascii="Arial" w:hAnsi="Arial"/>
-                <w:sz w:val="19"/>
-              </w:rPr>
-              <w:t>Displays overall store analytics, profit &amp; revenue metrics, user counts, machine status counters, and system-wide operation metrics.</w:t>
-            </w:r>
-          </w:p>
-        </w:tc>
-      </w:tr>
-      <w:tr>
-        <w:tc>
-          <w:tcPr>
-            <w:tcW w:type="dxa" w:w="864"/>
-            <w:shd w:fill="F8FAFC"/>
-            <w:tcMar>
-              <w:top w:w="90" w:type="dxa"/>
-              <w:bottom w:w="90" w:type="dxa"/>
-              <w:left w:w="100" w:type="dxa"/>
-              <w:right w:w="100" w:type="dxa"/>
-            </w:tcMar>
-          </w:tcPr>
-          <w:p>
-            <w:pPr>
-              <w:jc w:val="center"/>
-            </w:pPr>
-            <w:r>
-              <w:rPr>
-                <w:rFonts w:ascii="Arial" w:hAnsi="Arial"/>
-                <w:sz w:val="19"/>
-              </w:rPr>
-            </w:r>
-          </w:p>
-        </w:tc>
-        <w:tc>
-          <w:tcPr>
-            <w:tcW w:type="dxa" w:w="864"/>
-            <w:shd w:fill="F8FAFC"/>
-            <w:tcMar>
-              <w:top w:w="90" w:type="dxa"/>
-              <w:bottom w:w="90" w:type="dxa"/>
-              <w:left w:w="100" w:type="dxa"/>
-              <w:right w:w="100" w:type="dxa"/>
-            </w:tcMar>
-          </w:tcPr>
-          <w:p>
-            <w:pPr>
-              <w:jc w:val="center"/>
-            </w:pPr>
-            <w:r>
-              <w:rPr>
-                <w:rFonts w:ascii="Arial" w:hAnsi="Arial"/>
-                <w:b/>
-                <w:color w:val="16A34A"/>
-                <w:sz w:val="19"/>
-              </w:rPr>
-              <w:t>✓</w:t>
-            </w:r>
-          </w:p>
-        </w:tc>
-        <w:tc>
-          <w:tcPr>
-            <w:tcW w:type="dxa" w:w="1152"/>
-            <w:shd w:fill="F8FAFC"/>
-            <w:tcMar>
-              <w:top w:w="90" w:type="dxa"/>
-              <w:bottom w:w="90" w:type="dxa"/>
-              <w:left w:w="100" w:type="dxa"/>
-              <w:right w:w="100" w:type="dxa"/>
-            </w:tcMar>
-          </w:tcPr>
-          <w:p>
-            <w:pPr>
-              <w:jc w:val="center"/>
-            </w:pPr>
-            <w:r>
-              <w:rPr>
-                <w:rFonts w:ascii="Arial" w:hAnsi="Arial"/>
-                <w:sz w:val="19"/>
-              </w:rPr>
-            </w:r>
-          </w:p>
-        </w:tc>
-        <w:tc>
-          <w:tcPr>
-            <w:tcW w:type="dxa" w:w="864"/>
-            <w:shd w:fill="F8FAFC"/>
-            <w:tcMar>
-              <w:top w:w="90" w:type="dxa"/>
-              <w:bottom w:w="90" w:type="dxa"/>
-              <w:left w:w="100" w:type="dxa"/>
-              <w:right w:w="100" w:type="dxa"/>
-            </w:tcMar>
-          </w:tcPr>
-          <w:p>
-            <w:pPr>
-              <w:jc w:val="center"/>
-            </w:pPr>
-            <w:r>
-              <w:rPr>
-                <w:rFonts w:ascii="Arial" w:hAnsi="Arial"/>
-                <w:sz w:val="19"/>
-              </w:rPr>
-            </w:r>
-          </w:p>
-        </w:tc>
-        <w:tc>
-          <w:tcPr>
-            <w:tcW w:type="dxa" w:w="3024"/>
-            <w:shd w:fill="F8FAFC"/>
-            <w:tcMar>
-              <w:top w:w="90" w:type="dxa"/>
-              <w:bottom w:w="90" w:type="dxa"/>
-              <w:left w:w="100" w:type="dxa"/>
-              <w:right w:w="100" w:type="dxa"/>
-            </w:tcMar>
-          </w:tcPr>
-          <w:p>
-            <w:pPr>
-              <w:jc w:val="left"/>
-            </w:pPr>
-            <w:r>
-              <w:rPr>
-                <w:rFonts w:ascii="Arial" w:hAnsi="Arial"/>
-                <w:b/>
-                <w:color w:val="0F172A"/>
-                <w:sz w:val="19"/>
-              </w:rPr>
-              <w:t>Workstation Dashboard</w:t>
-            </w:r>
-          </w:p>
-        </w:tc>
-        <w:tc>
-          <w:tcPr>
-            <w:tcW w:type="dxa" w:w="3168"/>
-            <w:shd w:fill="F8FAFC"/>
-            <w:tcMar>
-              <w:top w:w="90" w:type="dxa"/>
-              <w:bottom w:w="90" w:type="dxa"/>
-              <w:left w:w="100" w:type="dxa"/>
-              <w:right w:w="100" w:type="dxa"/>
-            </w:tcMar>
-          </w:tcPr>
-          <w:p>
-            <w:pPr>
-              <w:jc w:val="left"/>
-            </w:pPr>
-            <w:r>
-              <w:rPr>
-                <w:rFonts w:ascii="Arial" w:hAnsi="Arial"/>
-                <w:sz w:val="19"/>
-              </w:rPr>
-              <w:t>Provides staff members with real-time operational overview, active machine timers, quick queue metrics, and cashier summary.</w:t>
-            </w:r>
-          </w:p>
-        </w:tc>
-      </w:tr>
-      <w:tr>
-        <w:tc>
-          <w:tcPr>
-            <w:tcW w:type="dxa" w:w="864"/>
-            <w:shd w:fill="FFFFFF"/>
-            <w:tcMar>
-              <w:top w:w="90" w:type="dxa"/>
-              <w:bottom w:w="90" w:type="dxa"/>
-              <w:left w:w="100" w:type="dxa"/>
-              <w:right w:w="100" w:type="dxa"/>
-            </w:tcMar>
-          </w:tcPr>
-          <w:p>
-            <w:pPr>
-              <w:jc w:val="center"/>
-            </w:pPr>
-            <w:r>
-              <w:rPr>
-                <w:rFonts w:ascii="Arial" w:hAnsi="Arial"/>
-                <w:sz w:val="19"/>
-              </w:rPr>
-            </w:r>
-          </w:p>
-        </w:tc>
-        <w:tc>
-          <w:tcPr>
-            <w:tcW w:type="dxa" w:w="864"/>
-            <w:shd w:fill="FFFFFF"/>
-            <w:tcMar>
-              <w:top w:w="90" w:type="dxa"/>
-              <w:bottom w:w="90" w:type="dxa"/>
-              <w:left w:w="100" w:type="dxa"/>
-              <w:right w:w="100" w:type="dxa"/>
-            </w:tcMar>
-          </w:tcPr>
-          <w:p>
-            <w:pPr>
-              <w:jc w:val="center"/>
-            </w:pPr>
-            <w:r>
-              <w:rPr>
-                <w:rFonts w:ascii="Arial" w:hAnsi="Arial"/>
-                <w:sz w:val="19"/>
-              </w:rPr>
-            </w:r>
-          </w:p>
-        </w:tc>
-        <w:tc>
-          <w:tcPr>
-            <w:tcW w:type="dxa" w:w="1152"/>
-            <w:shd w:fill="FFFFFF"/>
-            <w:tcMar>
-              <w:top w:w="90" w:type="dxa"/>
-              <w:bottom w:w="90" w:type="dxa"/>
-              <w:left w:w="100" w:type="dxa"/>
-              <w:right w:w="100" w:type="dxa"/>
-            </w:tcMar>
-          </w:tcPr>
-          <w:p>
-            <w:pPr>
-              <w:jc w:val="center"/>
-            </w:pPr>
-            <w:r>
-              <w:rPr>
-                <w:rFonts w:ascii="Arial" w:hAnsi="Arial"/>
-                <w:b/>
-                <w:color w:val="16A34A"/>
-                <w:sz w:val="19"/>
-              </w:rPr>
-              <w:t>✓</w:t>
-            </w:r>
-          </w:p>
-        </w:tc>
-        <w:tc>
-          <w:tcPr>
-            <w:tcW w:type="dxa" w:w="864"/>
-            <w:shd w:fill="FFFFFF"/>
-            <w:tcMar>
-              <w:top w:w="90" w:type="dxa"/>
-              <w:bottom w:w="90" w:type="dxa"/>
-              <w:left w:w="100" w:type="dxa"/>
-              <w:right w:w="100" w:type="dxa"/>
-            </w:tcMar>
-          </w:tcPr>
-          <w:p>
-            <w:pPr>
-              <w:jc w:val="center"/>
-            </w:pPr>
-            <w:r>
-              <w:rPr>
-                <w:rFonts w:ascii="Arial" w:hAnsi="Arial"/>
-                <w:sz w:val="19"/>
-              </w:rPr>
-            </w:r>
-          </w:p>
-        </w:tc>
-        <w:tc>
-          <w:tcPr>
-            <w:tcW w:type="dxa" w:w="3024"/>
-            <w:shd w:fill="FFFFFF"/>
-            <w:tcMar>
-              <w:top w:w="90" w:type="dxa"/>
-              <w:bottom w:w="90" w:type="dxa"/>
-              <w:left w:w="100" w:type="dxa"/>
-              <w:right w:w="100" w:type="dxa"/>
-            </w:tcMar>
-          </w:tcPr>
-          <w:p>
-            <w:pPr>
-              <w:jc w:val="left"/>
-            </w:pPr>
-            <w:r>
-              <w:rPr>
-                <w:rFonts w:ascii="Arial" w:hAnsi="Arial"/>
-                <w:b/>
-                <w:color w:val="0F172A"/>
-                <w:sz w:val="19"/>
-              </w:rPr>
-              <w:t>Customer Dashboard</w:t>
-            </w:r>
-          </w:p>
-        </w:tc>
-        <w:tc>
-          <w:tcPr>
-            <w:tcW w:type="dxa" w:w="3168"/>
-            <w:shd w:fill="FFFFFF"/>
-            <w:tcMar>
-              <w:top w:w="90" w:type="dxa"/>
-              <w:bottom w:w="90" w:type="dxa"/>
-              <w:left w:w="100" w:type="dxa"/>
-              <w:right w:w="100" w:type="dxa"/>
-            </w:tcMar>
-          </w:tcPr>
-          <w:p>
-            <w:pPr>
-              <w:jc w:val="left"/>
-            </w:pPr>
-            <w:r>
-              <w:rPr>
-                <w:rFonts w:ascii="Arial" w:hAnsi="Arial"/>
-                <w:sz w:val="19"/>
-              </w:rPr>
-              <w:t>Offers customers an interactive dashboard showing live laundry progress, estimated time remaining, machine availability, and active order details.</w:t>
-            </w:r>
-          </w:p>
-        </w:tc>
-      </w:tr>
-      <w:tr>
-        <w:tc>
-          <w:tcPr>
-            <w:tcW w:type="dxa" w:w="864"/>
-            <w:shd w:fill="F8FAFC"/>
-            <w:tcMar>
-              <w:top w:w="90" w:type="dxa"/>
-              <w:bottom w:w="90" w:type="dxa"/>
-              <w:left w:w="100" w:type="dxa"/>
-              <w:right w:w="100" w:type="dxa"/>
-            </w:tcMar>
-          </w:tcPr>
-          <w:p>
-            <w:pPr>
-              <w:jc w:val="center"/>
-            </w:pPr>
-            <w:r>
-              <w:rPr>
-                <w:rFonts w:ascii="Arial" w:hAnsi="Arial"/>
-                <w:sz w:val="19"/>
-              </w:rPr>
-            </w:r>
-          </w:p>
-        </w:tc>
-        <w:tc>
-          <w:tcPr>
-            <w:tcW w:type="dxa" w:w="864"/>
-            <w:shd w:fill="F8FAFC"/>
-            <w:tcMar>
-              <w:top w:w="90" w:type="dxa"/>
-              <w:bottom w:w="90" w:type="dxa"/>
-              <w:left w:w="100" w:type="dxa"/>
-              <w:right w:w="100" w:type="dxa"/>
-            </w:tcMar>
-          </w:tcPr>
-          <w:p>
-            <w:pPr>
-              <w:jc w:val="center"/>
-            </w:pPr>
-            <w:r>
-              <w:rPr>
-                <w:rFonts w:ascii="Arial" w:hAnsi="Arial"/>
-                <w:sz w:val="19"/>
-              </w:rPr>
-            </w:r>
-          </w:p>
-        </w:tc>
-        <w:tc>
-          <w:tcPr>
-            <w:tcW w:type="dxa" w:w="1152"/>
-            <w:shd w:fill="F8FAFC"/>
-            <w:tcMar>
-              <w:top w:w="90" w:type="dxa"/>
-              <w:bottom w:w="90" w:type="dxa"/>
-              <w:left w:w="100" w:type="dxa"/>
-              <w:right w:w="100" w:type="dxa"/>
-            </w:tcMar>
-          </w:tcPr>
-          <w:p>
-            <w:pPr>
-              <w:jc w:val="center"/>
-            </w:pPr>
-            <w:r>
-              <w:rPr>
-                <w:rFonts w:ascii="Arial" w:hAnsi="Arial"/>
-                <w:sz w:val="19"/>
-              </w:rPr>
-            </w:r>
-          </w:p>
-        </w:tc>
-        <w:tc>
-          <w:tcPr>
-            <w:tcW w:type="dxa" w:w="864"/>
-            <w:shd w:fill="F8FAFC"/>
-            <w:tcMar>
-              <w:top w:w="90" w:type="dxa"/>
-              <w:bottom w:w="90" w:type="dxa"/>
-              <w:left w:w="100" w:type="dxa"/>
-              <w:right w:w="100" w:type="dxa"/>
-            </w:tcMar>
-          </w:tcPr>
-          <w:p>
-            <w:pPr>
-              <w:jc w:val="center"/>
-            </w:pPr>
-            <w:r>
-              <w:rPr>
-                <w:rFonts w:ascii="Arial" w:hAnsi="Arial"/>
-                <w:b/>
-                <w:color w:val="16A34A"/>
-                <w:sz w:val="19"/>
-              </w:rPr>
-              <w:t>✓</w:t>
-            </w:r>
-          </w:p>
-        </w:tc>
-        <w:tc>
-          <w:tcPr>
-            <w:tcW w:type="dxa" w:w="3024"/>
-            <w:shd w:fill="F8FAFC"/>
-            <w:tcMar>
-              <w:top w:w="90" w:type="dxa"/>
-              <w:bottom w:w="90" w:type="dxa"/>
-              <w:left w:w="100" w:type="dxa"/>
-              <w:right w:w="100" w:type="dxa"/>
-            </w:tcMar>
-          </w:tcPr>
-          <w:p>
-            <w:pPr>
-              <w:jc w:val="left"/>
-            </w:pPr>
-            <w:r>
-              <w:rPr>
-                <w:rFonts w:ascii="Arial" w:hAnsi="Arial"/>
-                <w:b/>
-                <w:color w:val="0F172A"/>
-                <w:sz w:val="19"/>
-              </w:rPr>
-              <w:t>Rider Logistics Dashboard</w:t>
-            </w:r>
-          </w:p>
-        </w:tc>
-        <w:tc>
-          <w:tcPr>
-            <w:tcW w:type="dxa" w:w="3168"/>
-            <w:shd w:fill="F8FAFC"/>
-            <w:tcMar>
-              <w:top w:w="90" w:type="dxa"/>
-              <w:bottom w:w="90" w:type="dxa"/>
-              <w:left w:w="100" w:type="dxa"/>
-              <w:right w:w="100" w:type="dxa"/>
-            </w:tcMar>
-          </w:tcPr>
-          <w:p>
-            <w:pPr>
-              <w:jc w:val="left"/>
-            </w:pPr>
-            <w:r>
-              <w:rPr>
-                <w:rFonts w:ascii="Arial" w:hAnsi="Arial"/>
-                <w:sz w:val="19"/>
-              </w:rPr>
-              <w:t>Equips riders with a dedicated dispatch console to view assigned pickup requests, delivery tasks, customer addresses, and update order dispatches.</w:t>
-            </w:r>
-          </w:p>
-        </w:tc>
-      </w:tr>
-      <w:tr>
-        <w:tc>
-          <w:tcPr>
-            <w:tcW w:type="dxa" w:w="864"/>
-            <w:shd w:fill="FFFFFF"/>
-            <w:tcMar>
-              <w:top w:w="90" w:type="dxa"/>
-              <w:bottom w:w="90" w:type="dxa"/>
-              <w:left w:w="100" w:type="dxa"/>
-              <w:right w:w="100" w:type="dxa"/>
-            </w:tcMar>
-          </w:tcPr>
-          <w:p>
-            <w:pPr>
-              <w:jc w:val="center"/>
-            </w:pPr>
-            <w:r>
-              <w:rPr>
-                <w:rFonts w:ascii="Arial" w:hAnsi="Arial"/>
-                <w:b/>
-                <w:color w:val="16A34A"/>
-                <w:sz w:val="19"/>
-              </w:rPr>
-              <w:t>✓</w:t>
-            </w:r>
-          </w:p>
-        </w:tc>
-        <w:tc>
-          <w:tcPr>
-            <w:tcW w:type="dxa" w:w="864"/>
-            <w:shd w:fill="FFFFFF"/>
-            <w:tcMar>
-              <w:top w:w="90" w:type="dxa"/>
-              <w:bottom w:w="90" w:type="dxa"/>
-              <w:left w:w="100" w:type="dxa"/>
-              <w:right w:w="100" w:type="dxa"/>
-            </w:tcMar>
-          </w:tcPr>
-          <w:p>
-            <w:pPr>
-              <w:jc w:val="center"/>
-            </w:pPr>
-            <w:r>
-              <w:rPr>
-                <w:rFonts w:ascii="Arial" w:hAnsi="Arial"/>
-                <w:b/>
-                <w:color w:val="16A34A"/>
-                <w:sz w:val="19"/>
-              </w:rPr>
-              <w:t>✓</w:t>
-            </w:r>
-          </w:p>
-        </w:tc>
-        <w:tc>
-          <w:tcPr>
-            <w:tcW w:type="dxa" w:w="1152"/>
-            <w:shd w:fill="FFFFFF"/>
-            <w:tcMar>
-              <w:top w:w="90" w:type="dxa"/>
-              <w:bottom w:w="90" w:type="dxa"/>
-              <w:left w:w="100" w:type="dxa"/>
-              <w:right w:w="100" w:type="dxa"/>
-            </w:tcMar>
-          </w:tcPr>
-          <w:p>
-            <w:pPr>
-              <w:jc w:val="center"/>
-            </w:pPr>
-            <w:r>
-              <w:rPr>
-                <w:rFonts w:ascii="Arial" w:hAnsi="Arial"/>
-                <w:sz w:val="19"/>
-              </w:rPr>
-            </w:r>
-          </w:p>
-        </w:tc>
-        <w:tc>
-          <w:tcPr>
-            <w:tcW w:type="dxa" w:w="864"/>
-            <w:shd w:fill="FFFFFF"/>
-            <w:tcMar>
-              <w:top w:w="90" w:type="dxa"/>
-              <w:bottom w:w="90" w:type="dxa"/>
-              <w:left w:w="100" w:type="dxa"/>
-              <w:right w:w="100" w:type="dxa"/>
-            </w:tcMar>
-          </w:tcPr>
-          <w:p>
-            <w:pPr>
-              <w:jc w:val="center"/>
-            </w:pPr>
-            <w:r>
-              <w:rPr>
-                <w:rFonts w:ascii="Arial" w:hAnsi="Arial"/>
-                <w:sz w:val="19"/>
-              </w:rPr>
-            </w:r>
-          </w:p>
-        </w:tc>
-        <w:tc>
-          <w:tcPr>
-            <w:tcW w:type="dxa" w:w="3024"/>
-            <w:shd w:fill="FFFFFF"/>
-            <w:tcMar>
-              <w:top w:w="90" w:type="dxa"/>
-              <w:bottom w:w="90" w:type="dxa"/>
-              <w:left w:w="100" w:type="dxa"/>
-              <w:right w:w="100" w:type="dxa"/>
-            </w:tcMar>
-          </w:tcPr>
-          <w:p>
-            <w:pPr>
-              <w:jc w:val="left"/>
-            </w:pPr>
-            <w:r>
-              <w:rPr>
-                <w:rFonts w:ascii="Arial" w:hAnsi="Arial"/>
-                <w:b/>
-                <w:color w:val="0F172A"/>
-                <w:sz w:val="19"/>
-              </w:rPr>
-              <w:t>Manage Laundry Orders</w:t>
-            </w:r>
-          </w:p>
-        </w:tc>
-        <w:tc>
-          <w:tcPr>
-            <w:tcW w:type="dxa" w:w="3168"/>
-            <w:shd w:fill="FFFFFF"/>
-            <w:tcMar>
-              <w:top w:w="90" w:type="dxa"/>
-              <w:bottom w:w="90" w:type="dxa"/>
-              <w:left w:w="100" w:type="dxa"/>
-              <w:right w:w="100" w:type="dxa"/>
-            </w:tcMar>
-          </w:tcPr>
-          <w:p>
-            <w:pPr>
-              <w:jc w:val="left"/>
-            </w:pPr>
-            <w:r>
-              <w:rPr>
-                <w:rFonts w:ascii="Arial" w:hAnsi="Arial"/>
-                <w:sz w:val="19"/>
-              </w:rPr>
-              <w:t>Allows viewing and updating laundry order states (Received, Washing, Rinsing, Drying, Ready, Completed), applying brownout extensions, and resetting queues.</w:t>
-            </w:r>
-          </w:p>
-        </w:tc>
-      </w:tr>
-      <w:tr>
-        <w:tc>
-          <w:tcPr>
-            <w:tcW w:type="dxa" w:w="864"/>
-            <w:shd w:fill="F8FAFC"/>
-            <w:tcMar>
-              <w:top w:w="90" w:type="dxa"/>
-              <w:bottom w:w="90" w:type="dxa"/>
-              <w:left w:w="100" w:type="dxa"/>
-              <w:right w:w="100" w:type="dxa"/>
-            </w:tcMar>
-          </w:tcPr>
-          <w:p>
-            <w:pPr>
-              <w:jc w:val="center"/>
-            </w:pPr>
-            <w:r>
-              <w:rPr>
-                <w:rFonts w:ascii="Arial" w:hAnsi="Arial"/>
-                <w:sz w:val="19"/>
-              </w:rPr>
-            </w:r>
-          </w:p>
-        </w:tc>
-        <w:tc>
-          <w:tcPr>
-            <w:tcW w:type="dxa" w:w="864"/>
-            <w:shd w:fill="F8FAFC"/>
-            <w:tcMar>
-              <w:top w:w="90" w:type="dxa"/>
-              <w:bottom w:w="90" w:type="dxa"/>
-              <w:left w:w="100" w:type="dxa"/>
-              <w:right w:w="100" w:type="dxa"/>
-            </w:tcMar>
-          </w:tcPr>
-          <w:p>
-            <w:pPr>
-              <w:jc w:val="center"/>
-            </w:pPr>
-            <w:r>
-              <w:rPr>
-                <w:rFonts w:ascii="Arial" w:hAnsi="Arial"/>
-                <w:b/>
-                <w:color w:val="16A34A"/>
-                <w:sz w:val="19"/>
-              </w:rPr>
-              <w:t>✓</w:t>
-            </w:r>
-          </w:p>
-        </w:tc>
-        <w:tc>
-          <w:tcPr>
-            <w:tcW w:type="dxa" w:w="1152"/>
-            <w:shd w:fill="F8FAFC"/>
-            <w:tcMar>
-              <w:top w:w="90" w:type="dxa"/>
-              <w:bottom w:w="90" w:type="dxa"/>
-              <w:left w:w="100" w:type="dxa"/>
-              <w:right w:w="100" w:type="dxa"/>
-            </w:tcMar>
-          </w:tcPr>
-          <w:p>
-            <w:pPr>
-              <w:jc w:val="center"/>
-            </w:pPr>
-            <w:r>
-              <w:rPr>
-                <w:rFonts w:ascii="Arial" w:hAnsi="Arial"/>
-                <w:b/>
-                <w:color w:val="16A34A"/>
-                <w:sz w:val="19"/>
-              </w:rPr>
-              <w:t>✓</w:t>
-            </w:r>
-          </w:p>
-        </w:tc>
-        <w:tc>
-          <w:tcPr>
-            <w:tcW w:type="dxa" w:w="864"/>
-            <w:shd w:fill="F8FAFC"/>
-            <w:tcMar>
-              <w:top w:w="90" w:type="dxa"/>
-              <w:bottom w:w="90" w:type="dxa"/>
-              <w:left w:w="100" w:type="dxa"/>
-              <w:right w:w="100" w:type="dxa"/>
-            </w:tcMar>
-          </w:tcPr>
-          <w:p>
-            <w:pPr>
-              <w:jc w:val="center"/>
-            </w:pPr>
-            <w:r>
-              <w:rPr>
-                <w:rFonts w:ascii="Arial" w:hAnsi="Arial"/>
-                <w:sz w:val="19"/>
-              </w:rPr>
-            </w:r>
-          </w:p>
-        </w:tc>
-        <w:tc>
-          <w:tcPr>
-            <w:tcW w:type="dxa" w:w="3024"/>
-            <w:shd w:fill="F8FAFC"/>
-            <w:tcMar>
-              <w:top w:w="90" w:type="dxa"/>
-              <w:bottom w:w="90" w:type="dxa"/>
-              <w:left w:w="100" w:type="dxa"/>
-              <w:right w:w="100" w:type="dxa"/>
-            </w:tcMar>
-          </w:tcPr>
-          <w:p>
-            <w:pPr>
-              <w:jc w:val="left"/>
-            </w:pPr>
-            <w:r>
-              <w:rPr>
-                <w:rFonts w:ascii="Arial" w:hAnsi="Arial"/>
-                <w:b/>
-                <w:color w:val="0F172A"/>
-                <w:sz w:val="19"/>
-              </w:rPr>
-              <w:t>Book New Laundry Order</w:t>
-            </w:r>
-          </w:p>
-        </w:tc>
-        <w:tc>
-          <w:tcPr>
-            <w:tcW w:type="dxa" w:w="3168"/>
-            <w:shd w:fill="F8FAFC"/>
-            <w:tcMar>
-              <w:top w:w="90" w:type="dxa"/>
-              <w:bottom w:w="90" w:type="dxa"/>
-              <w:left w:w="100" w:type="dxa"/>
-              <w:right w:w="100" w:type="dxa"/>
-            </w:tcMar>
-          </w:tcPr>
-          <w:p>
-            <w:pPr>
-              <w:jc w:val="left"/>
-            </w:pPr>
-            <w:r>
-              <w:rPr>
-                <w:rFonts w:ascii="Arial" w:hAnsi="Arial"/>
-                <w:sz w:val="19"/>
-              </w:rPr>
-              <w:t>Interface for submitting new laundry service requests, selecting wash/dry options, choosing service types (Drop-off or Pickup &amp; Delivery), and calculating total cost.</w:t>
-            </w:r>
-          </w:p>
-        </w:tc>
-      </w:tr>
-      <w:tr>
-        <w:tc>
-          <w:tcPr>
-            <w:tcW w:type="dxa" w:w="864"/>
-            <w:shd w:fill="FFFFFF"/>
-            <w:tcMar>
-              <w:top w:w="90" w:type="dxa"/>
-              <w:bottom w:w="90" w:type="dxa"/>
-              <w:left w:w="100" w:type="dxa"/>
-              <w:right w:w="100" w:type="dxa"/>
-            </w:tcMar>
-          </w:tcPr>
-          <w:p>
-            <w:pPr>
-              <w:jc w:val="center"/>
-            </w:pPr>
-            <w:r>
-              <w:rPr>
-                <w:rFonts w:ascii="Arial" w:hAnsi="Arial"/>
-                <w:b/>
-                <w:color w:val="16A34A"/>
-                <w:sz w:val="19"/>
-              </w:rPr>
-              <w:t>✓</w:t>
-            </w:r>
-          </w:p>
-        </w:tc>
-        <w:tc>
-          <w:tcPr>
-            <w:tcW w:type="dxa" w:w="864"/>
-            <w:shd w:fill="FFFFFF"/>
-            <w:tcMar>
-              <w:top w:w="90" w:type="dxa"/>
-              <w:bottom w:w="90" w:type="dxa"/>
-              <w:left w:w="100" w:type="dxa"/>
-              <w:right w:w="100" w:type="dxa"/>
-            </w:tcMar>
-          </w:tcPr>
-          <w:p>
-            <w:pPr>
-              <w:jc w:val="center"/>
-            </w:pPr>
-            <w:r>
-              <w:rPr>
-                <w:rFonts w:ascii="Arial" w:hAnsi="Arial"/>
-                <w:b/>
-                <w:color w:val="16A34A"/>
-                <w:sz w:val="19"/>
-              </w:rPr>
-              <w:t>✓</w:t>
-            </w:r>
-          </w:p>
-        </w:tc>
-        <w:tc>
-          <w:tcPr>
-            <w:tcW w:type="dxa" w:w="1152"/>
-            <w:shd w:fill="FFFFFF"/>
-            <w:tcMar>
-              <w:top w:w="90" w:type="dxa"/>
-              <w:bottom w:w="90" w:type="dxa"/>
-              <w:left w:w="100" w:type="dxa"/>
-              <w:right w:w="100" w:type="dxa"/>
-            </w:tcMar>
-          </w:tcPr>
-          <w:p>
-            <w:pPr>
-              <w:jc w:val="center"/>
-            </w:pPr>
-            <w:r>
-              <w:rPr>
-                <w:rFonts w:ascii="Arial" w:hAnsi="Arial"/>
-                <w:sz w:val="19"/>
-              </w:rPr>
-            </w:r>
-          </w:p>
-        </w:tc>
-        <w:tc>
-          <w:tcPr>
-            <w:tcW w:type="dxa" w:w="864"/>
-            <w:shd w:fill="FFFFFF"/>
-            <w:tcMar>
-              <w:top w:w="90" w:type="dxa"/>
-              <w:bottom w:w="90" w:type="dxa"/>
-              <w:left w:w="100" w:type="dxa"/>
-              <w:right w:w="100" w:type="dxa"/>
-            </w:tcMar>
-          </w:tcPr>
-          <w:p>
-            <w:pPr>
-              <w:jc w:val="center"/>
-            </w:pPr>
-            <w:r>
-              <w:rPr>
-                <w:rFonts w:ascii="Arial" w:hAnsi="Arial"/>
-                <w:sz w:val="19"/>
-              </w:rPr>
-            </w:r>
-          </w:p>
-        </w:tc>
-        <w:tc>
-          <w:tcPr>
-            <w:tcW w:type="dxa" w:w="3024"/>
-            <w:shd w:fill="FFFFFF"/>
-            <w:tcMar>
-              <w:top w:w="90" w:type="dxa"/>
-              <w:bottom w:w="90" w:type="dxa"/>
-              <w:left w:w="100" w:type="dxa"/>
-              <w:right w:w="100" w:type="dxa"/>
-            </w:tcMar>
-          </w:tcPr>
-          <w:p>
-            <w:pPr>
-              <w:jc w:val="left"/>
-            </w:pPr>
-            <w:r>
-              <w:rPr>
-                <w:rFonts w:ascii="Arial" w:hAnsi="Arial"/>
-                <w:b/>
-                <w:color w:val="0F172A"/>
-                <w:sz w:val="19"/>
-              </w:rPr>
-              <w:t>Manage Machines</w:t>
-            </w:r>
-          </w:p>
-        </w:tc>
-        <w:tc>
-          <w:tcPr>
-            <w:tcW w:type="dxa" w:w="3168"/>
-            <w:shd w:fill="FFFFFF"/>
-            <w:tcMar>
-              <w:top w:w="90" w:type="dxa"/>
-              <w:bottom w:w="90" w:type="dxa"/>
-              <w:left w:w="100" w:type="dxa"/>
-              <w:right w:w="100" w:type="dxa"/>
-            </w:tcMar>
-          </w:tcPr>
-          <w:p>
-            <w:pPr>
-              <w:jc w:val="left"/>
-            </w:pPr>
-            <w:r>
-              <w:rPr>
-                <w:rFonts w:ascii="Arial" w:hAnsi="Arial"/>
-                <w:sz w:val="19"/>
-              </w:rPr>
-              <w:t>Interface to monitor, add, edit, or update washing machines and dryers operational status (Idle, Washing, Drying, Out of Service).</w:t>
-            </w:r>
-          </w:p>
-        </w:tc>
-      </w:tr>
-      <w:tr>
-        <w:tc>
-          <w:tcPr>
-            <w:tcW w:type="dxa" w:w="864"/>
-            <w:shd w:fill="F8FAFC"/>
-            <w:tcMar>
-              <w:top w:w="90" w:type="dxa"/>
-              <w:bottom w:w="90" w:type="dxa"/>
-              <w:left w:w="100" w:type="dxa"/>
-              <w:right w:w="100" w:type="dxa"/>
-            </w:tcMar>
-          </w:tcPr>
-          <w:p>
-            <w:pPr>
-              <w:jc w:val="center"/>
-            </w:pPr>
-            <w:r>
-              <w:rPr>
-                <w:rFonts w:ascii="Arial" w:hAnsi="Arial"/>
-                <w:b/>
-                <w:color w:val="16A34A"/>
-                <w:sz w:val="19"/>
-              </w:rPr>
-              <w:t>✓</w:t>
-            </w:r>
-          </w:p>
-        </w:tc>
-        <w:tc>
-          <w:tcPr>
-            <w:tcW w:type="dxa" w:w="864"/>
-            <w:shd w:fill="F8FAFC"/>
-            <w:tcMar>
-              <w:top w:w="90" w:type="dxa"/>
-              <w:bottom w:w="90" w:type="dxa"/>
-              <w:left w:w="100" w:type="dxa"/>
-              <w:right w:w="100" w:type="dxa"/>
-            </w:tcMar>
-          </w:tcPr>
-          <w:p>
-            <w:pPr>
-              <w:jc w:val="center"/>
-            </w:pPr>
-            <w:r>
-              <w:rPr>
-                <w:rFonts w:ascii="Arial" w:hAnsi="Arial"/>
-                <w:sz w:val="19"/>
-              </w:rPr>
-            </w:r>
-          </w:p>
-        </w:tc>
-        <w:tc>
-          <w:tcPr>
-            <w:tcW w:type="dxa" w:w="1152"/>
-            <w:shd w:fill="F8FAFC"/>
-            <w:tcMar>
-              <w:top w:w="90" w:type="dxa"/>
-              <w:bottom w:w="90" w:type="dxa"/>
-              <w:left w:w="100" w:type="dxa"/>
-              <w:right w:w="100" w:type="dxa"/>
-            </w:tcMar>
-          </w:tcPr>
-          <w:p>
-            <w:pPr>
-              <w:jc w:val="center"/>
-            </w:pPr>
-            <w:r>
-              <w:rPr>
-                <w:rFonts w:ascii="Arial" w:hAnsi="Arial"/>
-                <w:sz w:val="19"/>
-              </w:rPr>
-            </w:r>
-          </w:p>
-        </w:tc>
-        <w:tc>
-          <w:tcPr>
-            <w:tcW w:type="dxa" w:w="864"/>
-            <w:shd w:fill="F8FAFC"/>
-            <w:tcMar>
-              <w:top w:w="90" w:type="dxa"/>
-              <w:bottom w:w="90" w:type="dxa"/>
-              <w:left w:w="100" w:type="dxa"/>
-              <w:right w:w="100" w:type="dxa"/>
-            </w:tcMar>
-          </w:tcPr>
-          <w:p>
-            <w:pPr>
-              <w:jc w:val="center"/>
-            </w:pPr>
-            <w:r>
-              <w:rPr>
-                <w:rFonts w:ascii="Arial" w:hAnsi="Arial"/>
-                <w:sz w:val="19"/>
-              </w:rPr>
-            </w:r>
-          </w:p>
-        </w:tc>
-        <w:tc>
-          <w:tcPr>
-            <w:tcW w:type="dxa" w:w="3024"/>
-            <w:shd w:fill="F8FAFC"/>
-            <w:tcMar>
-              <w:top w:w="90" w:type="dxa"/>
-              <w:bottom w:w="90" w:type="dxa"/>
-              <w:left w:w="100" w:type="dxa"/>
-              <w:right w:w="100" w:type="dxa"/>
-            </w:tcMar>
-          </w:tcPr>
-          <w:p>
-            <w:pPr>
-              <w:jc w:val="left"/>
-            </w:pPr>
-            <w:r>
-              <w:rPr>
-                <w:rFonts w:ascii="Arial" w:hAnsi="Arial"/>
-                <w:b/>
-                <w:color w:val="0F172A"/>
-                <w:sz w:val="19"/>
-              </w:rPr>
-              <w:t>Services &amp; Pricing Management</w:t>
-            </w:r>
-          </w:p>
-        </w:tc>
-        <w:tc>
-          <w:tcPr>
-            <w:tcW w:type="dxa" w:w="3168"/>
-            <w:shd w:fill="F8FAFC"/>
-            <w:tcMar>
-              <w:top w:w="90" w:type="dxa"/>
-              <w:bottom w:w="90" w:type="dxa"/>
-              <w:left w:w="100" w:type="dxa"/>
-              <w:right w:w="100" w:type="dxa"/>
-            </w:tcMar>
-          </w:tcPr>
-          <w:p>
-            <w:pPr>
-              <w:jc w:val="left"/>
-            </w:pPr>
-            <w:r>
-              <w:rPr>
-                <w:rFonts w:ascii="Arial" w:hAnsi="Arial"/>
-                <w:sz w:val="19"/>
-              </w:rPr>
-              <w:t>Management interface for defining laundry services, setting per-kg pricing, special add-ons, and enabling/disabling service options.</w:t>
-            </w:r>
-          </w:p>
-        </w:tc>
-      </w:tr>
-      <w:tr>
-        <w:tc>
-          <w:tcPr>
-            <w:tcW w:type="dxa" w:w="864"/>
-            <w:shd w:fill="FFFFFF"/>
-            <w:tcMar>
-              <w:top w:w="90" w:type="dxa"/>
-              <w:bottom w:w="90" w:type="dxa"/>
-              <w:left w:w="100" w:type="dxa"/>
-              <w:right w:w="100" w:type="dxa"/>
-            </w:tcMar>
-          </w:tcPr>
-          <w:p>
-            <w:pPr>
-              <w:jc w:val="center"/>
-            </w:pPr>
-            <w:r>
-              <w:rPr>
-                <w:rFonts w:ascii="Arial" w:hAnsi="Arial"/>
-                <w:b/>
-                <w:color w:val="16A34A"/>
-                <w:sz w:val="19"/>
-              </w:rPr>
-              <w:t>✓</w:t>
-            </w:r>
-          </w:p>
-        </w:tc>
-        <w:tc>
-          <w:tcPr>
-            <w:tcW w:type="dxa" w:w="864"/>
-            <w:shd w:fill="FFFFFF"/>
-            <w:tcMar>
-              <w:top w:w="90" w:type="dxa"/>
-              <w:bottom w:w="90" w:type="dxa"/>
-              <w:left w:w="100" w:type="dxa"/>
-              <w:right w:w="100" w:type="dxa"/>
-            </w:tcMar>
-          </w:tcPr>
-          <w:p>
-            <w:pPr>
-              <w:jc w:val="center"/>
-            </w:pPr>
-            <w:r>
-              <w:rPr>
-                <w:rFonts w:ascii="Arial" w:hAnsi="Arial"/>
-                <w:sz w:val="19"/>
-              </w:rPr>
-            </w:r>
-          </w:p>
-        </w:tc>
-        <w:tc>
-          <w:tcPr>
-            <w:tcW w:type="dxa" w:w="1152"/>
-            <w:shd w:fill="FFFFFF"/>
-            <w:tcMar>
-              <w:top w:w="90" w:type="dxa"/>
-              <w:bottom w:w="90" w:type="dxa"/>
-              <w:left w:w="100" w:type="dxa"/>
-              <w:right w:w="100" w:type="dxa"/>
-            </w:tcMar>
-          </w:tcPr>
-          <w:p>
-            <w:pPr>
-              <w:jc w:val="center"/>
-            </w:pPr>
-            <w:r>
-              <w:rPr>
-                <w:rFonts w:ascii="Arial" w:hAnsi="Arial"/>
-                <w:sz w:val="19"/>
-              </w:rPr>
-            </w:r>
-          </w:p>
-        </w:tc>
-        <w:tc>
-          <w:tcPr>
-            <w:tcW w:type="dxa" w:w="864"/>
-            <w:shd w:fill="FFFFFF"/>
-            <w:tcMar>
-              <w:top w:w="90" w:type="dxa"/>
-              <w:bottom w:w="90" w:type="dxa"/>
-              <w:left w:w="100" w:type="dxa"/>
-              <w:right w:w="100" w:type="dxa"/>
-            </w:tcMar>
-          </w:tcPr>
-          <w:p>
-            <w:pPr>
-              <w:jc w:val="center"/>
-            </w:pPr>
-            <w:r>
-              <w:rPr>
-                <w:rFonts w:ascii="Arial" w:hAnsi="Arial"/>
-                <w:sz w:val="19"/>
-              </w:rPr>
-            </w:r>
-          </w:p>
-        </w:tc>
-        <w:tc>
-          <w:tcPr>
-            <w:tcW w:type="dxa" w:w="3024"/>
-            <w:shd w:fill="FFFFFF"/>
-            <w:tcMar>
-              <w:top w:w="90" w:type="dxa"/>
-              <w:bottom w:w="90" w:type="dxa"/>
-              <w:left w:w="100" w:type="dxa"/>
-              <w:right w:w="100" w:type="dxa"/>
-            </w:tcMar>
-          </w:tcPr>
-          <w:p>
-            <w:pPr>
-              <w:jc w:val="left"/>
-            </w:pPr>
-            <w:r>
-              <w:rPr>
-                <w:rFonts w:ascii="Arial" w:hAnsi="Arial"/>
-                <w:b/>
-                <w:color w:val="0F172A"/>
-                <w:sz w:val="19"/>
-              </w:rPr>
-              <w:t>Manage Users &amp; Loyalty Stamps</w:t>
-            </w:r>
-          </w:p>
-        </w:tc>
-        <w:tc>
-          <w:tcPr>
-            <w:tcW w:type="dxa" w:w="3168"/>
-            <w:shd w:fill="FFFFFF"/>
-            <w:tcMar>
-              <w:top w:w="90" w:type="dxa"/>
-              <w:bottom w:w="90" w:type="dxa"/>
-              <w:left w:w="100" w:type="dxa"/>
-              <w:right w:w="100" w:type="dxa"/>
-            </w:tcMar>
-          </w:tcPr>
-          <w:p>
-            <w:pPr>
-              <w:jc w:val="left"/>
-            </w:pPr>
-            <w:r>
-              <w:rPr>
-                <w:rFonts w:ascii="Arial" w:hAnsi="Arial"/>
-                <w:sz w:val="19"/>
-              </w:rPr>
-              <w:t>Admin control center to manage user accounts (Admin, Staff, Customer, Driver), change user roles, and adjust customer loyalty stamps.</w:t>
-            </w:r>
-          </w:p>
-        </w:tc>
-      </w:tr>
-      <w:tr>
-        <w:tc>
-          <w:tcPr>
-            <w:tcW w:type="dxa" w:w="864"/>
-            <w:shd w:fill="F8FAFC"/>
-            <w:tcMar>
-              <w:top w:w="90" w:type="dxa"/>
-              <w:bottom w:w="90" w:type="dxa"/>
-              <w:left w:w="100" w:type="dxa"/>
-              <w:right w:w="100" w:type="dxa"/>
-            </w:tcMar>
-          </w:tcPr>
-          <w:p>
-            <w:pPr>
-              <w:jc w:val="center"/>
-            </w:pPr>
-            <w:r>
-              <w:rPr>
-                <w:rFonts w:ascii="Arial" w:hAnsi="Arial"/>
-                <w:sz w:val="19"/>
-              </w:rPr>
-            </w:r>
-          </w:p>
-        </w:tc>
-        <w:tc>
-          <w:tcPr>
-            <w:tcW w:type="dxa" w:w="864"/>
-            <w:shd w:fill="F8FAFC"/>
-            <w:tcMar>
-              <w:top w:w="90" w:type="dxa"/>
-              <w:bottom w:w="90" w:type="dxa"/>
-              <w:left w:w="100" w:type="dxa"/>
-              <w:right w:w="100" w:type="dxa"/>
-            </w:tcMar>
-          </w:tcPr>
-          <w:p>
-            <w:pPr>
-              <w:jc w:val="center"/>
-            </w:pPr>
-            <w:r>
-              <w:rPr>
-                <w:rFonts w:ascii="Arial" w:hAnsi="Arial"/>
-                <w:sz w:val="19"/>
-              </w:rPr>
-            </w:r>
-          </w:p>
-        </w:tc>
-        <w:tc>
-          <w:tcPr>
-            <w:tcW w:type="dxa" w:w="1152"/>
-            <w:shd w:fill="F8FAFC"/>
-            <w:tcMar>
-              <w:top w:w="90" w:type="dxa"/>
-              <w:bottom w:w="90" w:type="dxa"/>
-              <w:left w:w="100" w:type="dxa"/>
-              <w:right w:w="100" w:type="dxa"/>
-            </w:tcMar>
-          </w:tcPr>
-          <w:p>
-            <w:pPr>
-              <w:jc w:val="center"/>
-            </w:pPr>
-            <w:r>
-              <w:rPr>
-                <w:rFonts w:ascii="Arial" w:hAnsi="Arial"/>
-                <w:b/>
-                <w:color w:val="16A34A"/>
-                <w:sz w:val="19"/>
-              </w:rPr>
-              <w:t>✓</w:t>
-            </w:r>
-          </w:p>
-        </w:tc>
-        <w:tc>
-          <w:tcPr>
-            <w:tcW w:type="dxa" w:w="864"/>
-            <w:shd w:fill="F8FAFC"/>
-            <w:tcMar>
-              <w:top w:w="90" w:type="dxa"/>
-              <w:bottom w:w="90" w:type="dxa"/>
-              <w:left w:w="100" w:type="dxa"/>
-              <w:right w:w="100" w:type="dxa"/>
-            </w:tcMar>
-          </w:tcPr>
-          <w:p>
-            <w:pPr>
-              <w:jc w:val="center"/>
-            </w:pPr>
-            <w:r>
-              <w:rPr>
-                <w:rFonts w:ascii="Arial" w:hAnsi="Arial"/>
-                <w:sz w:val="19"/>
-              </w:rPr>
-            </w:r>
-          </w:p>
-        </w:tc>
-        <w:tc>
-          <w:tcPr>
-            <w:tcW w:type="dxa" w:w="3024"/>
-            <w:shd w:fill="F8FAFC"/>
-            <w:tcMar>
-              <w:top w:w="90" w:type="dxa"/>
-              <w:bottom w:w="90" w:type="dxa"/>
-              <w:left w:w="100" w:type="dxa"/>
-              <w:right w:w="100" w:type="dxa"/>
-            </w:tcMar>
-          </w:tcPr>
-          <w:p>
-            <w:pPr>
-              <w:jc w:val="left"/>
-            </w:pPr>
-            <w:r>
-              <w:rPr>
-                <w:rFonts w:ascii="Arial" w:hAnsi="Arial"/>
-                <w:b/>
-                <w:color w:val="0F172A"/>
-                <w:sz w:val="19"/>
-              </w:rPr>
-              <w:t>My Order History &amp; Receipts</w:t>
-            </w:r>
-          </w:p>
-        </w:tc>
-        <w:tc>
-          <w:tcPr>
-            <w:tcW w:type="dxa" w:w="3168"/>
-            <w:shd w:fill="F8FAFC"/>
-            <w:tcMar>
-              <w:top w:w="90" w:type="dxa"/>
-              <w:bottom w:w="90" w:type="dxa"/>
-              <w:left w:w="100" w:type="dxa"/>
-              <w:right w:w="100" w:type="dxa"/>
-            </w:tcMar>
-          </w:tcPr>
-          <w:p>
-            <w:pPr>
-              <w:jc w:val="left"/>
-            </w:pPr>
-            <w:r>
-              <w:rPr>
-                <w:rFonts w:ascii="Arial" w:hAnsi="Arial"/>
-                <w:sz w:val="19"/>
-              </w:rPr>
-              <w:t>Allows customers to track all past and active laundry transactions, view digital itemized receipts, and download/print transaction records.</w:t>
-            </w:r>
-          </w:p>
-        </w:tc>
-      </w:tr>
-      <w:tr>
-        <w:tc>
-          <w:tcPr>
-            <w:tcW w:type="dxa" w:w="864"/>
-            <w:shd w:fill="FFFFFF"/>
-            <w:tcMar>
-              <w:top w:w="90" w:type="dxa"/>
-              <w:bottom w:w="90" w:type="dxa"/>
-              <w:left w:w="100" w:type="dxa"/>
-              <w:right w:w="100" w:type="dxa"/>
-            </w:tcMar>
-          </w:tcPr>
-          <w:p>
-            <w:pPr>
-              <w:jc w:val="center"/>
-            </w:pPr>
-            <w:r>
-              <w:rPr>
-                <w:rFonts w:ascii="Arial" w:hAnsi="Arial"/>
-                <w:sz w:val="19"/>
-              </w:rPr>
-            </w:r>
-          </w:p>
-        </w:tc>
-        <w:tc>
-          <w:tcPr>
-            <w:tcW w:type="dxa" w:w="864"/>
-            <w:shd w:fill="FFFFFF"/>
-            <w:tcMar>
-              <w:top w:w="90" w:type="dxa"/>
-              <w:bottom w:w="90" w:type="dxa"/>
-              <w:left w:w="100" w:type="dxa"/>
-              <w:right w:w="100" w:type="dxa"/>
-            </w:tcMar>
-          </w:tcPr>
-          <w:p>
-            <w:pPr>
-              <w:jc w:val="center"/>
-            </w:pPr>
-            <w:r>
-              <w:rPr>
-                <w:rFonts w:ascii="Arial" w:hAnsi="Arial"/>
-                <w:sz w:val="19"/>
-              </w:rPr>
-            </w:r>
-          </w:p>
-        </w:tc>
-        <w:tc>
-          <w:tcPr>
-            <w:tcW w:type="dxa" w:w="1152"/>
-            <w:shd w:fill="FFFFFF"/>
-            <w:tcMar>
-              <w:top w:w="90" w:type="dxa"/>
-              <w:bottom w:w="90" w:type="dxa"/>
-              <w:left w:w="100" w:type="dxa"/>
-              <w:right w:w="100" w:type="dxa"/>
-            </w:tcMar>
-          </w:tcPr>
-          <w:p>
-            <w:pPr>
-              <w:jc w:val="center"/>
-            </w:pPr>
-            <w:r>
-              <w:rPr>
-                <w:rFonts w:ascii="Arial" w:hAnsi="Arial"/>
-                <w:b/>
-                <w:color w:val="16A34A"/>
-                <w:sz w:val="19"/>
-              </w:rPr>
-              <w:t>✓</w:t>
-            </w:r>
-          </w:p>
-        </w:tc>
-        <w:tc>
-          <w:tcPr>
-            <w:tcW w:type="dxa" w:w="864"/>
-            <w:shd w:fill="FFFFFF"/>
-            <w:tcMar>
-              <w:top w:w="90" w:type="dxa"/>
-              <w:bottom w:w="90" w:type="dxa"/>
-              <w:left w:w="100" w:type="dxa"/>
-              <w:right w:w="100" w:type="dxa"/>
-            </w:tcMar>
-          </w:tcPr>
-          <w:p>
-            <w:pPr>
-              <w:jc w:val="center"/>
-            </w:pPr>
-            <w:r>
-              <w:rPr>
-                <w:rFonts w:ascii="Arial" w:hAnsi="Arial"/>
-                <w:sz w:val="19"/>
-              </w:rPr>
-            </w:r>
-          </w:p>
-        </w:tc>
-        <w:tc>
-          <w:tcPr>
-            <w:tcW w:type="dxa" w:w="3024"/>
-            <w:shd w:fill="FFFFFF"/>
-            <w:tcMar>
-              <w:top w:w="90" w:type="dxa"/>
-              <w:bottom w:w="90" w:type="dxa"/>
-              <w:left w:w="100" w:type="dxa"/>
-              <w:right w:w="100" w:type="dxa"/>
-            </w:tcMar>
-          </w:tcPr>
-          <w:p>
-            <w:pPr>
-              <w:jc w:val="left"/>
-            </w:pPr>
-            <w:r>
-              <w:rPr>
-                <w:rFonts w:ascii="Arial" w:hAnsi="Arial"/>
-                <w:b/>
-                <w:color w:val="0F172A"/>
-                <w:sz w:val="19"/>
-              </w:rPr>
-              <w:t>Frequent User Loyalty Card</w:t>
-            </w:r>
-          </w:p>
-        </w:tc>
-        <w:tc>
-          <w:tcPr>
-            <w:tcW w:type="dxa" w:w="3168"/>
-            <w:shd w:fill="FFFFFF"/>
-            <w:tcMar>
-              <w:top w:w="90" w:type="dxa"/>
-              <w:bottom w:w="90" w:type="dxa"/>
-              <w:left w:w="100" w:type="dxa"/>
-              <w:right w:w="100" w:type="dxa"/>
-            </w:tcMar>
-          </w:tcPr>
-          <w:p>
-            <w:pPr>
-              <w:jc w:val="left"/>
-            </w:pPr>
-            <w:r>
-              <w:rPr>
-                <w:rFonts w:ascii="Arial" w:hAnsi="Arial"/>
-                <w:sz w:val="19"/>
-              </w:rPr>
-              <w:t>Digital 12-stamp card tracking customer repeat visits, displaying earned reward stamps and progress toward free wash discounts.</w:t>
-            </w:r>
-          </w:p>
-        </w:tc>
-      </w:tr>
-      <w:tr>
-        <w:tc>
-          <w:tcPr>
-            <w:tcW w:type="dxa" w:w="864"/>
-            <w:shd w:fill="F8FAFC"/>
-            <w:tcMar>
-              <w:top w:w="90" w:type="dxa"/>
-              <w:bottom w:w="90" w:type="dxa"/>
-              <w:left w:w="100" w:type="dxa"/>
-              <w:right w:w="100" w:type="dxa"/>
-            </w:tcMar>
-          </w:tcPr>
-          <w:p>
-            <w:pPr>
-              <w:jc w:val="center"/>
-            </w:pPr>
-            <w:r>
-              <w:rPr>
-                <w:rFonts w:ascii="Arial" w:hAnsi="Arial"/>
-                <w:b/>
-                <w:color w:val="16A34A"/>
-                <w:sz w:val="19"/>
-              </w:rPr>
-              <w:t>✓</w:t>
-            </w:r>
-          </w:p>
-        </w:tc>
-        <w:tc>
-          <w:tcPr>
-            <w:tcW w:type="dxa" w:w="864"/>
-            <w:shd w:fill="F8FAFC"/>
-            <w:tcMar>
-              <w:top w:w="90" w:type="dxa"/>
-              <w:bottom w:w="90" w:type="dxa"/>
-              <w:left w:w="100" w:type="dxa"/>
-              <w:right w:w="100" w:type="dxa"/>
-            </w:tcMar>
-          </w:tcPr>
-          <w:p>
-            <w:pPr>
-              <w:jc w:val="center"/>
-            </w:pPr>
-            <w:r>
-              <w:rPr>
-                <w:rFonts w:ascii="Arial" w:hAnsi="Arial"/>
-                <w:sz w:val="19"/>
-              </w:rPr>
-            </w:r>
-          </w:p>
-        </w:tc>
-        <w:tc>
-          <w:tcPr>
-            <w:tcW w:type="dxa" w:w="1152"/>
-            <w:shd w:fill="F8FAFC"/>
-            <w:tcMar>
-              <w:top w:w="90" w:type="dxa"/>
-              <w:bottom w:w="90" w:type="dxa"/>
-              <w:left w:w="100" w:type="dxa"/>
-              <w:right w:w="100" w:type="dxa"/>
-            </w:tcMar>
-          </w:tcPr>
-          <w:p>
-            <w:pPr>
-              <w:jc w:val="center"/>
-            </w:pPr>
-            <w:r>
-              <w:rPr>
-                <w:rFonts w:ascii="Arial" w:hAnsi="Arial"/>
-                <w:sz w:val="19"/>
-              </w:rPr>
-            </w:r>
-          </w:p>
-        </w:tc>
-        <w:tc>
-          <w:tcPr>
-            <w:tcW w:type="dxa" w:w="864"/>
-            <w:shd w:fill="F8FAFC"/>
-            <w:tcMar>
-              <w:top w:w="90" w:type="dxa"/>
-              <w:bottom w:w="90" w:type="dxa"/>
-              <w:left w:w="100" w:type="dxa"/>
-              <w:right w:w="100" w:type="dxa"/>
-            </w:tcMar>
-          </w:tcPr>
-          <w:p>
-            <w:pPr>
-              <w:jc w:val="center"/>
-            </w:pPr>
-            <w:r>
-              <w:rPr>
-                <w:rFonts w:ascii="Arial" w:hAnsi="Arial"/>
-                <w:sz w:val="19"/>
-              </w:rPr>
-            </w:r>
-          </w:p>
-        </w:tc>
-        <w:tc>
-          <w:tcPr>
-            <w:tcW w:type="dxa" w:w="3024"/>
-            <w:shd w:fill="F8FAFC"/>
-            <w:tcMar>
-              <w:top w:w="90" w:type="dxa"/>
-              <w:bottom w:w="90" w:type="dxa"/>
-              <w:left w:w="100" w:type="dxa"/>
-              <w:right w:w="100" w:type="dxa"/>
-            </w:tcMar>
-          </w:tcPr>
-          <w:p>
-            <w:pPr>
-              <w:jc w:val="left"/>
-            </w:pPr>
-            <w:r>
-              <w:rPr>
-                <w:rFonts w:ascii="Arial" w:hAnsi="Arial"/>
-                <w:b/>
-                <w:color w:val="0F172A"/>
-                <w:sz w:val="19"/>
-              </w:rPr>
-              <w:t>Live SMS Outbox</w:t>
-            </w:r>
-          </w:p>
-        </w:tc>
-        <w:tc>
-          <w:tcPr>
-            <w:tcW w:type="dxa" w:w="3168"/>
-            <w:shd w:fill="F8FAFC"/>
-            <w:tcMar>
-              <w:top w:w="90" w:type="dxa"/>
-              <w:bottom w:w="90" w:type="dxa"/>
-              <w:left w:w="100" w:type="dxa"/>
-              <w:right w:w="100" w:type="dxa"/>
-            </w:tcMar>
-          </w:tcPr>
-          <w:p>
-            <w:pPr>
-              <w:jc w:val="left"/>
-            </w:pPr>
-            <w:r>
-              <w:rPr>
-                <w:rFonts w:ascii="Arial" w:hAnsi="Arial"/>
-                <w:sz w:val="19"/>
-              </w:rPr>
-              <w:t>Audit log table monitoring all outbound SMS text notifications sent to customers regarding order status updates and delays.</w:t>
-            </w:r>
-          </w:p>
-        </w:tc>
-      </w:tr>
-      <w:tr>
-        <w:tc>
-          <w:tcPr>
-            <w:tcW w:type="dxa" w:w="864"/>
-            <w:shd w:fill="FFFFFF"/>
-            <w:tcMar>
-              <w:top w:w="90" w:type="dxa"/>
-              <w:bottom w:w="90" w:type="dxa"/>
-              <w:left w:w="100" w:type="dxa"/>
-              <w:right w:w="100" w:type="dxa"/>
-            </w:tcMar>
-          </w:tcPr>
-          <w:p>
-            <w:pPr>
-              <w:jc w:val="center"/>
-            </w:pPr>
-            <w:r>
-              <w:rPr>
-                <w:rFonts w:ascii="Arial" w:hAnsi="Arial"/>
-                <w:b/>
-                <w:color w:val="16A34A"/>
-                <w:sz w:val="19"/>
-              </w:rPr>
-              <w:t>✓</w:t>
-            </w:r>
-          </w:p>
-        </w:tc>
-        <w:tc>
-          <w:tcPr>
-            <w:tcW w:type="dxa" w:w="864"/>
-            <w:shd w:fill="FFFFFF"/>
-            <w:tcMar>
-              <w:top w:w="90" w:type="dxa"/>
-              <w:bottom w:w="90" w:type="dxa"/>
-              <w:left w:w="100" w:type="dxa"/>
-              <w:right w:w="100" w:type="dxa"/>
-            </w:tcMar>
-          </w:tcPr>
-          <w:p>
-            <w:pPr>
-              <w:jc w:val="center"/>
-            </w:pPr>
-            <w:r>
-              <w:rPr>
-                <w:rFonts w:ascii="Arial" w:hAnsi="Arial"/>
-                <w:sz w:val="19"/>
-              </w:rPr>
-            </w:r>
-          </w:p>
-        </w:tc>
-        <w:tc>
-          <w:tcPr>
-            <w:tcW w:type="dxa" w:w="1152"/>
-            <w:shd w:fill="FFFFFF"/>
-            <w:tcMar>
-              <w:top w:w="90" w:type="dxa"/>
-              <w:bottom w:w="90" w:type="dxa"/>
-              <w:left w:w="100" w:type="dxa"/>
-              <w:right w:w="100" w:type="dxa"/>
-            </w:tcMar>
-          </w:tcPr>
-          <w:p>
-            <w:pPr>
-              <w:jc w:val="center"/>
-            </w:pPr>
-            <w:r>
-              <w:rPr>
-                <w:rFonts w:ascii="Arial" w:hAnsi="Arial"/>
-                <w:sz w:val="19"/>
-              </w:rPr>
-            </w:r>
-          </w:p>
-        </w:tc>
-        <w:tc>
-          <w:tcPr>
-            <w:tcW w:type="dxa" w:w="864"/>
-            <w:shd w:fill="FFFFFF"/>
-            <w:tcMar>
-              <w:top w:w="90" w:type="dxa"/>
-              <w:bottom w:w="90" w:type="dxa"/>
-              <w:left w:w="100" w:type="dxa"/>
-              <w:right w:w="100" w:type="dxa"/>
-            </w:tcMar>
-          </w:tcPr>
-          <w:p>
-            <w:pPr>
-              <w:jc w:val="center"/>
-            </w:pPr>
-            <w:r>
-              <w:rPr>
-                <w:rFonts w:ascii="Arial" w:hAnsi="Arial"/>
-                <w:sz w:val="19"/>
-              </w:rPr>
-            </w:r>
-          </w:p>
-        </w:tc>
-        <w:tc>
-          <w:tcPr>
-            <w:tcW w:type="dxa" w:w="3024"/>
-            <w:shd w:fill="FFFFFF"/>
-            <w:tcMar>
-              <w:top w:w="90" w:type="dxa"/>
-              <w:bottom w:w="90" w:type="dxa"/>
-              <w:left w:w="100" w:type="dxa"/>
-              <w:right w:w="100" w:type="dxa"/>
-            </w:tcMar>
-          </w:tcPr>
-          <w:p>
-            <w:pPr>
-              <w:jc w:val="left"/>
-            </w:pPr>
-            <w:r>
-              <w:rPr>
-                <w:rFonts w:ascii="Arial" w:hAnsi="Arial"/>
-                <w:b/>
-                <w:color w:val="0F172A"/>
-                <w:sz w:val="19"/>
-              </w:rPr>
-              <w:t>Live Email Outbox</w:t>
-            </w:r>
-          </w:p>
-        </w:tc>
-        <w:tc>
-          <w:tcPr>
-            <w:tcW w:type="dxa" w:w="3168"/>
-            <w:shd w:fill="FFFFFF"/>
-            <w:tcMar>
-              <w:top w:w="90" w:type="dxa"/>
-              <w:bottom w:w="90" w:type="dxa"/>
-              <w:left w:w="100" w:type="dxa"/>
-              <w:right w:w="100" w:type="dxa"/>
-            </w:tcMar>
-          </w:tcPr>
-          <w:p>
-            <w:pPr>
-              <w:jc w:val="left"/>
-            </w:pPr>
-            <w:r>
-              <w:rPr>
-                <w:rFonts w:ascii="Arial" w:hAnsi="Arial"/>
-                <w:sz w:val="19"/>
-              </w:rPr>
-              <w:t>Centralized audit log of automated system email notifications dispatched to customers and administrators.</w:t>
-            </w:r>
-          </w:p>
-        </w:tc>
-      </w:tr>
-      <w:tr>
-        <w:tc>
-          <w:tcPr>
-            <w:tcW w:type="dxa" w:w="864"/>
-            <w:shd w:fill="F8FAFC"/>
-            <w:tcMar>
-              <w:top w:w="90" w:type="dxa"/>
-              <w:bottom w:w="90" w:type="dxa"/>
-              <w:left w:w="100" w:type="dxa"/>
-              <w:right w:w="100" w:type="dxa"/>
-            </w:tcMar>
-          </w:tcPr>
-          <w:p>
-            <w:pPr>
-              <w:jc w:val="center"/>
-            </w:pPr>
-            <w:r>
-              <w:rPr>
-                <w:rFonts w:ascii="Arial" w:hAnsi="Arial"/>
-                <w:b/>
-                <w:color w:val="16A34A"/>
-                <w:sz w:val="19"/>
-              </w:rPr>
-              <w:t>✓</w:t>
-            </w:r>
-          </w:p>
-        </w:tc>
-        <w:tc>
-          <w:tcPr>
-            <w:tcW w:type="dxa" w:w="864"/>
-            <w:shd w:fill="F8FAFC"/>
-            <w:tcMar>
-              <w:top w:w="90" w:type="dxa"/>
-              <w:bottom w:w="90" w:type="dxa"/>
-              <w:left w:w="100" w:type="dxa"/>
-              <w:right w:w="100" w:type="dxa"/>
-            </w:tcMar>
-          </w:tcPr>
-          <w:p>
-            <w:pPr>
-              <w:jc w:val="center"/>
-            </w:pPr>
-            <w:r>
-              <w:rPr>
-                <w:rFonts w:ascii="Arial" w:hAnsi="Arial"/>
-                <w:sz w:val="19"/>
-              </w:rPr>
-            </w:r>
-          </w:p>
-        </w:tc>
-        <w:tc>
-          <w:tcPr>
-            <w:tcW w:type="dxa" w:w="1152"/>
-            <w:shd w:fill="F8FAFC"/>
-            <w:tcMar>
-              <w:top w:w="90" w:type="dxa"/>
-              <w:bottom w:w="90" w:type="dxa"/>
-              <w:left w:w="100" w:type="dxa"/>
-              <w:right w:w="100" w:type="dxa"/>
-            </w:tcMar>
-          </w:tcPr>
-          <w:p>
-            <w:pPr>
-              <w:jc w:val="center"/>
-            </w:pPr>
-            <w:r>
-              <w:rPr>
-                <w:rFonts w:ascii="Arial" w:hAnsi="Arial"/>
-                <w:sz w:val="19"/>
-              </w:rPr>
-            </w:r>
-          </w:p>
-        </w:tc>
-        <w:tc>
-          <w:tcPr>
-            <w:tcW w:type="dxa" w:w="864"/>
-            <w:shd w:fill="F8FAFC"/>
-            <w:tcMar>
-              <w:top w:w="90" w:type="dxa"/>
-              <w:bottom w:w="90" w:type="dxa"/>
-              <w:left w:w="100" w:type="dxa"/>
-              <w:right w:w="100" w:type="dxa"/>
-            </w:tcMar>
-          </w:tcPr>
-          <w:p>
-            <w:pPr>
-              <w:jc w:val="center"/>
-            </w:pPr>
-            <w:r>
-              <w:rPr>
-                <w:rFonts w:ascii="Arial" w:hAnsi="Arial"/>
-                <w:sz w:val="19"/>
-              </w:rPr>
-            </w:r>
-          </w:p>
-        </w:tc>
-        <w:tc>
-          <w:tcPr>
-            <w:tcW w:type="dxa" w:w="3024"/>
-            <w:shd w:fill="F8FAFC"/>
-            <w:tcMar>
-              <w:top w:w="90" w:type="dxa"/>
-              <w:bottom w:w="90" w:type="dxa"/>
-              <w:left w:w="100" w:type="dxa"/>
-              <w:right w:w="100" w:type="dxa"/>
-            </w:tcMar>
-          </w:tcPr>
-          <w:p>
-            <w:pPr>
-              <w:jc w:val="left"/>
-            </w:pPr>
-            <w:r>
-              <w:rPr>
-                <w:rFonts w:ascii="Arial" w:hAnsi="Arial"/>
-                <w:b/>
-                <w:color w:val="0F172A"/>
-                <w:sz w:val="19"/>
-              </w:rPr>
-              <w:t>Customer Reviews Outbox</w:t>
-            </w:r>
-          </w:p>
-        </w:tc>
-        <w:tc>
-          <w:tcPr>
-            <w:tcW w:type="dxa" w:w="3168"/>
-            <w:shd w:fill="F8FAFC"/>
-            <w:tcMar>
-              <w:top w:w="90" w:type="dxa"/>
-              <w:bottom w:w="90" w:type="dxa"/>
-              <w:left w:w="100" w:type="dxa"/>
-              <w:right w:w="100" w:type="dxa"/>
-            </w:tcMar>
-          </w:tcPr>
-          <w:p>
-            <w:pPr>
-              <w:jc w:val="left"/>
-            </w:pPr>
-            <w:r>
-              <w:rPr>
-                <w:rFonts w:ascii="Arial" w:hAnsi="Arial"/>
-                <w:sz w:val="19"/>
-              </w:rPr>
-              <w:t>Feedback collection interface displaying published customer star ratings, reviews, and options for moderation/cleanup.</w:t>
-            </w:r>
-          </w:p>
-        </w:tc>
-      </w:tr>
-      <w:tr>
-        <w:tc>
-          <w:tcPr>
-            <w:tcW w:type="dxa" w:w="864"/>
-            <w:shd w:fill="FFFFFF"/>
-            <w:tcMar>
-              <w:top w:w="90" w:type="dxa"/>
-              <w:bottom w:w="90" w:type="dxa"/>
-              <w:left w:w="100" w:type="dxa"/>
-              <w:right w:w="100" w:type="dxa"/>
-            </w:tcMar>
-          </w:tcPr>
-          <w:p>
-            <w:pPr>
-              <w:jc w:val="center"/>
-            </w:pPr>
-            <w:r>
-              <w:rPr>
-                <w:rFonts w:ascii="Arial" w:hAnsi="Arial"/>
-                <w:b/>
-                <w:color w:val="16A34A"/>
-                <w:sz w:val="19"/>
-              </w:rPr>
-              <w:t>✓</w:t>
-            </w:r>
-          </w:p>
-        </w:tc>
-        <w:tc>
-          <w:tcPr>
-            <w:tcW w:type="dxa" w:w="864"/>
-            <w:shd w:fill="FFFFFF"/>
-            <w:tcMar>
-              <w:top w:w="90" w:type="dxa"/>
-              <w:bottom w:w="90" w:type="dxa"/>
-              <w:left w:w="100" w:type="dxa"/>
-              <w:right w:w="100" w:type="dxa"/>
-            </w:tcMar>
-          </w:tcPr>
-          <w:p>
-            <w:pPr>
-              <w:jc w:val="center"/>
-            </w:pPr>
-            <w:r>
-              <w:rPr>
-                <w:rFonts w:ascii="Arial" w:hAnsi="Arial"/>
-                <w:b/>
-                <w:color w:val="16A34A"/>
-                <w:sz w:val="19"/>
-              </w:rPr>
-              <w:t>✓</w:t>
-            </w:r>
-          </w:p>
-        </w:tc>
-        <w:tc>
-          <w:tcPr>
-            <w:tcW w:type="dxa" w:w="1152"/>
-            <w:shd w:fill="FFFFFF"/>
-            <w:tcMar>
-              <w:top w:w="90" w:type="dxa"/>
-              <w:bottom w:w="90" w:type="dxa"/>
-              <w:left w:w="100" w:type="dxa"/>
-              <w:right w:w="100" w:type="dxa"/>
-            </w:tcMar>
-          </w:tcPr>
-          <w:p>
-            <w:pPr>
-              <w:jc w:val="center"/>
-            </w:pPr>
-            <w:r>
-              <w:rPr>
-                <w:rFonts w:ascii="Arial" w:hAnsi="Arial"/>
-                <w:sz w:val="19"/>
-              </w:rPr>
-            </w:r>
-          </w:p>
-        </w:tc>
-        <w:tc>
-          <w:tcPr>
-            <w:tcW w:type="dxa" w:w="864"/>
-            <w:shd w:fill="FFFFFF"/>
-            <w:tcMar>
-              <w:top w:w="90" w:type="dxa"/>
-              <w:bottom w:w="90" w:type="dxa"/>
-              <w:left w:w="100" w:type="dxa"/>
-              <w:right w:w="100" w:type="dxa"/>
-            </w:tcMar>
-          </w:tcPr>
-          <w:p>
-            <w:pPr>
-              <w:jc w:val="center"/>
-            </w:pPr>
-            <w:r>
-              <w:rPr>
-                <w:rFonts w:ascii="Arial" w:hAnsi="Arial"/>
-                <w:sz w:val="19"/>
-              </w:rPr>
-            </w:r>
-          </w:p>
-        </w:tc>
-        <w:tc>
-          <w:tcPr>
-            <w:tcW w:type="dxa" w:w="3024"/>
-            <w:shd w:fill="FFFFFF"/>
-            <w:tcMar>
-              <w:top w:w="90" w:type="dxa"/>
-              <w:bottom w:w="90" w:type="dxa"/>
-              <w:left w:w="100" w:type="dxa"/>
-              <w:right w:w="100" w:type="dxa"/>
-            </w:tcMar>
-          </w:tcPr>
-          <w:p>
-            <w:pPr>
-              <w:jc w:val="left"/>
-            </w:pPr>
-            <w:r>
-              <w:rPr>
-                <w:rFonts w:ascii="Arial" w:hAnsi="Arial"/>
-                <w:b/>
-                <w:color w:val="0F172A"/>
-                <w:sz w:val="19"/>
-              </w:rPr>
-              <w:t>QR Scan Logs Outbox</w:t>
-            </w:r>
-          </w:p>
-        </w:tc>
-        <w:tc>
-          <w:tcPr>
-            <w:tcW w:type="dxa" w:w="3168"/>
-            <w:shd w:fill="FFFFFF"/>
-            <w:tcMar>
-              <w:top w:w="90" w:type="dxa"/>
-              <w:bottom w:w="90" w:type="dxa"/>
-              <w:left w:w="100" w:type="dxa"/>
-              <w:right w:w="100" w:type="dxa"/>
-            </w:tcMar>
-          </w:tcPr>
-          <w:p>
-            <w:pPr>
-              <w:jc w:val="left"/>
-            </w:pPr>
-            <w:r>
-              <w:rPr>
-                <w:rFonts w:ascii="Arial" w:hAnsi="Arial"/>
-                <w:sz w:val="19"/>
-              </w:rPr>
-              <w:t>Security and audit log tracking every QR code scan event executed for laundry tracking and verification.</w:t>
-            </w:r>
-          </w:p>
-        </w:tc>
-      </w:tr>
-      <w:tr>
-        <w:tc>
-          <w:tcPr>
-            <w:tcW w:type="dxa" w:w="864"/>
-            <w:shd w:fill="F8FAFC"/>
-            <w:tcMar>
-              <w:top w:w="90" w:type="dxa"/>
-              <w:bottom w:w="90" w:type="dxa"/>
-              <w:left w:w="100" w:type="dxa"/>
-              <w:right w:w="100" w:type="dxa"/>
-            </w:tcMar>
-          </w:tcPr>
-          <w:p>
-            <w:pPr>
-              <w:jc w:val="center"/>
-            </w:pPr>
-            <w:r>
-              <w:rPr>
-                <w:rFonts w:ascii="Arial" w:hAnsi="Arial"/>
-                <w:b/>
-                <w:color w:val="16A34A"/>
-                <w:sz w:val="19"/>
-              </w:rPr>
-              <w:t>✓</w:t>
-            </w:r>
-          </w:p>
-        </w:tc>
-        <w:tc>
-          <w:tcPr>
-            <w:tcW w:type="dxa" w:w="864"/>
-            <w:shd w:fill="F8FAFC"/>
-            <w:tcMar>
-              <w:top w:w="90" w:type="dxa"/>
-              <w:bottom w:w="90" w:type="dxa"/>
-              <w:left w:w="100" w:type="dxa"/>
-              <w:right w:w="100" w:type="dxa"/>
-            </w:tcMar>
-          </w:tcPr>
-          <w:p>
-            <w:pPr>
-              <w:jc w:val="center"/>
-            </w:pPr>
-            <w:r>
-              <w:rPr>
-                <w:rFonts w:ascii="Arial" w:hAnsi="Arial"/>
-                <w:b/>
-                <w:color w:val="16A34A"/>
-                <w:sz w:val="19"/>
-              </w:rPr>
-              <w:t>✓</w:t>
-            </w:r>
-          </w:p>
-        </w:tc>
-        <w:tc>
-          <w:tcPr>
-            <w:tcW w:type="dxa" w:w="1152"/>
-            <w:shd w:fill="F8FAFC"/>
-            <w:tcMar>
-              <w:top w:w="90" w:type="dxa"/>
-              <w:bottom w:w="90" w:type="dxa"/>
-              <w:left w:w="100" w:type="dxa"/>
-              <w:right w:w="100" w:type="dxa"/>
-            </w:tcMar>
-          </w:tcPr>
-          <w:p>
-            <w:pPr>
-              <w:jc w:val="center"/>
-            </w:pPr>
-            <w:r>
-              <w:rPr>
-                <w:rFonts w:ascii="Arial" w:hAnsi="Arial"/>
-                <w:b/>
-                <w:color w:val="16A34A"/>
-                <w:sz w:val="19"/>
-              </w:rPr>
-              <w:t>✓</w:t>
-            </w:r>
-          </w:p>
-        </w:tc>
-        <w:tc>
-          <w:tcPr>
-            <w:tcW w:type="dxa" w:w="864"/>
-            <w:shd w:fill="F8FAFC"/>
-            <w:tcMar>
-              <w:top w:w="90" w:type="dxa"/>
-              <w:bottom w:w="90" w:type="dxa"/>
-              <w:left w:w="100" w:type="dxa"/>
-              <w:right w:w="100" w:type="dxa"/>
-            </w:tcMar>
-          </w:tcPr>
-          <w:p>
-            <w:pPr>
-              <w:jc w:val="center"/>
-            </w:pPr>
-            <w:r>
-              <w:rPr>
-                <w:rFonts w:ascii="Arial" w:hAnsi="Arial"/>
-                <w:b/>
-                <w:color w:val="16A34A"/>
-                <w:sz w:val="19"/>
-              </w:rPr>
-              <w:t>✓</w:t>
-            </w:r>
-          </w:p>
-        </w:tc>
-        <w:tc>
-          <w:tcPr>
-            <w:tcW w:type="dxa" w:w="3024"/>
-            <w:shd w:fill="F8FAFC"/>
-            <w:tcMar>
-              <w:top w:w="90" w:type="dxa"/>
-              <w:bottom w:w="90" w:type="dxa"/>
-              <w:left w:w="100" w:type="dxa"/>
-              <w:right w:w="100" w:type="dxa"/>
-            </w:tcMar>
-          </w:tcPr>
-          <w:p>
-            <w:pPr>
-              <w:jc w:val="left"/>
-            </w:pPr>
-            <w:r>
-              <w:rPr>
-                <w:rFonts w:ascii="Arial" w:hAnsi="Arial"/>
-                <w:b/>
-                <w:color w:val="0F172A"/>
-                <w:sz w:val="19"/>
-              </w:rPr>
-              <w:t>Global Header Search</w:t>
-            </w:r>
-          </w:p>
-        </w:tc>
-        <w:tc>
-          <w:tcPr>
-            <w:tcW w:type="dxa" w:w="3168"/>
-            <w:shd w:fill="F8FAFC"/>
-            <w:tcMar>
-              <w:top w:w="90" w:type="dxa"/>
-              <w:bottom w:w="90" w:type="dxa"/>
-              <w:left w:w="100" w:type="dxa"/>
-              <w:right w:w="100" w:type="dxa"/>
-            </w:tcMar>
-          </w:tcPr>
-          <w:p>
-            <w:pPr>
-              <w:jc w:val="left"/>
-            </w:pPr>
-            <w:r>
-              <w:rPr>
-                <w:rFonts w:ascii="Arial" w:hAnsi="Arial"/>
-                <w:sz w:val="19"/>
-              </w:rPr>
-              <w:t>Quick search bar in top navigation to instantly locate orders by Order ID / QR code, machines by code, or registered users.</w:t>
-            </w:r>
-          </w:p>
-        </w:tc>
-      </w:tr>
-      <w:tr>
-        <w:tc>
-          <w:tcPr>
-            <w:tcW w:type="dxa" w:w="864"/>
-            <w:shd w:fill="FFFFFF"/>
-            <w:tcMar>
-              <w:top w:w="90" w:type="dxa"/>
-              <w:bottom w:w="90" w:type="dxa"/>
-              <w:left w:w="100" w:type="dxa"/>
-              <w:right w:w="100" w:type="dxa"/>
-            </w:tcMar>
-          </w:tcPr>
-          <w:p>
-            <w:pPr>
-              <w:jc w:val="center"/>
-            </w:pPr>
-            <w:r>
-              <w:rPr>
-                <w:rFonts w:ascii="Arial" w:hAnsi="Arial"/>
-                <w:b/>
-                <w:color w:val="16A34A"/>
-                <w:sz w:val="19"/>
-              </w:rPr>
-              <w:t>✓</w:t>
-            </w:r>
-          </w:p>
-        </w:tc>
-        <w:tc>
-          <w:tcPr>
-            <w:tcW w:type="dxa" w:w="864"/>
-            <w:shd w:fill="FFFFFF"/>
-            <w:tcMar>
-              <w:top w:w="90" w:type="dxa"/>
-              <w:bottom w:w="90" w:type="dxa"/>
-              <w:left w:w="100" w:type="dxa"/>
-              <w:right w:w="100" w:type="dxa"/>
-            </w:tcMar>
-          </w:tcPr>
-          <w:p>
-            <w:pPr>
-              <w:jc w:val="center"/>
-            </w:pPr>
-            <w:r>
-              <w:rPr>
-                <w:rFonts w:ascii="Arial" w:hAnsi="Arial"/>
-                <w:b/>
-                <w:color w:val="16A34A"/>
-                <w:sz w:val="19"/>
-              </w:rPr>
-              <w:t>✓</w:t>
-            </w:r>
-          </w:p>
-        </w:tc>
-        <w:tc>
-          <w:tcPr>
-            <w:tcW w:type="dxa" w:w="1152"/>
-            <w:shd w:fill="FFFFFF"/>
-            <w:tcMar>
-              <w:top w:w="90" w:type="dxa"/>
-              <w:bottom w:w="90" w:type="dxa"/>
-              <w:left w:w="100" w:type="dxa"/>
-              <w:right w:w="100" w:type="dxa"/>
-            </w:tcMar>
-          </w:tcPr>
-          <w:p>
-            <w:pPr>
-              <w:jc w:val="center"/>
-            </w:pPr>
-            <w:r>
-              <w:rPr>
-                <w:rFonts w:ascii="Arial" w:hAnsi="Arial"/>
-                <w:b/>
-                <w:color w:val="16A34A"/>
-                <w:sz w:val="19"/>
-              </w:rPr>
-              <w:t>✓</w:t>
-            </w:r>
-          </w:p>
-        </w:tc>
-        <w:tc>
-          <w:tcPr>
-            <w:tcW w:type="dxa" w:w="864"/>
-            <w:shd w:fill="FFFFFF"/>
-            <w:tcMar>
-              <w:top w:w="90" w:type="dxa"/>
-              <w:bottom w:w="90" w:type="dxa"/>
-              <w:left w:w="100" w:type="dxa"/>
-              <w:right w:w="100" w:type="dxa"/>
-            </w:tcMar>
-          </w:tcPr>
-          <w:p>
-            <w:pPr>
-              <w:jc w:val="center"/>
-            </w:pPr>
-            <w:r>
-              <w:rPr>
-                <w:rFonts w:ascii="Arial" w:hAnsi="Arial"/>
-                <w:b/>
-                <w:color w:val="16A34A"/>
-                <w:sz w:val="19"/>
-              </w:rPr>
-              <w:t>✓</w:t>
-            </w:r>
-          </w:p>
-        </w:tc>
-        <w:tc>
-          <w:tcPr>
-            <w:tcW w:type="dxa" w:w="3024"/>
-            <w:shd w:fill="FFFFFF"/>
-            <w:tcMar>
-              <w:top w:w="90" w:type="dxa"/>
-              <w:bottom w:w="90" w:type="dxa"/>
-              <w:left w:w="100" w:type="dxa"/>
-              <w:right w:w="100" w:type="dxa"/>
-            </w:tcMar>
-          </w:tcPr>
-          <w:p>
-            <w:pPr>
-              <w:jc w:val="left"/>
-            </w:pPr>
-            <w:r>
-              <w:rPr>
-                <w:rFonts w:ascii="Arial" w:hAnsi="Arial"/>
-                <w:b/>
-                <w:color w:val="0F172A"/>
-                <w:sz w:val="19"/>
-              </w:rPr>
-              <w:t>Account Settings &amp; Profile</w:t>
-            </w:r>
-          </w:p>
-        </w:tc>
-        <w:tc>
-          <w:tcPr>
-            <w:tcW w:type="dxa" w:w="3168"/>
-            <w:shd w:fill="FFFFFF"/>
-            <w:tcMar>
-              <w:top w:w="90" w:type="dxa"/>
-              <w:bottom w:w="90" w:type="dxa"/>
-              <w:left w:w="100" w:type="dxa"/>
-              <w:right w:w="100" w:type="dxa"/>
-            </w:tcMar>
-          </w:tcPr>
-          <w:p>
-            <w:pPr>
-              <w:jc w:val="left"/>
-            </w:pPr>
-            <w:r>
-              <w:rPr>
-                <w:rFonts w:ascii="Arial" w:hAnsi="Arial"/>
-                <w:sz w:val="19"/>
-              </w:rPr>
-              <w:t>User profile page for updating personal information, phone number, delivery address, and account security password.</w:t>
-            </w:r>
-          </w:p>
-        </w:tc>
-      </w:tr>
-      <w:tr>
-        <w:tc>
-          <w:tcPr>
-            <w:tcW w:type="dxa" w:w="864"/>
-            <w:shd w:fill="F8FAFC"/>
-            <w:tcMar>
-              <w:top w:w="90" w:type="dxa"/>
-              <w:bottom w:w="90" w:type="dxa"/>
-              <w:left w:w="100" w:type="dxa"/>
-              <w:right w:w="100" w:type="dxa"/>
-            </w:tcMar>
-          </w:tcPr>
-          <w:p>
-            <w:pPr>
-              <w:jc w:val="center"/>
-            </w:pPr>
-            <w:r>
-              <w:rPr>
-                <w:rFonts w:ascii="Arial" w:hAnsi="Arial"/>
-                <w:b/>
-                <w:color w:val="16A34A"/>
-                <w:sz w:val="19"/>
-              </w:rPr>
-              <w:t>✓</w:t>
-            </w:r>
-          </w:p>
-        </w:tc>
-        <w:tc>
-          <w:tcPr>
-            <w:tcW w:type="dxa" w:w="864"/>
-            <w:shd w:fill="F8FAFC"/>
-            <w:tcMar>
-              <w:top w:w="90" w:type="dxa"/>
-              <w:bottom w:w="90" w:type="dxa"/>
-              <w:left w:w="100" w:type="dxa"/>
-              <w:right w:w="100" w:type="dxa"/>
-            </w:tcMar>
-          </w:tcPr>
-          <w:p>
-            <w:pPr>
-              <w:jc w:val="center"/>
-            </w:pPr>
-            <w:r>
-              <w:rPr>
-                <w:rFonts w:ascii="Arial" w:hAnsi="Arial"/>
-                <w:b/>
-                <w:color w:val="16A34A"/>
-                <w:sz w:val="19"/>
-              </w:rPr>
-              <w:t>✓</w:t>
-            </w:r>
-          </w:p>
-        </w:tc>
-        <w:tc>
-          <w:tcPr>
-            <w:tcW w:type="dxa" w:w="1152"/>
-            <w:shd w:fill="F8FAFC"/>
-            <w:tcMar>
-              <w:top w:w="90" w:type="dxa"/>
-              <w:bottom w:w="90" w:type="dxa"/>
-              <w:left w:w="100" w:type="dxa"/>
-              <w:right w:w="100" w:type="dxa"/>
-            </w:tcMar>
-          </w:tcPr>
-          <w:p>
-            <w:pPr>
-              <w:jc w:val="center"/>
-            </w:pPr>
-            <w:r>
-              <w:rPr>
-                <w:rFonts w:ascii="Arial" w:hAnsi="Arial"/>
-                <w:b/>
-                <w:color w:val="16A34A"/>
-                <w:sz w:val="19"/>
-              </w:rPr>
-              <w:t>✓</w:t>
-            </w:r>
-          </w:p>
-        </w:tc>
-        <w:tc>
-          <w:tcPr>
-            <w:tcW w:type="dxa" w:w="864"/>
-            <w:shd w:fill="F8FAFC"/>
-            <w:tcMar>
-              <w:top w:w="90" w:type="dxa"/>
-              <w:bottom w:w="90" w:type="dxa"/>
-              <w:left w:w="100" w:type="dxa"/>
-              <w:right w:w="100" w:type="dxa"/>
-            </w:tcMar>
-          </w:tcPr>
-          <w:p>
-            <w:pPr>
-              <w:jc w:val="center"/>
-            </w:pPr>
-            <w:r>
-              <w:rPr>
-                <w:rFonts w:ascii="Arial" w:hAnsi="Arial"/>
-                <w:sz w:val="19"/>
-              </w:rPr>
-            </w:r>
-          </w:p>
-        </w:tc>
-        <w:tc>
-          <w:tcPr>
-            <w:tcW w:type="dxa" w:w="3024"/>
-            <w:shd w:fill="F8FAFC"/>
-            <w:tcMar>
-              <w:top w:w="90" w:type="dxa"/>
-              <w:bottom w:w="90" w:type="dxa"/>
-              <w:left w:w="100" w:type="dxa"/>
-              <w:right w:w="100" w:type="dxa"/>
-            </w:tcMar>
-          </w:tcPr>
-          <w:p>
-            <w:pPr>
-              <w:jc w:val="left"/>
-            </w:pPr>
-            <w:r>
-              <w:rPr>
-                <w:rFonts w:ascii="Arial" w:hAnsi="Arial"/>
-                <w:b/>
-                <w:color w:val="0F172A"/>
-                <w:sz w:val="19"/>
-              </w:rPr>
-              <w:t>Hour Wash AI Support Chatbot</w:t>
-            </w:r>
-          </w:p>
-        </w:tc>
-        <w:tc>
-          <w:tcPr>
-            <w:tcW w:type="dxa" w:w="3168"/>
-            <w:shd w:fill="F8FAFC"/>
-            <w:tcMar>
-              <w:top w:w="90" w:type="dxa"/>
-              <w:bottom w:w="90" w:type="dxa"/>
-              <w:left w:w="100" w:type="dxa"/>
-              <w:right w:w="100" w:type="dxa"/>
-            </w:tcMar>
-          </w:tcPr>
-          <w:p>
-            <w:pPr>
-              <w:jc w:val="left"/>
-            </w:pPr>
-            <w:r>
-              <w:rPr>
-                <w:rFonts w:ascii="Arial" w:hAnsi="Arial"/>
-                <w:sz w:val="19"/>
-              </w:rPr>
-              <w:t>Embedded AI chatbot assisting users and customers with instant answers regarding store prices, operating hours, and laundry services.</w:t>
-            </w:r>
-          </w:p>
-        </w:tc>
-      </w:tr>
-      <w:tr>
-        <w:tc>
-          <w:tcPr>
-            <w:tcW w:type="dxa" w:w="864"/>
-            <w:shd w:fill="FFFFFF"/>
-            <w:tcMar>
-              <w:top w:w="90" w:type="dxa"/>
-              <w:bottom w:w="90" w:type="dxa"/>
-              <w:left w:w="100" w:type="dxa"/>
-              <w:right w:w="100" w:type="dxa"/>
-            </w:tcMar>
-          </w:tcPr>
-          <w:p>
-            <w:pPr>
-              <w:jc w:val="center"/>
-            </w:pPr>
-            <w:r>
-              <w:rPr>
-                <w:rFonts w:ascii="Arial" w:hAnsi="Arial"/>
-                <w:b/>
-                <w:color w:val="16A34A"/>
-                <w:sz w:val="19"/>
-              </w:rPr>
-              <w:t>✓</w:t>
-            </w:r>
-          </w:p>
-        </w:tc>
-        <w:tc>
-          <w:tcPr>
-            <w:tcW w:type="dxa" w:w="864"/>
-            <w:shd w:fill="FFFFFF"/>
-            <w:tcMar>
-              <w:top w:w="90" w:type="dxa"/>
-              <w:bottom w:w="90" w:type="dxa"/>
-              <w:left w:w="100" w:type="dxa"/>
-              <w:right w:w="100" w:type="dxa"/>
-            </w:tcMar>
-          </w:tcPr>
-          <w:p>
-            <w:pPr>
-              <w:jc w:val="center"/>
-            </w:pPr>
-            <w:r>
-              <w:rPr>
-                <w:rFonts w:ascii="Arial" w:hAnsi="Arial"/>
-                <w:b/>
-                <w:color w:val="16A34A"/>
-                <w:sz w:val="19"/>
-              </w:rPr>
-              <w:t>✓</w:t>
-            </w:r>
-          </w:p>
-        </w:tc>
-        <w:tc>
-          <w:tcPr>
-            <w:tcW w:type="dxa" w:w="1152"/>
-            <w:shd w:fill="FFFFFF"/>
-            <w:tcMar>
-              <w:top w:w="90" w:type="dxa"/>
-              <w:bottom w:w="90" w:type="dxa"/>
-              <w:left w:w="100" w:type="dxa"/>
-              <w:right w:w="100" w:type="dxa"/>
-            </w:tcMar>
-          </w:tcPr>
-          <w:p>
-            <w:pPr>
-              <w:jc w:val="center"/>
-            </w:pPr>
-            <w:r>
-              <w:rPr>
-                <w:rFonts w:ascii="Arial" w:hAnsi="Arial"/>
-                <w:sz w:val="19"/>
-              </w:rPr>
-            </w:r>
-          </w:p>
-        </w:tc>
-        <w:tc>
-          <w:tcPr>
-            <w:tcW w:type="dxa" w:w="864"/>
-            <w:shd w:fill="FFFFFF"/>
-            <w:tcMar>
-              <w:top w:w="90" w:type="dxa"/>
-              <w:bottom w:w="90" w:type="dxa"/>
-              <w:left w:w="100" w:type="dxa"/>
-              <w:right w:w="100" w:type="dxa"/>
-            </w:tcMar>
-          </w:tcPr>
-          <w:p>
-            <w:pPr>
-              <w:jc w:val="center"/>
-            </w:pPr>
-            <w:r>
-              <w:rPr>
-                <w:rFonts w:ascii="Arial" w:hAnsi="Arial"/>
-                <w:sz w:val="19"/>
-              </w:rPr>
-            </w:r>
-          </w:p>
-        </w:tc>
-        <w:tc>
-          <w:tcPr>
-            <w:tcW w:type="dxa" w:w="3024"/>
-            <w:shd w:fill="FFFFFF"/>
-            <w:tcMar>
-              <w:top w:w="90" w:type="dxa"/>
-              <w:bottom w:w="90" w:type="dxa"/>
-              <w:left w:w="100" w:type="dxa"/>
-              <w:right w:w="100" w:type="dxa"/>
-            </w:tcMar>
-          </w:tcPr>
-          <w:p>
-            <w:pPr>
-              <w:jc w:val="left"/>
-            </w:pPr>
-            <w:r>
-              <w:rPr>
-                <w:rFonts w:ascii="Arial" w:hAnsi="Arial"/>
-                <w:b/>
-                <w:color w:val="0F172A"/>
-                <w:sz w:val="19"/>
-              </w:rPr>
-              <w:t>Store Status Toggle (Open/Closed)</w:t>
-            </w:r>
-          </w:p>
-        </w:tc>
-        <w:tc>
-          <w:tcPr>
-            <w:tcW w:type="dxa" w:w="3168"/>
-            <w:shd w:fill="FFFFFF"/>
-            <w:tcMar>
-              <w:top w:w="90" w:type="dxa"/>
-              <w:bottom w:w="90" w:type="dxa"/>
-              <w:left w:w="100" w:type="dxa"/>
-              <w:right w:w="100" w:type="dxa"/>
-            </w:tcMar>
-          </w:tcPr>
-          <w:p>
-            <w:pPr>
-              <w:jc w:val="left"/>
-            </w:pPr>
-            <w:r>
-              <w:rPr>
-                <w:rFonts w:ascii="Arial" w:hAnsi="Arial"/>
-                <w:sz w:val="19"/>
-              </w:rPr>
-              <w:t>Topbar control allowing authorized staff and admins to toggle store operational status between Open and Closed for online bookings.</w:t>
-            </w:r>
-          </w:p>
-        </w:tc>
-      </w:tr>
-      <w:tr>
-        <w:tc>
-          <w:tcPr>
-            <w:tcW w:type="dxa" w:w="864"/>
-            <w:shd w:fill="F8FAFC"/>
-            <w:tcMar>
-              <w:top w:w="90" w:type="dxa"/>
-              <w:bottom w:w="90" w:type="dxa"/>
-              <w:left w:w="100" w:type="dxa"/>
-              <w:right w:w="100" w:type="dxa"/>
-            </w:tcMar>
-          </w:tcPr>
-          <w:p>
-            <w:pPr>
-              <w:jc w:val="center"/>
-            </w:pPr>
-            <w:r>
-              <w:rPr>
-                <w:rFonts w:ascii="Arial" w:hAnsi="Arial"/>
-                <w:b/>
-                <w:color w:val="16A34A"/>
-                <w:sz w:val="19"/>
-              </w:rPr>
-              <w:t>✓</w:t>
-            </w:r>
-          </w:p>
-        </w:tc>
-        <w:tc>
-          <w:tcPr>
-            <w:tcW w:type="dxa" w:w="864"/>
-            <w:shd w:fill="F8FAFC"/>
-            <w:tcMar>
-              <w:top w:w="90" w:type="dxa"/>
-              <w:bottom w:w="90" w:type="dxa"/>
-              <w:left w:w="100" w:type="dxa"/>
-              <w:right w:w="100" w:type="dxa"/>
-            </w:tcMar>
-          </w:tcPr>
-          <w:p>
-            <w:pPr>
-              <w:jc w:val="center"/>
-            </w:pPr>
-            <w:r>
-              <w:rPr>
-                <w:rFonts w:ascii="Arial" w:hAnsi="Arial"/>
-                <w:b/>
-                <w:color w:val="16A34A"/>
-                <w:sz w:val="19"/>
-              </w:rPr>
-              <w:t>✓</w:t>
-            </w:r>
-          </w:p>
-        </w:tc>
-        <w:tc>
-          <w:tcPr>
-            <w:tcW w:type="dxa" w:w="1152"/>
-            <w:shd w:fill="F8FAFC"/>
-            <w:tcMar>
-              <w:top w:w="90" w:type="dxa"/>
-              <w:bottom w:w="90" w:type="dxa"/>
-              <w:left w:w="100" w:type="dxa"/>
-              <w:right w:w="100" w:type="dxa"/>
-            </w:tcMar>
-          </w:tcPr>
-          <w:p>
-            <w:pPr>
-              <w:jc w:val="center"/>
-            </w:pPr>
-            <w:r>
-              <w:rPr>
-                <w:rFonts w:ascii="Arial" w:hAnsi="Arial"/>
-                <w:b/>
-                <w:color w:val="16A34A"/>
-                <w:sz w:val="19"/>
-              </w:rPr>
-              <w:t>✓</w:t>
-            </w:r>
-          </w:p>
-        </w:tc>
-        <w:tc>
-          <w:tcPr>
-            <w:tcW w:type="dxa" w:w="864"/>
-            <w:shd w:fill="F8FAFC"/>
-            <w:tcMar>
-              <w:top w:w="90" w:type="dxa"/>
-              <w:bottom w:w="90" w:type="dxa"/>
-              <w:left w:w="100" w:type="dxa"/>
-              <w:right w:w="100" w:type="dxa"/>
-            </w:tcMar>
-          </w:tcPr>
-          <w:p>
-            <w:pPr>
-              <w:jc w:val="center"/>
-            </w:pPr>
-            <w:r>
-              <w:rPr>
-                <w:rFonts w:ascii="Arial" w:hAnsi="Arial"/>
-                <w:b/>
-                <w:color w:val="16A34A"/>
-                <w:sz w:val="19"/>
-              </w:rPr>
-              <w:t>✓</w:t>
-            </w:r>
-          </w:p>
-        </w:tc>
-        <w:tc>
-          <w:tcPr>
-            <w:tcW w:type="dxa" w:w="3024"/>
-            <w:shd w:fill="F8FAFC"/>
-            <w:tcMar>
-              <w:top w:w="90" w:type="dxa"/>
-              <w:bottom w:w="90" w:type="dxa"/>
-              <w:left w:w="100" w:type="dxa"/>
-              <w:right w:w="100" w:type="dxa"/>
-            </w:tcMar>
-          </w:tcPr>
-          <w:p>
-            <w:pPr>
-              <w:jc w:val="left"/>
-            </w:pPr>
-            <w:r>
-              <w:rPr>
-                <w:rFonts w:ascii="Arial" w:hAnsi="Arial"/>
-                <w:b/>
-                <w:color w:val="0F172A"/>
-                <w:sz w:val="19"/>
-              </w:rPr>
-              <w:t>Theme Toggle (Light / Dark Mode)</w:t>
-            </w:r>
-          </w:p>
-        </w:tc>
-        <w:tc>
-          <w:tcPr>
-            <w:tcW w:type="dxa" w:w="3168"/>
-            <w:shd w:fill="F8FAFC"/>
-            <w:tcMar>
-              <w:top w:w="90" w:type="dxa"/>
-              <w:bottom w:w="90" w:type="dxa"/>
-              <w:left w:w="100" w:type="dxa"/>
-              <w:right w:w="100" w:type="dxa"/>
-            </w:tcMar>
-          </w:tcPr>
-          <w:p>
-            <w:pPr>
-              <w:jc w:val="left"/>
-            </w:pPr>
-            <w:r>
-              <w:rPr>
-                <w:rFonts w:ascii="Arial" w:hAnsi="Arial"/>
-                <w:sz w:val="19"/>
-              </w:rPr>
-              <w:t>Topbar utility enabling users to switch UI styling between Light Mode and Dark Mode.</w:t>
-            </w:r>
-          </w:p>
-        </w:tc>
-      </w:tr>
-    </w:tbl>
-    <w:p>
-      <w:r>
-        <w:br w:type="page"/>
-      </w:r>
-    </w:p>
-    <w:p>
-      <w:pPr>
-        <w:pStyle w:val="Heading1"/>
-      </w:pPr>
-      <w:r>
-        <w:rPr>
-          <w:rFonts w:ascii="Arial" w:hAnsi="Arial"/>
-          <w:color w:val="1E3A8A"/>
-        </w:rPr>
-        <w:t>System Features Separated by User Role</w:t>
-      </w:r>
-    </w:p>
-    <w:p>
-      <w:pPr>
-        <w:pStyle w:val="Heading2"/>
-      </w:pPr>
-      <w:r>
-        <w:rPr>
-          <w:rFonts w:ascii="Arial" w:hAnsi="Arial"/>
-          <w:color w:val="1E3A8A"/>
-          <w:sz w:val="24"/>
-        </w:rPr>
-        <w:t>1. Admin / Owner Features Matrix</w:t>
-      </w:r>
-    </w:p>
-    <w:tbl>
-      <w:tblPr>
-        <w:tblW w:type="auto" w:w="0"/>
-        <w:jc w:val="center"/>
-        <w:tblLook w:firstColumn="1" w:firstRow="1" w:lastColumn="0" w:lastRow="0" w:noHBand="0" w:noVBand="1" w:val="04A0"/>
-        <w:tblBorders>
-          <w:top w:val="single" w:sz="4" w:space="0" w:color="CBD5E1"/>
-          <w:left w:val="single" w:sz="4" w:space="0" w:color="CBD5E1"/>
-          <w:bottom w:val="single" w:sz="4" w:space="0" w:color="CBD5E1"/>
-          <w:right w:val="single" w:sz="4" w:space="0" w:color="CBD5E1"/>
-          <w:insideH w:val="single" w:sz="4" w:space="0" w:color="CBD5E1"/>
-          <w:insideV w:val="single" w:sz="4" w:space="0" w:color="CBD5E1"/>
-        </w:tblBorders>
-      </w:tblPr>
-      <w:tblGrid>
-        <w:gridCol w:w="3312"/>
-        <w:gridCol w:w="3312"/>
-        <w:gridCol w:w="3312"/>
-      </w:tblGrid>
-      <w:tr>
-        <w:tc>
-          <w:tcPr>
-            <w:tcW w:type="dxa" w:w="720"/>
-            <w:shd w:fill="1E3A8A"/>
-            <w:tcMar>
-              <w:top w:w="100" w:type="dxa"/>
-              <w:bottom w:w="100" w:type="dxa"/>
+              <w:top w:w="140" w:type="dxa"/>
+              <w:bottom w:w="140" w:type="dxa"/>
               <w:left w:w="100" w:type="dxa"/>
               <w:right w:w="100" w:type="dxa"/>
             </w:tcMar>
@@ -3286,7 +76,59 @@
                 <w:color w:val="FFFFFF"/>
                 <w:sz w:val="19"/>
               </w:rPr>
-              <w:t>#</w:t>
+              <w:t>Admin</w:t>
+            </w:r>
+          </w:p>
+        </w:tc>
+        <w:tc>
+          <w:tcPr>
+            <w:tcW w:type="dxa" w:w="1008"/>
+            <w:shd w:fill="1E3A8A"/>
+            <w:tcMar>
+              <w:top w:w="140" w:type="dxa"/>
+              <w:bottom w:w="140" w:type="dxa"/>
+              <w:left w:w="100" w:type="dxa"/>
+              <w:right w:w="100" w:type="dxa"/>
+            </w:tcMar>
+          </w:tcPr>
+          <w:p>
+            <w:pPr>
+              <w:jc w:val="center"/>
+            </w:pPr>
+            <w:r>
+              <w:rPr>
+                <w:rFonts w:ascii="Arial" w:hAnsi="Arial"/>
+                <w:b/>
+                <w:color w:val="FFFFFF"/>
+                <w:sz w:val="19"/>
+              </w:rPr>
+              <w:t>Staff</w:t>
+            </w:r>
+          </w:p>
+        </w:tc>
+        <w:tc>
+          <w:tcPr>
+            <w:tcW w:type="dxa" w:w="1296"/>
+            <w:shd w:fill="1E3A8A"/>
+            <w:tcMar>
+              <w:top w:w="140" w:type="dxa"/>
+              <w:bottom w:w="140" w:type="dxa"/>
+              <w:left w:w="100" w:type="dxa"/>
+              <w:right w:w="100" w:type="dxa"/>
+            </w:tcMar>
+          </w:tcPr>
+          <w:p>
+            <w:pPr>
+              <w:jc w:val="center"/>
+            </w:pPr>
+            <w:r>
+              <w:rPr>
+                <w:rFonts w:ascii="Arial" w:hAnsi="Arial"/>
+                <w:b/>
+                <w:color w:val="FFFFFF"/>
+                <w:sz w:val="19"/>
+              </w:rPr>
+              <w:t>Customer</w:t>
             </w:r>
           </w:p>
         </w:tc>
@@ -3295,8 +137,8 @@
             <w:tcW w:type="dxa" w:w="3456"/>
             <w:shd w:fill="1E3A8A"/>
             <w:tcMar>
-              <w:top w:w="100" w:type="dxa"/>
-              <w:bottom w:w="100" w:type="dxa"/>
+              <w:top w:w="140" w:type="dxa"/>
+              <w:bottom w:w="140" w:type="dxa"/>
               <w:left w:w="100" w:type="dxa"/>
               <w:right w:w="100" w:type="dxa"/>
             </w:tcMar>
@@ -3318,11 +160,11 @@
         </w:tc>
         <w:tc>
           <w:tcPr>
-            <w:tcW w:type="dxa" w:w="5760"/>
+            <w:tcW w:type="dxa" w:w="3744"/>
             <w:shd w:fill="1E3A8A"/>
             <w:tcMar>
-              <w:top w:w="100" w:type="dxa"/>
-              <w:bottom w:w="100" w:type="dxa"/>
+              <w:top w:w="140" w:type="dxa"/>
+              <w:bottom w:w="140" w:type="dxa"/>
               <w:left w:w="100" w:type="dxa"/>
               <w:right w:w="100" w:type="dxa"/>
             </w:tcMar>
@@ -3346,11 +188,37 @@
       <w:tr>
         <w:tc>
           <w:tcPr>
-            <w:tcW w:type="dxa" w:w="720"/>
+            <w:tcW w:type="dxa" w:w="1008"/>
             <w:shd w:fill="FFFFFF"/>
             <w:tcMar>
-              <w:top w:w="80" w:type="dxa"/>
-              <w:bottom w:w="80" w:type="dxa"/>
+              <w:top w:w="90" w:type="dxa"/>
+              <w:bottom w:w="90" w:type="dxa"/>
+              <w:left w:w="100" w:type="dxa"/>
+              <w:right w:w="100" w:type="dxa"/>
+            </w:tcMar>
+          </w:tcPr>
+          <w:p>
+            <w:pPr>
+              <w:jc w:val="center"/>
+            </w:pPr>
+            <w:r>
+              <w:rPr>
+                <w:rFonts w:ascii="Arial" w:hAnsi="Arial"/>
+                <w:b/>
+                <w:color w:val="16A34A"/>
+                <w:sz w:val="18"/>
+              </w:rPr>
+              <w:t>✓</w:t>
+            </w:r>
+          </w:p>
+        </w:tc>
+        <w:tc>
+          <w:tcPr>
+            <w:tcW w:type="dxa" w:w="1008"/>
+            <w:shd w:fill="FFFFFF"/>
+            <w:tcMar>
+              <w:top w:w="90" w:type="dxa"/>
+              <w:bottom w:w="90" w:type="dxa"/>
               <w:left w:w="100" w:type="dxa"/>
               <w:right w:w="100" w:type="dxa"/>
             </w:tcMar>
@@ -3364,7 +232,29 @@
                 <w:rFonts w:ascii="Arial" w:hAnsi="Arial"/>
                 <w:sz w:val="18"/>
               </w:rPr>
-              <w:t>1</w:t>
+            </w:r>
+          </w:p>
+        </w:tc>
+        <w:tc>
+          <w:tcPr>
+            <w:tcW w:type="dxa" w:w="1296"/>
+            <w:shd w:fill="FFFFFF"/>
+            <w:tcMar>
+              <w:top w:w="90" w:type="dxa"/>
+              <w:bottom w:w="90" w:type="dxa"/>
+              <w:left w:w="100" w:type="dxa"/>
+              <w:right w:w="100" w:type="dxa"/>
+            </w:tcMar>
+          </w:tcPr>
+          <w:p>
+            <w:pPr>
+              <w:jc w:val="center"/>
+            </w:pPr>
+            <w:r>
+              <w:rPr>
+                <w:rFonts w:ascii="Arial" w:hAnsi="Arial"/>
+                <w:sz w:val="18"/>
+              </w:rPr>
             </w:r>
           </w:p>
         </w:tc>
@@ -3373,8 +263,8 @@
             <w:tcW w:type="dxa" w:w="3456"/>
             <w:shd w:fill="FFFFFF"/>
             <w:tcMar>
-              <w:top w:w="80" w:type="dxa"/>
-              <w:bottom w:w="80" w:type="dxa"/>
+              <w:top w:w="90" w:type="dxa"/>
+              <w:bottom w:w="90" w:type="dxa"/>
               <w:left w:w="100" w:type="dxa"/>
               <w:right w:w="100" w:type="dxa"/>
             </w:tcMar>
@@ -3396,11 +286,11 @@
         </w:tc>
         <w:tc>
           <w:tcPr>
-            <w:tcW w:type="dxa" w:w="5760"/>
+            <w:tcW w:type="dxa" w:w="3744"/>
             <w:shd w:fill="FFFFFF"/>
             <w:tcMar>
-              <w:top w:w="80" w:type="dxa"/>
-              <w:bottom w:w="80" w:type="dxa"/>
+              <w:top w:w="90" w:type="dxa"/>
+              <w:bottom w:w="90" w:type="dxa"/>
               <w:left w:w="100" w:type="dxa"/>
               <w:right w:w="100" w:type="dxa"/>
             </w:tcMar>
@@ -3422,11 +312,11 @@
       <w:tr>
         <w:tc>
           <w:tcPr>
-            <w:tcW w:type="dxa" w:w="720"/>
+            <w:tcW w:type="dxa" w:w="1008"/>
             <w:shd w:fill="F8FAFC"/>
             <w:tcMar>
-              <w:top w:w="80" w:type="dxa"/>
-              <w:bottom w:w="80" w:type="dxa"/>
+              <w:top w:w="90" w:type="dxa"/>
+              <w:bottom w:w="90" w:type="dxa"/>
               <w:left w:w="100" w:type="dxa"/>
               <w:right w:w="100" w:type="dxa"/>
             </w:tcMar>
@@ -3440,7 +330,55 @@
                 <w:rFonts w:ascii="Arial" w:hAnsi="Arial"/>
                 <w:sz w:val="18"/>
               </w:rPr>
-              <w:t>2</w:t>
+            </w:r>
+          </w:p>
+        </w:tc>
+        <w:tc>
+          <w:tcPr>
+            <w:tcW w:type="dxa" w:w="1008"/>
+            <w:shd w:fill="F8FAFC"/>
+            <w:tcMar>
+              <w:top w:w="90" w:type="dxa"/>
+              <w:bottom w:w="90" w:type="dxa"/>
+              <w:left w:w="100" w:type="dxa"/>
+              <w:right w:w="100" w:type="dxa"/>
+            </w:tcMar>
+          </w:tcPr>
+          <w:p>
+            <w:pPr>
+              <w:jc w:val="center"/>
+            </w:pPr>
+            <w:r>
+              <w:rPr>
+                <w:rFonts w:ascii="Arial" w:hAnsi="Arial"/>
+                <w:b/>
+                <w:color w:val="16A34A"/>
+                <w:sz w:val="18"/>
+              </w:rPr>
+              <w:t>✓</w:t>
+            </w:r>
+          </w:p>
+        </w:tc>
+        <w:tc>
+          <w:tcPr>
+            <w:tcW w:type="dxa" w:w="1296"/>
+            <w:shd w:fill="F8FAFC"/>
+            <w:tcMar>
+              <w:top w:w="90" w:type="dxa"/>
+              <w:bottom w:w="90" w:type="dxa"/>
+              <w:left w:w="100" w:type="dxa"/>
+              <w:right w:w="100" w:type="dxa"/>
+            </w:tcMar>
+          </w:tcPr>
+          <w:p>
+            <w:pPr>
+              <w:jc w:val="center"/>
+            </w:pPr>
+            <w:r>
+              <w:rPr>
+                <w:rFonts w:ascii="Arial" w:hAnsi="Arial"/>
+                <w:sz w:val="18"/>
+              </w:rPr>
             </w:r>
           </w:p>
         </w:tc>
@@ -3449,8 +387,259 @@
             <w:tcW w:type="dxa" w:w="3456"/>
             <w:shd w:fill="F8FAFC"/>
             <w:tcMar>
-              <w:top w:w="80" w:type="dxa"/>
-              <w:bottom w:w="80" w:type="dxa"/>
+              <w:top w:w="90" w:type="dxa"/>
+              <w:bottom w:w="90" w:type="dxa"/>
+              <w:left w:w="100" w:type="dxa"/>
+              <w:right w:w="100" w:type="dxa"/>
+            </w:tcMar>
+          </w:tcPr>
+          <w:p>
+            <w:pPr>
+              <w:jc w:val="left"/>
+            </w:pPr>
+            <w:r>
+              <w:rPr>
+                <w:rFonts w:ascii="Arial" w:hAnsi="Arial"/>
+                <w:b/>
+                <w:color w:val="0F172A"/>
+                <w:sz w:val="18"/>
+              </w:rPr>
+              <w:t>Workstation Dashboard</w:t>
+            </w:r>
+          </w:p>
+        </w:tc>
+        <w:tc>
+          <w:tcPr>
+            <w:tcW w:type="dxa" w:w="3744"/>
+            <w:shd w:fill="F8FAFC"/>
+            <w:tcMar>
+              <w:top w:w="90" w:type="dxa"/>
+              <w:bottom w:w="90" w:type="dxa"/>
+              <w:left w:w="100" w:type="dxa"/>
+              <w:right w:w="100" w:type="dxa"/>
+            </w:tcMar>
+          </w:tcPr>
+          <w:p>
+            <w:pPr>
+              <w:jc w:val="left"/>
+            </w:pPr>
+            <w:r>
+              <w:rPr>
+                <w:rFonts w:ascii="Arial" w:hAnsi="Arial"/>
+                <w:sz w:val="18"/>
+              </w:rPr>
+              <w:t>Provides staff members with real-time operational overview, active machine timers, quick queue metrics, and cashier summary.</w:t>
+            </w:r>
+          </w:p>
+        </w:tc>
+      </w:tr>
+      <w:tr>
+        <w:tc>
+          <w:tcPr>
+            <w:tcW w:type="dxa" w:w="1008"/>
+            <w:shd w:fill="FFFFFF"/>
+            <w:tcMar>
+              <w:top w:w="90" w:type="dxa"/>
+              <w:bottom w:w="90" w:type="dxa"/>
+              <w:left w:w="100" w:type="dxa"/>
+              <w:right w:w="100" w:type="dxa"/>
+            </w:tcMar>
+          </w:tcPr>
+          <w:p>
+            <w:pPr>
+              <w:jc w:val="center"/>
+            </w:pPr>
+            <w:r>
+              <w:rPr>
+                <w:rFonts w:ascii="Arial" w:hAnsi="Arial"/>
+                <w:sz w:val="18"/>
+              </w:rPr>
+            </w:r>
+          </w:p>
+        </w:tc>
+        <w:tc>
+          <w:tcPr>
+            <w:tcW w:type="dxa" w:w="1008"/>
+            <w:shd w:fill="FFFFFF"/>
+            <w:tcMar>
+              <w:top w:w="90" w:type="dxa"/>
+              <w:bottom w:w="90" w:type="dxa"/>
+              <w:left w:w="100" w:type="dxa"/>
+              <w:right w:w="100" w:type="dxa"/>
+            </w:tcMar>
+          </w:tcPr>
+          <w:p>
+            <w:pPr>
+              <w:jc w:val="center"/>
+            </w:pPr>
+            <w:r>
+              <w:rPr>
+                <w:rFonts w:ascii="Arial" w:hAnsi="Arial"/>
+                <w:sz w:val="18"/>
+              </w:rPr>
+            </w:r>
+          </w:p>
+        </w:tc>
+        <w:tc>
+          <w:tcPr>
+            <w:tcW w:type="dxa" w:w="1296"/>
+            <w:shd w:fill="FFFFFF"/>
+            <w:tcMar>
+              <w:top w:w="90" w:type="dxa"/>
+              <w:bottom w:w="90" w:type="dxa"/>
+              <w:left w:w="100" w:type="dxa"/>
+              <w:right w:w="100" w:type="dxa"/>
+            </w:tcMar>
+          </w:tcPr>
+          <w:p>
+            <w:pPr>
+              <w:jc w:val="center"/>
+            </w:pPr>
+            <w:r>
+              <w:rPr>
+                <w:rFonts w:ascii="Arial" w:hAnsi="Arial"/>
+                <w:b/>
+                <w:color w:val="16A34A"/>
+                <w:sz w:val="18"/>
+              </w:rPr>
+              <w:t>✓</w:t>
+            </w:r>
+          </w:p>
+        </w:tc>
+        <w:tc>
+          <w:tcPr>
+            <w:tcW w:type="dxa" w:w="3456"/>
+            <w:shd w:fill="FFFFFF"/>
+            <w:tcMar>
+              <w:top w:w="90" w:type="dxa"/>
+              <w:bottom w:w="90" w:type="dxa"/>
+              <w:left w:w="100" w:type="dxa"/>
+              <w:right w:w="100" w:type="dxa"/>
+            </w:tcMar>
+          </w:tcPr>
+          <w:p>
+            <w:pPr>
+              <w:jc w:val="left"/>
+            </w:pPr>
+            <w:r>
+              <w:rPr>
+                <w:rFonts w:ascii="Arial" w:hAnsi="Arial"/>
+                <w:b/>
+                <w:color w:val="0F172A"/>
+                <w:sz w:val="18"/>
+              </w:rPr>
+              <w:t>Customer Dashboard</w:t>
+            </w:r>
+          </w:p>
+        </w:tc>
+        <w:tc>
+          <w:tcPr>
+            <w:tcW w:type="dxa" w:w="3744"/>
+            <w:shd w:fill="FFFFFF"/>
+            <w:tcMar>
+              <w:top w:w="90" w:type="dxa"/>
+              <w:bottom w:w="90" w:type="dxa"/>
+              <w:left w:w="100" w:type="dxa"/>
+              <w:right w:w="100" w:type="dxa"/>
+            </w:tcMar>
+          </w:tcPr>
+          <w:p>
+            <w:pPr>
+              <w:jc w:val="left"/>
+            </w:pPr>
+            <w:r>
+              <w:rPr>
+                <w:rFonts w:ascii="Arial" w:hAnsi="Arial"/>
+                <w:sz w:val="18"/>
+              </w:rPr>
+              <w:t>Offers customers an interactive dashboard showing live laundry progress, estimated time remaining, machine availability, and active order details.</w:t>
+            </w:r>
+          </w:p>
+        </w:tc>
+      </w:tr>
+      <w:tr>
+        <w:tc>
+          <w:tcPr>
+            <w:tcW w:type="dxa" w:w="1008"/>
+            <w:shd w:fill="F8FAFC"/>
+            <w:tcMar>
+              <w:top w:w="90" w:type="dxa"/>
+              <w:bottom w:w="90" w:type="dxa"/>
+              <w:left w:w="100" w:type="dxa"/>
+              <w:right w:w="100" w:type="dxa"/>
+            </w:tcMar>
+          </w:tcPr>
+          <w:p>
+            <w:pPr>
+              <w:jc w:val="center"/>
+            </w:pPr>
+            <w:r>
+              <w:rPr>
+                <w:rFonts w:ascii="Arial" w:hAnsi="Arial"/>
+                <w:b/>
+                <w:color w:val="16A34A"/>
+                <w:sz w:val="18"/>
+              </w:rPr>
+              <w:t>✓</w:t>
+            </w:r>
+          </w:p>
+        </w:tc>
+        <w:tc>
+          <w:tcPr>
+            <w:tcW w:type="dxa" w:w="1008"/>
+            <w:shd w:fill="F8FAFC"/>
+            <w:tcMar>
+              <w:top w:w="90" w:type="dxa"/>
+              <w:bottom w:w="90" w:type="dxa"/>
+              <w:left w:w="100" w:type="dxa"/>
+              <w:right w:w="100" w:type="dxa"/>
+            </w:tcMar>
+          </w:tcPr>
+          <w:p>
+            <w:pPr>
+              <w:jc w:val="center"/>
+            </w:pPr>
+            <w:r>
+              <w:rPr>
+                <w:rFonts w:ascii="Arial" w:hAnsi="Arial"/>
+                <w:b/>
+                <w:color w:val="16A34A"/>
+                <w:sz w:val="18"/>
+              </w:rPr>
+              <w:t>✓</w:t>
+            </w:r>
+          </w:p>
+        </w:tc>
+        <w:tc>
+          <w:tcPr>
+            <w:tcW w:type="dxa" w:w="1296"/>
+            <w:shd w:fill="F8FAFC"/>
+            <w:tcMar>
+              <w:top w:w="90" w:type="dxa"/>
+              <w:bottom w:w="90" w:type="dxa"/>
+              <w:left w:w="100" w:type="dxa"/>
+              <w:right w:w="100" w:type="dxa"/>
+            </w:tcMar>
+          </w:tcPr>
+          <w:p>
+            <w:pPr>
+              <w:jc w:val="center"/>
+            </w:pPr>
+            <w:r>
+              <w:rPr>
+                <w:rFonts w:ascii="Arial" w:hAnsi="Arial"/>
+                <w:sz w:val="18"/>
+              </w:rPr>
+            </w:r>
+          </w:p>
+        </w:tc>
+        <w:tc>
+          <w:tcPr>
+            <w:tcW w:type="dxa" w:w="3456"/>
+            <w:shd w:fill="F8FAFC"/>
+            <w:tcMar>
+              <w:top w:w="90" w:type="dxa"/>
+              <w:bottom w:w="90" w:type="dxa"/>
               <w:left w:w="100" w:type="dxa"/>
               <w:right w:w="100" w:type="dxa"/>
             </w:tcMar>
@@ -3472,11 +661,11 @@
         </w:tc>
         <w:tc>
           <w:tcPr>
-            <w:tcW w:type="dxa" w:w="5760"/>
+            <w:tcW w:type="dxa" w:w="3744"/>
             <w:shd w:fill="F8FAFC"/>
             <w:tcMar>
-              <w:top w:w="80" w:type="dxa"/>
-              <w:bottom w:w="80" w:type="dxa"/>
+              <w:top w:w="90" w:type="dxa"/>
+              <w:bottom w:w="90" w:type="dxa"/>
               <w:left w:w="100" w:type="dxa"/>
               <w:right w:w="100" w:type="dxa"/>
             </w:tcMar>
@@ -3490,7 +679,7 @@
                 <w:rFonts w:ascii="Arial" w:hAnsi="Arial"/>
                 <w:sz w:val="18"/>
               </w:rPr>
-              <w:t>Allows viewing and updating laundry order states (Received, Washing, Rinsing, Drying, Ready, Completed), applying brownout extensions, and resetting queues.</w:t>
+              <w:t>Allows viewing and updating laundry order states (Received, Washing, Rinsing, Drying, Ready for Pickup), applying brownout extensions, and resetting queues.</w:t>
             </w:r>
           </w:p>
         </w:tc>
@@ -3498,11 +687,11 @@
       <w:tr>
         <w:tc>
           <w:tcPr>
-            <w:tcW w:type="dxa" w:w="720"/>
+            <w:tcW w:type="dxa" w:w="1008"/>
             <w:shd w:fill="FFFFFF"/>
             <w:tcMar>
-              <w:top w:w="80" w:type="dxa"/>
-              <w:bottom w:w="80" w:type="dxa"/>
+              <w:top w:w="90" w:type="dxa"/>
+              <w:bottom w:w="90" w:type="dxa"/>
               <w:left w:w="100" w:type="dxa"/>
               <w:right w:w="100" w:type="dxa"/>
             </w:tcMar>
@@ -3516,7 +705,58 @@
                 <w:rFonts w:ascii="Arial" w:hAnsi="Arial"/>
                 <w:sz w:val="18"/>
               </w:rPr>
-              <w:t>3</w:t>
+            </w:r>
+          </w:p>
+        </w:tc>
+        <w:tc>
+          <w:tcPr>
+            <w:tcW w:type="dxa" w:w="1008"/>
+            <w:shd w:fill="FFFFFF"/>
+            <w:tcMar>
+              <w:top w:w="90" w:type="dxa"/>
+              <w:bottom w:w="90" w:type="dxa"/>
+              <w:left w:w="100" w:type="dxa"/>
+              <w:right w:w="100" w:type="dxa"/>
+            </w:tcMar>
+          </w:tcPr>
+          <w:p>
+            <w:pPr>
+              <w:jc w:val="center"/>
+            </w:pPr>
+            <w:r>
+              <w:rPr>
+                <w:rFonts w:ascii="Arial" w:hAnsi="Arial"/>
+                <w:b/>
+                <w:color w:val="16A34A"/>
+                <w:sz w:val="18"/>
+              </w:rPr>
+              <w:t>✓</w:t>
+            </w:r>
+          </w:p>
+        </w:tc>
+        <w:tc>
+          <w:tcPr>
+            <w:tcW w:type="dxa" w:w="1296"/>
+            <w:shd w:fill="FFFFFF"/>
+            <w:tcMar>
+              <w:top w:w="90" w:type="dxa"/>
+              <w:bottom w:w="90" w:type="dxa"/>
+              <w:left w:w="100" w:type="dxa"/>
+              <w:right w:w="100" w:type="dxa"/>
+            </w:tcMar>
+          </w:tcPr>
+          <w:p>
+            <w:pPr>
+              <w:jc w:val="center"/>
+            </w:pPr>
+            <w:r>
+              <w:rPr>
+                <w:rFonts w:ascii="Arial" w:hAnsi="Arial"/>
+                <w:b/>
+                <w:color w:val="16A34A"/>
+                <w:sz w:val="18"/>
+              </w:rPr>
+              <w:t>✓</w:t>
             </w:r>
           </w:p>
         </w:tc>
@@ -3525,8 +765,135 @@
             <w:tcW w:type="dxa" w:w="3456"/>
             <w:shd w:fill="FFFFFF"/>
             <w:tcMar>
-              <w:top w:w="80" w:type="dxa"/>
-              <w:bottom w:w="80" w:type="dxa"/>
+              <w:top w:w="90" w:type="dxa"/>
+              <w:bottom w:w="90" w:type="dxa"/>
+              <w:left w:w="100" w:type="dxa"/>
+              <w:right w:w="100" w:type="dxa"/>
+            </w:tcMar>
+          </w:tcPr>
+          <w:p>
+            <w:pPr>
+              <w:jc w:val="left"/>
+            </w:pPr>
+            <w:r>
+              <w:rPr>
+                <w:rFonts w:ascii="Arial" w:hAnsi="Arial"/>
+                <w:b/>
+                <w:color w:val="0F172A"/>
+                <w:sz w:val="18"/>
+              </w:rPr>
+              <w:t>Book Drop-off Laundry Order</w:t>
+            </w:r>
+          </w:p>
+        </w:tc>
+        <w:tc>
+          <w:tcPr>
+            <w:tcW w:type="dxa" w:w="3744"/>
+            <w:shd w:fill="FFFFFF"/>
+            <w:tcMar>
+              <w:top w:w="90" w:type="dxa"/>
+              <w:bottom w:w="90" w:type="dxa"/>
+              <w:left w:w="100" w:type="dxa"/>
+              <w:right w:w="100" w:type="dxa"/>
+            </w:tcMar>
+          </w:tcPr>
+          <w:p>
+            <w:pPr>
+              <w:jc w:val="left"/>
+            </w:pPr>
+            <w:r>
+              <w:rPr>
+                <w:rFonts w:ascii="Arial" w:hAnsi="Arial"/>
+                <w:sz w:val="18"/>
+              </w:rPr>
+              <w:t>Interface for submitting laundry service requests, selecting wash/dry options, choosing service types, and calculating total cost.</w:t>
+            </w:r>
+          </w:p>
+        </w:tc>
+      </w:tr>
+      <w:tr>
+        <w:tc>
+          <w:tcPr>
+            <w:tcW w:type="dxa" w:w="1008"/>
+            <w:shd w:fill="F8FAFC"/>
+            <w:tcMar>
+              <w:top w:w="90" w:type="dxa"/>
+              <w:bottom w:w="90" w:type="dxa"/>
+              <w:left w:w="100" w:type="dxa"/>
+              <w:right w:w="100" w:type="dxa"/>
+            </w:tcMar>
+          </w:tcPr>
+          <w:p>
+            <w:pPr>
+              <w:jc w:val="center"/>
+            </w:pPr>
+            <w:r>
+              <w:rPr>
+                <w:rFonts w:ascii="Arial" w:hAnsi="Arial"/>
+                <w:b/>
+                <w:color w:val="16A34A"/>
+                <w:sz w:val="18"/>
+              </w:rPr>
+              <w:t>✓</w:t>
+            </w:r>
+          </w:p>
+        </w:tc>
+        <w:tc>
+          <w:tcPr>
+            <w:tcW w:type="dxa" w:w="1008"/>
+            <w:shd w:fill="F8FAFC"/>
+            <w:tcMar>
+              <w:top w:w="90" w:type="dxa"/>
+              <w:bottom w:w="90" w:type="dxa"/>
+              <w:left w:w="100" w:type="dxa"/>
+              <w:right w:w="100" w:type="dxa"/>
+            </w:tcMar>
+          </w:tcPr>
+          <w:p>
+            <w:pPr>
+              <w:jc w:val="center"/>
+            </w:pPr>
+            <w:r>
+              <w:rPr>
+                <w:rFonts w:ascii="Arial" w:hAnsi="Arial"/>
+                <w:b/>
+                <w:color w:val="16A34A"/>
+                <w:sz w:val="18"/>
+              </w:rPr>
+              <w:t>✓</w:t>
+            </w:r>
+          </w:p>
+        </w:tc>
+        <w:tc>
+          <w:tcPr>
+            <w:tcW w:type="dxa" w:w="1296"/>
+            <w:shd w:fill="F8FAFC"/>
+            <w:tcMar>
+              <w:top w:w="90" w:type="dxa"/>
+              <w:bottom w:w="90" w:type="dxa"/>
+              <w:left w:w="100" w:type="dxa"/>
+              <w:right w:w="100" w:type="dxa"/>
+            </w:tcMar>
+          </w:tcPr>
+          <w:p>
+            <w:pPr>
+              <w:jc w:val="center"/>
+            </w:pPr>
+            <w:r>
+              <w:rPr>
+                <w:rFonts w:ascii="Arial" w:hAnsi="Arial"/>
+                <w:sz w:val="18"/>
+              </w:rPr>
+            </w:r>
+          </w:p>
+        </w:tc>
+        <w:tc>
+          <w:tcPr>
+            <w:tcW w:type="dxa" w:w="3456"/>
+            <w:shd w:fill="F8FAFC"/>
+            <w:tcMar>
+              <w:top w:w="90" w:type="dxa"/>
+              <w:bottom w:w="90" w:type="dxa"/>
               <w:left w:w="100" w:type="dxa"/>
               <w:right w:w="100" w:type="dxa"/>
             </w:tcMar>
@@ -3548,11 +915,11 @@
         </w:tc>
         <w:tc>
           <w:tcPr>
-            <w:tcW w:type="dxa" w:w="5760"/>
-            <w:shd w:fill="FFFFFF"/>
+            <w:tcW w:type="dxa" w:w="3744"/>
+            <w:shd w:fill="F8FAFC"/>
             <w:tcMar>
-              <w:top w:w="80" w:type="dxa"/>
-              <w:bottom w:w="80" w:type="dxa"/>
+              <w:top w:w="90" w:type="dxa"/>
+              <w:bottom w:w="90" w:type="dxa"/>
               <w:left w:w="100" w:type="dxa"/>
               <w:right w:w="100" w:type="dxa"/>
             </w:tcMar>
@@ -3574,11 +941,37 @@
       <w:tr>
         <w:tc>
           <w:tcPr>
-            <w:tcW w:type="dxa" w:w="720"/>
-            <w:shd w:fill="F8FAFC"/>
+            <w:tcW w:type="dxa" w:w="1008"/>
+            <w:shd w:fill="FFFFFF"/>
             <w:tcMar>
-              <w:top w:w="80" w:type="dxa"/>
-              <w:bottom w:w="80" w:type="dxa"/>
+              <w:top w:w="90" w:type="dxa"/>
+              <w:bottom w:w="90" w:type="dxa"/>
+              <w:left w:w="100" w:type="dxa"/>
+              <w:right w:w="100" w:type="dxa"/>
+            </w:tcMar>
+          </w:tcPr>
+          <w:p>
+            <w:pPr>
+              <w:jc w:val="center"/>
+            </w:pPr>
+            <w:r>
+              <w:rPr>
+                <w:rFonts w:ascii="Arial" w:hAnsi="Arial"/>
+                <w:b/>
+                <w:color w:val="16A34A"/>
+                <w:sz w:val="18"/>
+              </w:rPr>
+              <w:t>✓</w:t>
+            </w:r>
+          </w:p>
+        </w:tc>
+        <w:tc>
+          <w:tcPr>
+            <w:tcW w:type="dxa" w:w="1008"/>
+            <w:shd w:fill="FFFFFF"/>
+            <w:tcMar>
+              <w:top w:w="90" w:type="dxa"/>
+              <w:bottom w:w="90" w:type="dxa"/>
               <w:left w:w="100" w:type="dxa"/>
               <w:right w:w="100" w:type="dxa"/>
             </w:tcMar>
@@ -3592,17 +985,39 @@
                 <w:rFonts w:ascii="Arial" w:hAnsi="Arial"/>
                 <w:sz w:val="18"/>
               </w:rPr>
-              <w:t>4</w:t>
+            </w:r>
+          </w:p>
+        </w:tc>
+        <w:tc>
+          <w:tcPr>
+            <w:tcW w:type="dxa" w:w="1296"/>
+            <w:shd w:fill="FFFFFF"/>
+            <w:tcMar>
+              <w:top w:w="90" w:type="dxa"/>
+              <w:bottom w:w="90" w:type="dxa"/>
+              <w:left w:w="100" w:type="dxa"/>
+              <w:right w:w="100" w:type="dxa"/>
+            </w:tcMar>
+          </w:tcPr>
+          <w:p>
+            <w:pPr>
+              <w:jc w:val="center"/>
+            </w:pPr>
+            <w:r>
+              <w:rPr>
+                <w:rFonts w:ascii="Arial" w:hAnsi="Arial"/>
+                <w:sz w:val="18"/>
+              </w:rPr>
             </w:r>
           </w:p>
         </w:tc>
         <w:tc>
           <w:tcPr>
             <w:tcW w:type="dxa" w:w="3456"/>
-            <w:shd w:fill="F8FAFC"/>
+            <w:shd w:fill="FFFFFF"/>
             <w:tcMar>
-              <w:top w:w="80" w:type="dxa"/>
-              <w:bottom w:w="80" w:type="dxa"/>
+              <w:top w:w="90" w:type="dxa"/>
+              <w:bottom w:w="90" w:type="dxa"/>
               <w:left w:w="100" w:type="dxa"/>
               <w:right w:w="100" w:type="dxa"/>
             </w:tcMar>
@@ -3624,11 +1039,11 @@
         </w:tc>
         <w:tc>
           <w:tcPr>
-            <w:tcW w:type="dxa" w:w="5760"/>
-            <w:shd w:fill="F8FAFC"/>
+            <w:tcW w:type="dxa" w:w="3744"/>
+            <w:shd w:fill="FFFFFF"/>
             <w:tcMar>
-              <w:top w:w="80" w:type="dxa"/>
-              <w:bottom w:w="80" w:type="dxa"/>
+              <w:top w:w="90" w:type="dxa"/>
+              <w:bottom w:w="90" w:type="dxa"/>
               <w:left w:w="100" w:type="dxa"/>
               <w:right w:w="100" w:type="dxa"/>
             </w:tcMar>
@@ -3650,11 +1065,37 @@
       <w:tr>
         <w:tc>
           <w:tcPr>
-            <w:tcW w:type="dxa" w:w="720"/>
-            <w:shd w:fill="FFFFFF"/>
+            <w:tcW w:type="dxa" w:w="1008"/>
+            <w:shd w:fill="F8FAFC"/>
             <w:tcMar>
-              <w:top w:w="80" w:type="dxa"/>
-              <w:bottom w:w="80" w:type="dxa"/>
+              <w:top w:w="90" w:type="dxa"/>
+              <w:bottom w:w="90" w:type="dxa"/>
+              <w:left w:w="100" w:type="dxa"/>
+              <w:right w:w="100" w:type="dxa"/>
+            </w:tcMar>
+          </w:tcPr>
+          <w:p>
+            <w:pPr>
+              <w:jc w:val="center"/>
+            </w:pPr>
+            <w:r>
+              <w:rPr>
+                <w:rFonts w:ascii="Arial" w:hAnsi="Arial"/>
+                <w:b/>
+                <w:color w:val="16A34A"/>
+                <w:sz w:val="18"/>
+              </w:rPr>
+              <w:t>✓</w:t>
+            </w:r>
+          </w:p>
+        </w:tc>
+        <w:tc>
+          <w:tcPr>
+            <w:tcW w:type="dxa" w:w="1008"/>
+            <w:shd w:fill="F8FAFC"/>
+            <w:tcMar>
+              <w:top w:w="90" w:type="dxa"/>
+              <w:bottom w:w="90" w:type="dxa"/>
               <w:left w:w="100" w:type="dxa"/>
               <w:right w:w="100" w:type="dxa"/>
             </w:tcMar>
@@ -3668,17 +1109,39 @@
                 <w:rFonts w:ascii="Arial" w:hAnsi="Arial"/>
                 <w:sz w:val="18"/>
               </w:rPr>
-              <w:t>5</w:t>
+            </w:r>
+          </w:p>
+        </w:tc>
+        <w:tc>
+          <w:tcPr>
+            <w:tcW w:type="dxa" w:w="1296"/>
+            <w:shd w:fill="F8FAFC"/>
+            <w:tcMar>
+              <w:top w:w="90" w:type="dxa"/>
+              <w:bottom w:w="90" w:type="dxa"/>
+              <w:left w:w="100" w:type="dxa"/>
+              <w:right w:w="100" w:type="dxa"/>
+            </w:tcMar>
+          </w:tcPr>
+          <w:p>
+            <w:pPr>
+              <w:jc w:val="center"/>
+            </w:pPr>
+            <w:r>
+              <w:rPr>
+                <w:rFonts w:ascii="Arial" w:hAnsi="Arial"/>
+                <w:sz w:val="18"/>
+              </w:rPr>
             </w:r>
           </w:p>
         </w:tc>
         <w:tc>
           <w:tcPr>
             <w:tcW w:type="dxa" w:w="3456"/>
-            <w:shd w:fill="FFFFFF"/>
+            <w:shd w:fill="F8FAFC"/>
             <w:tcMar>
-              <w:top w:w="80" w:type="dxa"/>
-              <w:bottom w:w="80" w:type="dxa"/>
+              <w:top w:w="90" w:type="dxa"/>
+              <w:bottom w:w="90" w:type="dxa"/>
               <w:left w:w="100" w:type="dxa"/>
               <w:right w:w="100" w:type="dxa"/>
             </w:tcMar>
@@ -3700,11 +1163,11 @@
         </w:tc>
         <w:tc>
           <w:tcPr>
-            <w:tcW w:type="dxa" w:w="5760"/>
-            <w:shd w:fill="FFFFFF"/>
+            <w:tcW w:type="dxa" w:w="3744"/>
+            <w:shd w:fill="F8FAFC"/>
             <w:tcMar>
-              <w:top w:w="80" w:type="dxa"/>
-              <w:bottom w:w="80" w:type="dxa"/>
+              <w:top w:w="90" w:type="dxa"/>
+              <w:bottom w:w="90" w:type="dxa"/>
               <w:left w:w="100" w:type="dxa"/>
               <w:right w:w="100" w:type="dxa"/>
             </w:tcMar>
@@ -3718,7 +1181,7 @@
                 <w:rFonts w:ascii="Arial" w:hAnsi="Arial"/>
                 <w:sz w:val="18"/>
               </w:rPr>
-              <w:t>Admin control center to manage user accounts (Admin, Staff, Customer, Driver), change user roles, and adjust customer loyalty stamps.</w:t>
+              <w:t>Admin control center to manage user accounts (Admin, Staff, Customer), change user roles, and adjust customer loyalty stamps.</w:t>
             </w:r>
           </w:p>
         </w:tc>
@@ -3726,11 +1189,11 @@
       <w:tr>
         <w:tc>
           <w:tcPr>
-            <w:tcW w:type="dxa" w:w="720"/>
-            <w:shd w:fill="F8FAFC"/>
+            <w:tcW w:type="dxa" w:w="1008"/>
+            <w:shd w:fill="FFFFFF"/>
             <w:tcMar>
-              <w:top w:w="80" w:type="dxa"/>
-              <w:bottom w:w="80" w:type="dxa"/>
+              <w:top w:w="90" w:type="dxa"/>
+              <w:bottom w:w="90" w:type="dxa"/>
               <w:left w:w="100" w:type="dxa"/>
               <w:right w:w="100" w:type="dxa"/>
             </w:tcMar>
@@ -3744,7 +1207,179 @@
                 <w:rFonts w:ascii="Arial" w:hAnsi="Arial"/>
                 <w:sz w:val="18"/>
               </w:rPr>
-              <w:t>6</w:t>
+            </w:r>
+          </w:p>
+        </w:tc>
+        <w:tc>
+          <w:tcPr>
+            <w:tcW w:type="dxa" w:w="1008"/>
+            <w:shd w:fill="FFFFFF"/>
+            <w:tcMar>
+              <w:top w:w="90" w:type="dxa"/>
+              <w:bottom w:w="90" w:type="dxa"/>
+              <w:left w:w="100" w:type="dxa"/>
+              <w:right w:w="100" w:type="dxa"/>
+            </w:tcMar>
+          </w:tcPr>
+          <w:p>
+            <w:pPr>
+              <w:jc w:val="center"/>
+            </w:pPr>
+            <w:r>
+              <w:rPr>
+                <w:rFonts w:ascii="Arial" w:hAnsi="Arial"/>
+                <w:sz w:val="18"/>
+              </w:rPr>
+            </w:r>
+          </w:p>
+        </w:tc>
+        <w:tc>
+          <w:tcPr>
+            <w:tcW w:type="dxa" w:w="1296"/>
+            <w:shd w:fill="FFFFFF"/>
+            <w:tcMar>
+              <w:top w:w="90" w:type="dxa"/>
+              <w:bottom w:w="90" w:type="dxa"/>
+              <w:left w:w="100" w:type="dxa"/>
+              <w:right w:w="100" w:type="dxa"/>
+            </w:tcMar>
+          </w:tcPr>
+          <w:p>
+            <w:pPr>
+              <w:jc w:val="center"/>
+            </w:pPr>
+            <w:r>
+              <w:rPr>
+                <w:rFonts w:ascii="Arial" w:hAnsi="Arial"/>
+                <w:b/>
+                <w:color w:val="16A34A"/>
+                <w:sz w:val="18"/>
+              </w:rPr>
+              <w:t>✓</w:t>
+            </w:r>
+          </w:p>
+        </w:tc>
+        <w:tc>
+          <w:tcPr>
+            <w:tcW w:type="dxa" w:w="3456"/>
+            <w:shd w:fill="FFFFFF"/>
+            <w:tcMar>
+              <w:top w:w="90" w:type="dxa"/>
+              <w:bottom w:w="90" w:type="dxa"/>
+              <w:left w:w="100" w:type="dxa"/>
+              <w:right w:w="100" w:type="dxa"/>
+            </w:tcMar>
+          </w:tcPr>
+          <w:p>
+            <w:pPr>
+              <w:jc w:val="left"/>
+            </w:pPr>
+            <w:r>
+              <w:rPr>
+                <w:rFonts w:ascii="Arial" w:hAnsi="Arial"/>
+                <w:b/>
+                <w:color w:val="0F172A"/>
+                <w:sz w:val="18"/>
+              </w:rPr>
+              <w:t>My Order History &amp; Digital Receipts</w:t>
+            </w:r>
+          </w:p>
+        </w:tc>
+        <w:tc>
+          <w:tcPr>
+            <w:tcW w:type="dxa" w:w="3744"/>
+            <w:shd w:fill="FFFFFF"/>
+            <w:tcMar>
+              <w:top w:w="90" w:type="dxa"/>
+              <w:bottom w:w="90" w:type="dxa"/>
+              <w:left w:w="100" w:type="dxa"/>
+              <w:right w:w="100" w:type="dxa"/>
+            </w:tcMar>
+          </w:tcPr>
+          <w:p>
+            <w:pPr>
+              <w:jc w:val="left"/>
+            </w:pPr>
+            <w:r>
+              <w:rPr>
+                <w:rFonts w:ascii="Arial" w:hAnsi="Arial"/>
+                <w:sz w:val="18"/>
+              </w:rPr>
+              <w:t>Allows customers to track all past and active laundry transactions, view digital itemized receipts, and download/print transaction records.</w:t>
+            </w:r>
+          </w:p>
+        </w:tc>
+      </w:tr>
+      <w:tr>
+        <w:tc>
+          <w:tcPr>
+            <w:tcW w:type="dxa" w:w="1008"/>
+            <w:shd w:fill="F8FAFC"/>
+            <w:tcMar>
+              <w:top w:w="90" w:type="dxa"/>
+              <w:bottom w:w="90" w:type="dxa"/>
+              <w:left w:w="100" w:type="dxa"/>
+              <w:right w:w="100" w:type="dxa"/>
+            </w:tcMar>
+          </w:tcPr>
+          <w:p>
+            <w:pPr>
+              <w:jc w:val="center"/>
+            </w:pPr>
+            <w:r>
+              <w:rPr>
+                <w:rFonts w:ascii="Arial" w:hAnsi="Arial"/>
+                <w:sz w:val="18"/>
+              </w:rPr>
+            </w:r>
+          </w:p>
+        </w:tc>
+        <w:tc>
+          <w:tcPr>
+            <w:tcW w:type="dxa" w:w="1008"/>
+            <w:shd w:fill="F8FAFC"/>
+            <w:tcMar>
+              <w:top w:w="90" w:type="dxa"/>
+              <w:bottom w:w="90" w:type="dxa"/>
+              <w:left w:w="100" w:type="dxa"/>
+              <w:right w:w="100" w:type="dxa"/>
+            </w:tcMar>
+          </w:tcPr>
+          <w:p>
+            <w:pPr>
+              <w:jc w:val="center"/>
+            </w:pPr>
+            <w:r>
+              <w:rPr>
+                <w:rFonts w:ascii="Arial" w:hAnsi="Arial"/>
+                <w:sz w:val="18"/>
+              </w:rPr>
+            </w:r>
+          </w:p>
+        </w:tc>
+        <w:tc>
+          <w:tcPr>
+            <w:tcW w:type="dxa" w:w="1296"/>
+            <w:shd w:fill="F8FAFC"/>
+            <w:tcMar>
+              <w:top w:w="90" w:type="dxa"/>
+              <w:bottom w:w="90" w:type="dxa"/>
+              <w:left w:w="100" w:type="dxa"/>
+              <w:right w:w="100" w:type="dxa"/>
+            </w:tcMar>
+          </w:tcPr>
+          <w:p>
+            <w:pPr>
+              <w:jc w:val="center"/>
+            </w:pPr>
+            <w:r>
+              <w:rPr>
+                <w:rFonts w:ascii="Arial" w:hAnsi="Arial"/>
+                <w:b/>
+                <w:color w:val="16A34A"/>
+                <w:sz w:val="18"/>
+              </w:rPr>
+              <w:t>✓</w:t>
             </w:r>
           </w:p>
         </w:tc>
@@ -3753,8 +1388,132 @@
             <w:tcW w:type="dxa" w:w="3456"/>
             <w:shd w:fill="F8FAFC"/>
             <w:tcMar>
-              <w:top w:w="80" w:type="dxa"/>
-              <w:bottom w:w="80" w:type="dxa"/>
+              <w:top w:w="90" w:type="dxa"/>
+              <w:bottom w:w="90" w:type="dxa"/>
+              <w:left w:w="100" w:type="dxa"/>
+              <w:right w:w="100" w:type="dxa"/>
+            </w:tcMar>
+          </w:tcPr>
+          <w:p>
+            <w:pPr>
+              <w:jc w:val="left"/>
+            </w:pPr>
+            <w:r>
+              <w:rPr>
+                <w:rFonts w:ascii="Arial" w:hAnsi="Arial"/>
+                <w:b/>
+                <w:color w:val="0F172A"/>
+                <w:sz w:val="18"/>
+              </w:rPr>
+              <w:t>Frequent User Loyalty Card</w:t>
+            </w:r>
+          </w:p>
+        </w:tc>
+        <w:tc>
+          <w:tcPr>
+            <w:tcW w:type="dxa" w:w="3744"/>
+            <w:shd w:fill="F8FAFC"/>
+            <w:tcMar>
+              <w:top w:w="90" w:type="dxa"/>
+              <w:bottom w:w="90" w:type="dxa"/>
+              <w:left w:w="100" w:type="dxa"/>
+              <w:right w:w="100" w:type="dxa"/>
+            </w:tcMar>
+          </w:tcPr>
+          <w:p>
+            <w:pPr>
+              <w:jc w:val="left"/>
+            </w:pPr>
+            <w:r>
+              <w:rPr>
+                <w:rFonts w:ascii="Arial" w:hAnsi="Arial"/>
+                <w:sz w:val="18"/>
+              </w:rPr>
+              <w:t>Digital 12-stamp card tracking customer repeat visits, displaying earned reward stamps and progress toward free wash discounts.</w:t>
+            </w:r>
+          </w:p>
+        </w:tc>
+      </w:tr>
+      <w:tr>
+        <w:tc>
+          <w:tcPr>
+            <w:tcW w:type="dxa" w:w="1008"/>
+            <w:shd w:fill="FFFFFF"/>
+            <w:tcMar>
+              <w:top w:w="90" w:type="dxa"/>
+              <w:bottom w:w="90" w:type="dxa"/>
+              <w:left w:w="100" w:type="dxa"/>
+              <w:right w:w="100" w:type="dxa"/>
+            </w:tcMar>
+          </w:tcPr>
+          <w:p>
+            <w:pPr>
+              <w:jc w:val="center"/>
+            </w:pPr>
+            <w:r>
+              <w:rPr>
+                <w:rFonts w:ascii="Arial" w:hAnsi="Arial"/>
+                <w:b/>
+                <w:color w:val="16A34A"/>
+                <w:sz w:val="18"/>
+              </w:rPr>
+              <w:t>✓</w:t>
+            </w:r>
+          </w:p>
+        </w:tc>
+        <w:tc>
+          <w:tcPr>
+            <w:tcW w:type="dxa" w:w="1008"/>
+            <w:shd w:fill="FFFFFF"/>
+            <w:tcMar>
+              <w:top w:w="90" w:type="dxa"/>
+              <w:bottom w:w="90" w:type="dxa"/>
+              <w:left w:w="100" w:type="dxa"/>
+              <w:right w:w="100" w:type="dxa"/>
+            </w:tcMar>
+          </w:tcPr>
+          <w:p>
+            <w:pPr>
+              <w:jc w:val="center"/>
+            </w:pPr>
+            <w:r>
+              <w:rPr>
+                <w:rFonts w:ascii="Arial" w:hAnsi="Arial"/>
+                <w:sz w:val="18"/>
+              </w:rPr>
+            </w:r>
+          </w:p>
+        </w:tc>
+        <w:tc>
+          <w:tcPr>
+            <w:tcW w:type="dxa" w:w="1296"/>
+            <w:shd w:fill="FFFFFF"/>
+            <w:tcMar>
+              <w:top w:w="90" w:type="dxa"/>
+              <w:bottom w:w="90" w:type="dxa"/>
+              <w:left w:w="100" w:type="dxa"/>
+              <w:right w:w="100" w:type="dxa"/>
+            </w:tcMar>
+          </w:tcPr>
+          <w:p>
+            <w:pPr>
+              <w:jc w:val="center"/>
+            </w:pPr>
+            <w:r>
+              <w:rPr>
+                <w:rFonts w:ascii="Arial" w:hAnsi="Arial"/>
+                <w:sz w:val="18"/>
+              </w:rPr>
+            </w:r>
+          </w:p>
+        </w:tc>
+        <w:tc>
+          <w:tcPr>
+            <w:tcW w:type="dxa" w:w="3456"/>
+            <w:shd w:fill="FFFFFF"/>
+            <w:tcMar>
+              <w:top w:w="90" w:type="dxa"/>
+              <w:bottom w:w="90" w:type="dxa"/>
               <w:left w:w="100" w:type="dxa"/>
               <w:right w:w="100" w:type="dxa"/>
             </w:tcMar>
@@ -3776,11 +1535,11 @@
         </w:tc>
         <w:tc>
           <w:tcPr>
-            <w:tcW w:type="dxa" w:w="5760"/>
-            <w:shd w:fill="F8FAFC"/>
+            <w:tcW w:type="dxa" w:w="3744"/>
+            <w:shd w:fill="FFFFFF"/>
             <w:tcMar>
-              <w:top w:w="80" w:type="dxa"/>
-              <w:bottom w:w="80" w:type="dxa"/>
+              <w:top w:w="90" w:type="dxa"/>
+              <w:bottom w:w="90" w:type="dxa"/>
               <w:left w:w="100" w:type="dxa"/>
               <w:right w:w="100" w:type="dxa"/>
             </w:tcMar>
@@ -3794,7 +1553,7 @@
                 <w:rFonts w:ascii="Arial" w:hAnsi="Arial"/>
                 <w:sz w:val="18"/>
               </w:rPr>
-              <w:t>Audit log table monitoring all outbound SMS text notifications sent to customers regarding order status updates and delays.</w:t>
+              <w:t>Audit log table monitoring all outbound SMS text notifications sent to customers regarding order status updates and readiness.</w:t>
             </w:r>
           </w:p>
         </w:tc>
@@ -3802,11 +1561,37 @@
       <w:tr>
         <w:tc>
           <w:tcPr>
-            <w:tcW w:type="dxa" w:w="720"/>
-            <w:shd w:fill="FFFFFF"/>
+            <w:tcW w:type="dxa" w:w="1008"/>
+            <w:shd w:fill="F8FAFC"/>
             <w:tcMar>
-              <w:top w:w="80" w:type="dxa"/>
-              <w:bottom w:w="80" w:type="dxa"/>
+              <w:top w:w="90" w:type="dxa"/>
+              <w:bottom w:w="90" w:type="dxa"/>
+              <w:left w:w="100" w:type="dxa"/>
+              <w:right w:w="100" w:type="dxa"/>
+            </w:tcMar>
+          </w:tcPr>
+          <w:p>
+            <w:pPr>
+              <w:jc w:val="center"/>
+            </w:pPr>
+            <w:r>
+              <w:rPr>
+                <w:rFonts w:ascii="Arial" w:hAnsi="Arial"/>
+                <w:b/>
+                <w:color w:val="16A34A"/>
+                <w:sz w:val="18"/>
+              </w:rPr>
+              <w:t>✓</w:t>
+            </w:r>
+          </w:p>
+        </w:tc>
+        <w:tc>
+          <w:tcPr>
+            <w:tcW w:type="dxa" w:w="1008"/>
+            <w:shd w:fill="F8FAFC"/>
+            <w:tcMar>
+              <w:top w:w="90" w:type="dxa"/>
+              <w:bottom w:w="90" w:type="dxa"/>
               <w:left w:w="100" w:type="dxa"/>
               <w:right w:w="100" w:type="dxa"/>
             </w:tcMar>
@@ -3820,17 +1605,39 @@
                 <w:rFonts w:ascii="Arial" w:hAnsi="Arial"/>
                 <w:sz w:val="18"/>
               </w:rPr>
-              <w:t>7</w:t>
+            </w:r>
+          </w:p>
+        </w:tc>
+        <w:tc>
+          <w:tcPr>
+            <w:tcW w:type="dxa" w:w="1296"/>
+            <w:shd w:fill="F8FAFC"/>
+            <w:tcMar>
+              <w:top w:w="90" w:type="dxa"/>
+              <w:bottom w:w="90" w:type="dxa"/>
+              <w:left w:w="100" w:type="dxa"/>
+              <w:right w:w="100" w:type="dxa"/>
+            </w:tcMar>
+          </w:tcPr>
+          <w:p>
+            <w:pPr>
+              <w:jc w:val="center"/>
+            </w:pPr>
+            <w:r>
+              <w:rPr>
+                <w:rFonts w:ascii="Arial" w:hAnsi="Arial"/>
+                <w:sz w:val="18"/>
+              </w:rPr>
             </w:r>
           </w:p>
         </w:tc>
         <w:tc>
           <w:tcPr>
             <w:tcW w:type="dxa" w:w="3456"/>
-            <w:shd w:fill="FFFFFF"/>
+            <w:shd w:fill="F8FAFC"/>
             <w:tcMar>
-              <w:top w:w="80" w:type="dxa"/>
-              <w:bottom w:w="80" w:type="dxa"/>
+              <w:top w:w="90" w:type="dxa"/>
+              <w:bottom w:w="90" w:type="dxa"/>
               <w:left w:w="100" w:type="dxa"/>
               <w:right w:w="100" w:type="dxa"/>
             </w:tcMar>
@@ -3852,11 +1659,11 @@
         </w:tc>
         <w:tc>
           <w:tcPr>
-            <w:tcW w:type="dxa" w:w="5760"/>
-            <w:shd w:fill="FFFFFF"/>
+            <w:tcW w:type="dxa" w:w="3744"/>
+            <w:shd w:fill="F8FAFC"/>
             <w:tcMar>
-              <w:top w:w="80" w:type="dxa"/>
-              <w:bottom w:w="80" w:type="dxa"/>
+              <w:top w:w="90" w:type="dxa"/>
+              <w:bottom w:w="90" w:type="dxa"/>
               <w:left w:w="100" w:type="dxa"/>
               <w:right w:w="100" w:type="dxa"/>
             </w:tcMar>
@@ -3878,11 +1685,37 @@
       <w:tr>
         <w:tc>
           <w:tcPr>
-            <w:tcW w:type="dxa" w:w="720"/>
-            <w:shd w:fill="F8FAFC"/>
+            <w:tcW w:type="dxa" w:w="1008"/>
+            <w:shd w:fill="FFFFFF"/>
             <w:tcMar>
-              <w:top w:w="80" w:type="dxa"/>
-              <w:bottom w:w="80" w:type="dxa"/>
+              <w:top w:w="90" w:type="dxa"/>
+              <w:bottom w:w="90" w:type="dxa"/>
+              <w:left w:w="100" w:type="dxa"/>
+              <w:right w:w="100" w:type="dxa"/>
+            </w:tcMar>
+          </w:tcPr>
+          <w:p>
+            <w:pPr>
+              <w:jc w:val="center"/>
+            </w:pPr>
+            <w:r>
+              <w:rPr>
+                <w:rFonts w:ascii="Arial" w:hAnsi="Arial"/>
+                <w:b/>
+                <w:color w:val="16A34A"/>
+                <w:sz w:val="18"/>
+              </w:rPr>
+              <w:t>✓</w:t>
+            </w:r>
+          </w:p>
+        </w:tc>
+        <w:tc>
+          <w:tcPr>
+            <w:tcW w:type="dxa" w:w="1008"/>
+            <w:shd w:fill="FFFFFF"/>
+            <w:tcMar>
+              <w:top w:w="90" w:type="dxa"/>
+              <w:bottom w:w="90" w:type="dxa"/>
               <w:left w:w="100" w:type="dxa"/>
               <w:right w:w="100" w:type="dxa"/>
             </w:tcMar>
@@ -3896,17 +1729,39 @@
                 <w:rFonts w:ascii="Arial" w:hAnsi="Arial"/>
                 <w:sz w:val="18"/>
               </w:rPr>
-              <w:t>8</w:t>
+            </w:r>
+          </w:p>
+        </w:tc>
+        <w:tc>
+          <w:tcPr>
+            <w:tcW w:type="dxa" w:w="1296"/>
+            <w:shd w:fill="FFFFFF"/>
+            <w:tcMar>
+              <w:top w:w="90" w:type="dxa"/>
+              <w:bottom w:w="90" w:type="dxa"/>
+              <w:left w:w="100" w:type="dxa"/>
+              <w:right w:w="100" w:type="dxa"/>
+            </w:tcMar>
+          </w:tcPr>
+          <w:p>
+            <w:pPr>
+              <w:jc w:val="center"/>
+            </w:pPr>
+            <w:r>
+              <w:rPr>
+                <w:rFonts w:ascii="Arial" w:hAnsi="Arial"/>
+                <w:sz w:val="18"/>
+              </w:rPr>
             </w:r>
           </w:p>
         </w:tc>
         <w:tc>
           <w:tcPr>
             <w:tcW w:type="dxa" w:w="3456"/>
-            <w:shd w:fill="F8FAFC"/>
+            <w:shd w:fill="FFFFFF"/>
             <w:tcMar>
-              <w:top w:w="80" w:type="dxa"/>
-              <w:bottom w:w="80" w:type="dxa"/>
+              <w:top w:w="90" w:type="dxa"/>
+              <w:bottom w:w="90" w:type="dxa"/>
               <w:left w:w="100" w:type="dxa"/>
               <w:right w:w="100" w:type="dxa"/>
             </w:tcMar>
@@ -3928,11 +1783,11 @@
         </w:tc>
         <w:tc>
           <w:tcPr>
-            <w:tcW w:type="dxa" w:w="5760"/>
-            <w:shd w:fill="F8FAFC"/>
+            <w:tcW w:type="dxa" w:w="3744"/>
+            <w:shd w:fill="FFFFFF"/>
             <w:tcMar>
-              <w:top w:w="80" w:type="dxa"/>
-              <w:bottom w:w="80" w:type="dxa"/>
+              <w:top w:w="90" w:type="dxa"/>
+              <w:bottom w:w="90" w:type="dxa"/>
               <w:left w:w="100" w:type="dxa"/>
               <w:right w:w="100" w:type="dxa"/>
             </w:tcMar>
@@ -3954,11 +1809,63 @@
       <w:tr>
         <w:tc>
           <w:tcPr>
-            <w:tcW w:type="dxa" w:w="720"/>
-            <w:shd w:fill="FFFFFF"/>
+            <w:tcW w:type="dxa" w:w="1008"/>
+            <w:shd w:fill="F8FAFC"/>
             <w:tcMar>
-              <w:top w:w="80" w:type="dxa"/>
-              <w:bottom w:w="80" w:type="dxa"/>
+              <w:top w:w="90" w:type="dxa"/>
+              <w:bottom w:w="90" w:type="dxa"/>
+              <w:left w:w="100" w:type="dxa"/>
+              <w:right w:w="100" w:type="dxa"/>
+            </w:tcMar>
+          </w:tcPr>
+          <w:p>
+            <w:pPr>
+              <w:jc w:val="center"/>
+            </w:pPr>
+            <w:r>
+              <w:rPr>
+                <w:rFonts w:ascii="Arial" w:hAnsi="Arial"/>
+                <w:b/>
+                <w:color w:val="16A34A"/>
+                <w:sz w:val="18"/>
+              </w:rPr>
+              <w:t>✓</w:t>
+            </w:r>
+          </w:p>
+        </w:tc>
+        <w:tc>
+          <w:tcPr>
+            <w:tcW w:type="dxa" w:w="1008"/>
+            <w:shd w:fill="F8FAFC"/>
+            <w:tcMar>
+              <w:top w:w="90" w:type="dxa"/>
+              <w:bottom w:w="90" w:type="dxa"/>
+              <w:left w:w="100" w:type="dxa"/>
+              <w:right w:w="100" w:type="dxa"/>
+            </w:tcMar>
+          </w:tcPr>
+          <w:p>
+            <w:pPr>
+              <w:jc w:val="center"/>
+            </w:pPr>
+            <w:r>
+              <w:rPr>
+                <w:rFonts w:ascii="Arial" w:hAnsi="Arial"/>
+                <w:b/>
+                <w:color w:val="16A34A"/>
+                <w:sz w:val="18"/>
+              </w:rPr>
+              <w:t>✓</w:t>
+            </w:r>
+          </w:p>
+        </w:tc>
+        <w:tc>
+          <w:tcPr>
+            <w:tcW w:type="dxa" w:w="1296"/>
+            <w:shd w:fill="F8FAFC"/>
+            <w:tcMar>
+              <w:top w:w="90" w:type="dxa"/>
+              <w:bottom w:w="90" w:type="dxa"/>
               <w:left w:w="100" w:type="dxa"/>
               <w:right w:w="100" w:type="dxa"/>
             </w:tcMar>
@@ -3972,17 +1879,16 @@
                 <w:rFonts w:ascii="Arial" w:hAnsi="Arial"/>
                 <w:sz w:val="18"/>
               </w:rPr>
-              <w:t>9</w:t>
             </w:r>
           </w:p>
         </w:tc>
         <w:tc>
           <w:tcPr>
             <w:tcW w:type="dxa" w:w="3456"/>
-            <w:shd w:fill="FFFFFF"/>
+            <w:shd w:fill="F8FAFC"/>
             <w:tcMar>
-              <w:top w:w="80" w:type="dxa"/>
-              <w:bottom w:w="80" w:type="dxa"/>
+              <w:top w:w="90" w:type="dxa"/>
+              <w:bottom w:w="90" w:type="dxa"/>
               <w:left w:w="100" w:type="dxa"/>
               <w:right w:w="100" w:type="dxa"/>
             </w:tcMar>
@@ -4004,11 +1910,11 @@
         </w:tc>
         <w:tc>
           <w:tcPr>
-            <w:tcW w:type="dxa" w:w="5760"/>
-            <w:shd w:fill="FFFFFF"/>
+            <w:tcW w:type="dxa" w:w="3744"/>
+            <w:shd w:fill="F8FAFC"/>
             <w:tcMar>
-              <w:top w:w="80" w:type="dxa"/>
-              <w:bottom w:w="80" w:type="dxa"/>
+              <w:top w:w="90" w:type="dxa"/>
+              <w:bottom w:w="90" w:type="dxa"/>
               <w:left w:w="100" w:type="dxa"/>
               <w:right w:w="100" w:type="dxa"/>
             </w:tcMar>
@@ -4030,11 +1936,453 @@
       <w:tr>
         <w:tc>
           <w:tcPr>
-            <w:tcW w:type="dxa" w:w="720"/>
+            <w:tcW w:type="dxa" w:w="1008"/>
+            <w:shd w:fill="FFFFFF"/>
+            <w:tcMar>
+              <w:top w:w="90" w:type="dxa"/>
+              <w:bottom w:w="90" w:type="dxa"/>
+              <w:left w:w="100" w:type="dxa"/>
+              <w:right w:w="100" w:type="dxa"/>
+            </w:tcMar>
+          </w:tcPr>
+          <w:p>
+            <w:pPr>
+              <w:jc w:val="center"/>
+            </w:pPr>
+            <w:r>
+              <w:rPr>
+                <w:rFonts w:ascii="Arial" w:hAnsi="Arial"/>
+                <w:b/>
+                <w:color w:val="16A34A"/>
+                <w:sz w:val="18"/>
+              </w:rPr>
+              <w:t>✓</w:t>
+            </w:r>
+          </w:p>
+        </w:tc>
+        <w:tc>
+          <w:tcPr>
+            <w:tcW w:type="dxa" w:w="1008"/>
+            <w:shd w:fill="FFFFFF"/>
+            <w:tcMar>
+              <w:top w:w="90" w:type="dxa"/>
+              <w:bottom w:w="90" w:type="dxa"/>
+              <w:left w:w="100" w:type="dxa"/>
+              <w:right w:w="100" w:type="dxa"/>
+            </w:tcMar>
+          </w:tcPr>
+          <w:p>
+            <w:pPr>
+              <w:jc w:val="center"/>
+            </w:pPr>
+            <w:r>
+              <w:rPr>
+                <w:rFonts w:ascii="Arial" w:hAnsi="Arial"/>
+                <w:b/>
+                <w:color w:val="16A34A"/>
+                <w:sz w:val="18"/>
+              </w:rPr>
+              <w:t>✓</w:t>
+            </w:r>
+          </w:p>
+        </w:tc>
+        <w:tc>
+          <w:tcPr>
+            <w:tcW w:type="dxa" w:w="1296"/>
+            <w:shd w:fill="FFFFFF"/>
+            <w:tcMar>
+              <w:top w:w="90" w:type="dxa"/>
+              <w:bottom w:w="90" w:type="dxa"/>
+              <w:left w:w="100" w:type="dxa"/>
+              <w:right w:w="100" w:type="dxa"/>
+            </w:tcMar>
+          </w:tcPr>
+          <w:p>
+            <w:pPr>
+              <w:jc w:val="center"/>
+            </w:pPr>
+            <w:r>
+              <w:rPr>
+                <w:rFonts w:ascii="Arial" w:hAnsi="Arial"/>
+                <w:b/>
+                <w:color w:val="16A34A"/>
+                <w:sz w:val="18"/>
+              </w:rPr>
+              <w:t>✓</w:t>
+            </w:r>
+          </w:p>
+        </w:tc>
+        <w:tc>
+          <w:tcPr>
+            <w:tcW w:type="dxa" w:w="3456"/>
+            <w:shd w:fill="FFFFFF"/>
+            <w:tcMar>
+              <w:top w:w="90" w:type="dxa"/>
+              <w:bottom w:w="90" w:type="dxa"/>
+              <w:left w:w="100" w:type="dxa"/>
+              <w:right w:w="100" w:type="dxa"/>
+            </w:tcMar>
+          </w:tcPr>
+          <w:p>
+            <w:pPr>
+              <w:jc w:val="left"/>
+            </w:pPr>
+            <w:r>
+              <w:rPr>
+                <w:rFonts w:ascii="Arial" w:hAnsi="Arial"/>
+                <w:b/>
+                <w:color w:val="0F172A"/>
+                <w:sz w:val="18"/>
+              </w:rPr>
+              <w:t>Global Header Search</w:t>
+            </w:r>
+          </w:p>
+        </w:tc>
+        <w:tc>
+          <w:tcPr>
+            <w:tcW w:type="dxa" w:w="3744"/>
+            <w:shd w:fill="FFFFFF"/>
+            <w:tcMar>
+              <w:top w:w="90" w:type="dxa"/>
+              <w:bottom w:w="90" w:type="dxa"/>
+              <w:left w:w="100" w:type="dxa"/>
+              <w:right w:w="100" w:type="dxa"/>
+            </w:tcMar>
+          </w:tcPr>
+          <w:p>
+            <w:pPr>
+              <w:jc w:val="left"/>
+            </w:pPr>
+            <w:r>
+              <w:rPr>
+                <w:rFonts w:ascii="Arial" w:hAnsi="Arial"/>
+                <w:sz w:val="18"/>
+              </w:rPr>
+              <w:t>Quick search bar in top navigation to instantly locate orders by Order ID / QR code, machines by code, or registered users.</w:t>
+            </w:r>
+          </w:p>
+        </w:tc>
+      </w:tr>
+      <w:tr>
+        <w:tc>
+          <w:tcPr>
+            <w:tcW w:type="dxa" w:w="1008"/>
             <w:shd w:fill="F8FAFC"/>
             <w:tcMar>
-              <w:top w:w="80" w:type="dxa"/>
-              <w:bottom w:w="80" w:type="dxa"/>
+              <w:top w:w="90" w:type="dxa"/>
+              <w:bottom w:w="90" w:type="dxa"/>
+              <w:left w:w="100" w:type="dxa"/>
+              <w:right w:w="100" w:type="dxa"/>
+            </w:tcMar>
+          </w:tcPr>
+          <w:p>
+            <w:pPr>
+              <w:jc w:val="center"/>
+            </w:pPr>
+            <w:r>
+              <w:rPr>
+                <w:rFonts w:ascii="Arial" w:hAnsi="Arial"/>
+                <w:b/>
+                <w:color w:val="16A34A"/>
+                <w:sz w:val="18"/>
+              </w:rPr>
+              <w:t>✓</w:t>
+            </w:r>
+          </w:p>
+        </w:tc>
+        <w:tc>
+          <w:tcPr>
+            <w:tcW w:type="dxa" w:w="1008"/>
+            <w:shd w:fill="F8FAFC"/>
+            <w:tcMar>
+              <w:top w:w="90" w:type="dxa"/>
+              <w:bottom w:w="90" w:type="dxa"/>
+              <w:left w:w="100" w:type="dxa"/>
+              <w:right w:w="100" w:type="dxa"/>
+            </w:tcMar>
+          </w:tcPr>
+          <w:p>
+            <w:pPr>
+              <w:jc w:val="center"/>
+            </w:pPr>
+            <w:r>
+              <w:rPr>
+                <w:rFonts w:ascii="Arial" w:hAnsi="Arial"/>
+                <w:b/>
+                <w:color w:val="16A34A"/>
+                <w:sz w:val="18"/>
+              </w:rPr>
+              <w:t>✓</w:t>
+            </w:r>
+          </w:p>
+        </w:tc>
+        <w:tc>
+          <w:tcPr>
+            <w:tcW w:type="dxa" w:w="1296"/>
+            <w:shd w:fill="F8FAFC"/>
+            <w:tcMar>
+              <w:top w:w="90" w:type="dxa"/>
+              <w:bottom w:w="90" w:type="dxa"/>
+              <w:left w:w="100" w:type="dxa"/>
+              <w:right w:w="100" w:type="dxa"/>
+            </w:tcMar>
+          </w:tcPr>
+          <w:p>
+            <w:pPr>
+              <w:jc w:val="center"/>
+            </w:pPr>
+            <w:r>
+              <w:rPr>
+                <w:rFonts w:ascii="Arial" w:hAnsi="Arial"/>
+                <w:b/>
+                <w:color w:val="16A34A"/>
+                <w:sz w:val="18"/>
+              </w:rPr>
+              <w:t>✓</w:t>
+            </w:r>
+          </w:p>
+        </w:tc>
+        <w:tc>
+          <w:tcPr>
+            <w:tcW w:type="dxa" w:w="3456"/>
+            <w:shd w:fill="F8FAFC"/>
+            <w:tcMar>
+              <w:top w:w="90" w:type="dxa"/>
+              <w:bottom w:w="90" w:type="dxa"/>
+              <w:left w:w="100" w:type="dxa"/>
+              <w:right w:w="100" w:type="dxa"/>
+            </w:tcMar>
+          </w:tcPr>
+          <w:p>
+            <w:pPr>
+              <w:jc w:val="left"/>
+            </w:pPr>
+            <w:r>
+              <w:rPr>
+                <w:rFonts w:ascii="Arial" w:hAnsi="Arial"/>
+                <w:b/>
+                <w:color w:val="0F172A"/>
+                <w:sz w:val="18"/>
+              </w:rPr>
+              <w:t>Account Settings &amp; Profile</w:t>
+            </w:r>
+          </w:p>
+        </w:tc>
+        <w:tc>
+          <w:tcPr>
+            <w:tcW w:type="dxa" w:w="3744"/>
+            <w:shd w:fill="F8FAFC"/>
+            <w:tcMar>
+              <w:top w:w="90" w:type="dxa"/>
+              <w:bottom w:w="90" w:type="dxa"/>
+              <w:left w:w="100" w:type="dxa"/>
+              <w:right w:w="100" w:type="dxa"/>
+            </w:tcMar>
+          </w:tcPr>
+          <w:p>
+            <w:pPr>
+              <w:jc w:val="left"/>
+            </w:pPr>
+            <w:r>
+              <w:rPr>
+                <w:rFonts w:ascii="Arial" w:hAnsi="Arial"/>
+                <w:sz w:val="18"/>
+              </w:rPr>
+              <w:t>User profile page for updating personal information, phone number, address, and account security password.</w:t>
+            </w:r>
+          </w:p>
+        </w:tc>
+      </w:tr>
+      <w:tr>
+        <w:tc>
+          <w:tcPr>
+            <w:tcW w:type="dxa" w:w="1008"/>
+            <w:shd w:fill="FFFFFF"/>
+            <w:tcMar>
+              <w:top w:w="90" w:type="dxa"/>
+              <w:bottom w:w="90" w:type="dxa"/>
+              <w:left w:w="100" w:type="dxa"/>
+              <w:right w:w="100" w:type="dxa"/>
+            </w:tcMar>
+          </w:tcPr>
+          <w:p>
+            <w:pPr>
+              <w:jc w:val="center"/>
+            </w:pPr>
+            <w:r>
+              <w:rPr>
+                <w:rFonts w:ascii="Arial" w:hAnsi="Arial"/>
+                <w:b/>
+                <w:color w:val="16A34A"/>
+                <w:sz w:val="18"/>
+              </w:rPr>
+              <w:t>✓</w:t>
+            </w:r>
+          </w:p>
+        </w:tc>
+        <w:tc>
+          <w:tcPr>
+            <w:tcW w:type="dxa" w:w="1008"/>
+            <w:shd w:fill="FFFFFF"/>
+            <w:tcMar>
+              <w:top w:w="90" w:type="dxa"/>
+              <w:bottom w:w="90" w:type="dxa"/>
+              <w:left w:w="100" w:type="dxa"/>
+              <w:right w:w="100" w:type="dxa"/>
+            </w:tcMar>
+          </w:tcPr>
+          <w:p>
+            <w:pPr>
+              <w:jc w:val="center"/>
+            </w:pPr>
+            <w:r>
+              <w:rPr>
+                <w:rFonts w:ascii="Arial" w:hAnsi="Arial"/>
+                <w:b/>
+                <w:color w:val="16A34A"/>
+                <w:sz w:val="18"/>
+              </w:rPr>
+              <w:t>✓</w:t>
+            </w:r>
+          </w:p>
+        </w:tc>
+        <w:tc>
+          <w:tcPr>
+            <w:tcW w:type="dxa" w:w="1296"/>
+            <w:shd w:fill="FFFFFF"/>
+            <w:tcMar>
+              <w:top w:w="90" w:type="dxa"/>
+              <w:bottom w:w="90" w:type="dxa"/>
+              <w:left w:w="100" w:type="dxa"/>
+              <w:right w:w="100" w:type="dxa"/>
+            </w:tcMar>
+          </w:tcPr>
+          <w:p>
+            <w:pPr>
+              <w:jc w:val="center"/>
+            </w:pPr>
+            <w:r>
+              <w:rPr>
+                <w:rFonts w:ascii="Arial" w:hAnsi="Arial"/>
+                <w:b/>
+                <w:color w:val="16A34A"/>
+                <w:sz w:val="18"/>
+              </w:rPr>
+              <w:t>✓</w:t>
+            </w:r>
+          </w:p>
+        </w:tc>
+        <w:tc>
+          <w:tcPr>
+            <w:tcW w:type="dxa" w:w="3456"/>
+            <w:shd w:fill="FFFFFF"/>
+            <w:tcMar>
+              <w:top w:w="90" w:type="dxa"/>
+              <w:bottom w:w="90" w:type="dxa"/>
+              <w:left w:w="100" w:type="dxa"/>
+              <w:right w:w="100" w:type="dxa"/>
+            </w:tcMar>
+          </w:tcPr>
+          <w:p>
+            <w:pPr>
+              <w:jc w:val="left"/>
+            </w:pPr>
+            <w:r>
+              <w:rPr>
+                <w:rFonts w:ascii="Arial" w:hAnsi="Arial"/>
+                <w:b/>
+                <w:color w:val="0F172A"/>
+                <w:sz w:val="18"/>
+              </w:rPr>
+              <w:t>Hour Wash AI Support Chatbot</w:t>
+            </w:r>
+          </w:p>
+        </w:tc>
+        <w:tc>
+          <w:tcPr>
+            <w:tcW w:type="dxa" w:w="3744"/>
+            <w:shd w:fill="FFFFFF"/>
+            <w:tcMar>
+              <w:top w:w="90" w:type="dxa"/>
+              <w:bottom w:w="90" w:type="dxa"/>
+              <w:left w:w="100" w:type="dxa"/>
+              <w:right w:w="100" w:type="dxa"/>
+            </w:tcMar>
+          </w:tcPr>
+          <w:p>
+            <w:pPr>
+              <w:jc w:val="left"/>
+            </w:pPr>
+            <w:r>
+              <w:rPr>
+                <w:rFonts w:ascii="Arial" w:hAnsi="Arial"/>
+                <w:sz w:val="18"/>
+              </w:rPr>
+              <w:t>Embedded AI chatbot assisting users and customers with instant answers regarding store prices, operating hours, and laundry services.</w:t>
+            </w:r>
+          </w:p>
+        </w:tc>
+      </w:tr>
+      <w:tr>
+        <w:tc>
+          <w:tcPr>
+            <w:tcW w:type="dxa" w:w="1008"/>
+            <w:shd w:fill="F8FAFC"/>
+            <w:tcMar>
+              <w:top w:w="90" w:type="dxa"/>
+              <w:bottom w:w="90" w:type="dxa"/>
+              <w:left w:w="100" w:type="dxa"/>
+              <w:right w:w="100" w:type="dxa"/>
+            </w:tcMar>
+          </w:tcPr>
+          <w:p>
+            <w:pPr>
+              <w:jc w:val="center"/>
+            </w:pPr>
+            <w:r>
+              <w:rPr>
+                <w:rFonts w:ascii="Arial" w:hAnsi="Arial"/>
+                <w:b/>
+                <w:color w:val="16A34A"/>
+                <w:sz w:val="18"/>
+              </w:rPr>
+              <w:t>✓</w:t>
+            </w:r>
+          </w:p>
+        </w:tc>
+        <w:tc>
+          <w:tcPr>
+            <w:tcW w:type="dxa" w:w="1008"/>
+            <w:shd w:fill="F8FAFC"/>
+            <w:tcMar>
+              <w:top w:w="90" w:type="dxa"/>
+              <w:bottom w:w="90" w:type="dxa"/>
+              <w:left w:w="100" w:type="dxa"/>
+              <w:right w:w="100" w:type="dxa"/>
+            </w:tcMar>
+          </w:tcPr>
+          <w:p>
+            <w:pPr>
+              <w:jc w:val="center"/>
+            </w:pPr>
+            <w:r>
+              <w:rPr>
+                <w:rFonts w:ascii="Arial" w:hAnsi="Arial"/>
+                <w:b/>
+                <w:color w:val="16A34A"/>
+                <w:sz w:val="18"/>
+              </w:rPr>
+              <w:t>✓</w:t>
+            </w:r>
+          </w:p>
+        </w:tc>
+        <w:tc>
+          <w:tcPr>
+            <w:tcW w:type="dxa" w:w="1296"/>
+            <w:shd w:fill="F8FAFC"/>
+            <w:tcMar>
+              <w:top w:w="90" w:type="dxa"/>
+              <w:bottom w:w="90" w:type="dxa"/>
               <w:left w:w="100" w:type="dxa"/>
               <w:right w:w="100" w:type="dxa"/>
             </w:tcMar>
@@ -4048,7 +2396,6 @@
                 <w:rFonts w:ascii="Arial" w:hAnsi="Arial"/>
                 <w:sz w:val="18"/>
               </w:rPr>
-              <w:t>10</w:t>
             </w:r>
           </w:p>
         </w:tc>
@@ -4057,8 +2404,8 @@
             <w:tcW w:type="dxa" w:w="3456"/>
             <w:shd w:fill="F8FAFC"/>
             <w:tcMar>
-              <w:top w:w="80" w:type="dxa"/>
-              <w:bottom w:w="80" w:type="dxa"/>
+              <w:top w:w="90" w:type="dxa"/>
+              <w:bottom w:w="90" w:type="dxa"/>
               <w:left w:w="100" w:type="dxa"/>
               <w:right w:w="100" w:type="dxa"/>
             </w:tcMar>
@@ -4080,11 +2427,11 @@
         </w:tc>
         <w:tc>
           <w:tcPr>
-            <w:tcW w:type="dxa" w:w="5760"/>
+            <w:tcW w:type="dxa" w:w="3744"/>
             <w:shd w:fill="F8FAFC"/>
             <w:tcMar>
-              <w:top w:w="80" w:type="dxa"/>
-              <w:bottom w:w="80" w:type="dxa"/>
+              <w:top w:w="90" w:type="dxa"/>
+              <w:bottom w:w="90" w:type="dxa"/>
               <w:left w:w="100" w:type="dxa"/>
               <w:right w:w="100" w:type="dxa"/>
             </w:tcMar>
@@ -4106,11 +2453,11 @@
       <w:tr>
         <w:tc>
           <w:tcPr>
-            <w:tcW w:type="dxa" w:w="720"/>
+            <w:tcW w:type="dxa" w:w="1008"/>
             <w:shd w:fill="FFFFFF"/>
             <w:tcMar>
-              <w:top w:w="80" w:type="dxa"/>
-              <w:bottom w:w="80" w:type="dxa"/>
+              <w:top w:w="90" w:type="dxa"/>
+              <w:bottom w:w="90" w:type="dxa"/>
               <w:left w:w="100" w:type="dxa"/>
               <w:right w:w="100" w:type="dxa"/>
             </w:tcMar>
@@ -4122,71 +2469,21 @@
             <w:r>
               <w:rPr>
                 <w:rFonts w:ascii="Arial" w:hAnsi="Arial"/>
+                <w:b/>
+                <w:color w:val="16A34A"/>
                 <w:sz w:val="18"/>
               </w:rPr>
-              <w:t>11</w:t>
+              <w:t>✓</w:t>
             </w:r>
           </w:p>
         </w:tc>
         <w:tc>
           <w:tcPr>
-            <w:tcW w:type="dxa" w:w="3456"/>
+            <w:tcW w:type="dxa" w:w="1008"/>
             <w:shd w:fill="FFFFFF"/>
             <w:tcMar>
-              <w:top w:w="80" w:type="dxa"/>
-              <w:bottom w:w="80" w:type="dxa"/>
-              <w:left w:w="100" w:type="dxa"/>
-              <w:right w:w="100" w:type="dxa"/>
-            </w:tcMar>
-          </w:tcPr>
-          <w:p>
-            <w:pPr>
-              <w:jc w:val="left"/>
-            </w:pPr>
-            <w:r>
-              <w:rPr>
-                <w:rFonts w:ascii="Arial" w:hAnsi="Arial"/>
-                <w:b/>
-                <w:color w:val="0F172A"/>
-                <w:sz w:val="18"/>
-              </w:rPr>
-              <w:t>Hour Wash AI Support Chatbot</w:t>
-            </w:r>
-          </w:p>
-        </w:tc>
-        <w:tc>
-          <w:tcPr>
-            <w:tcW w:type="dxa" w:w="5760"/>
-            <w:shd w:fill="FFFFFF"/>
-            <w:tcMar>
-              <w:top w:w="80" w:type="dxa"/>
-              <w:bottom w:w="80" w:type="dxa"/>
-              <w:left w:w="100" w:type="dxa"/>
-              <w:right w:w="100" w:type="dxa"/>
-            </w:tcMar>
-          </w:tcPr>
-          <w:p>
-            <w:pPr>
-              <w:jc w:val="left"/>
-            </w:pPr>
-            <w:r>
-              <w:rPr>
-                <w:rFonts w:ascii="Arial" w:hAnsi="Arial"/>
-                <w:sz w:val="18"/>
-              </w:rPr>
-              <w:t>Embedded AI chatbot assisting users and customers with instant answers regarding store prices, operating hours, and laundry services.</w:t>
-            </w:r>
-          </w:p>
-        </w:tc>
-      </w:tr>
-      <w:tr>
-        <w:tc>
-          <w:tcPr>
-            <w:tcW w:type="dxa" w:w="720"/>
-            <w:shd w:fill="F8FAFC"/>
-            <w:tcMar>
-              <w:top w:w="80" w:type="dxa"/>
-              <w:bottom w:w="80" w:type="dxa"/>
+              <w:top w:w="90" w:type="dxa"/>
+              <w:bottom w:w="90" w:type="dxa"/>
               <w:left w:w="100" w:type="dxa"/>
               <w:right w:w="100" w:type="dxa"/>
             </w:tcMar>
@@ -4198,71 +2495,21 @@
             <w:r>
               <w:rPr>
                 <w:rFonts w:ascii="Arial" w:hAnsi="Arial"/>
+                <w:b/>
+                <w:color w:val="16A34A"/>
                 <w:sz w:val="18"/>
               </w:rPr>
-              <w:t>12</w:t>
+              <w:t>✓</w:t>
             </w:r>
           </w:p>
         </w:tc>
         <w:tc>
           <w:tcPr>
-            <w:tcW w:type="dxa" w:w="3456"/>
-            <w:shd w:fill="F8FAFC"/>
-            <w:tcMar>
-              <w:top w:w="80" w:type="dxa"/>
-              <w:bottom w:w="80" w:type="dxa"/>
-              <w:left w:w="100" w:type="dxa"/>
-              <w:right w:w="100" w:type="dxa"/>
-            </w:tcMar>
-          </w:tcPr>
-          <w:p>
-            <w:pPr>
-              <w:jc w:val="left"/>
-            </w:pPr>
-            <w:r>
-              <w:rPr>
-                <w:rFonts w:ascii="Arial" w:hAnsi="Arial"/>
-                <w:b/>
-                <w:color w:val="0F172A"/>
-                <w:sz w:val="18"/>
-              </w:rPr>
-              <w:t>Global Header Search</w:t>
-            </w:r>
-          </w:p>
-        </w:tc>
-        <w:tc>
-          <w:tcPr>
-            <w:tcW w:type="dxa" w:w="5760"/>
-            <w:shd w:fill="F8FAFC"/>
-            <w:tcMar>
-              <w:top w:w="80" w:type="dxa"/>
-              <w:bottom w:w="80" w:type="dxa"/>
-              <w:left w:w="100" w:type="dxa"/>
-              <w:right w:w="100" w:type="dxa"/>
-            </w:tcMar>
-          </w:tcPr>
-          <w:p>
-            <w:pPr>
-              <w:jc w:val="left"/>
-            </w:pPr>
-            <w:r>
-              <w:rPr>
-                <w:rFonts w:ascii="Arial" w:hAnsi="Arial"/>
-                <w:sz w:val="18"/>
-              </w:rPr>
-              <w:t>Quick search bar in top navigation to instantly locate orders by Order ID / QR code, machines by code, or registered users.</w:t>
-            </w:r>
-          </w:p>
-        </w:tc>
-      </w:tr>
-      <w:tr>
-        <w:tc>
-          <w:tcPr>
-            <w:tcW w:type="dxa" w:w="720"/>
+            <w:tcW w:type="dxa" w:w="1296"/>
             <w:shd w:fill="FFFFFF"/>
             <w:tcMar>
-              <w:top w:w="80" w:type="dxa"/>
-              <w:bottom w:w="80" w:type="dxa"/>
+              <w:top w:w="90" w:type="dxa"/>
+              <w:bottom w:w="90" w:type="dxa"/>
               <w:left w:w="100" w:type="dxa"/>
               <w:right w:w="100" w:type="dxa"/>
             </w:tcMar>
@@ -4274,9 +2521,11 @@
             <w:r>
               <w:rPr>
                 <w:rFonts w:ascii="Arial" w:hAnsi="Arial"/>
+                <w:b/>
+                <w:color w:val="16A34A"/>
                 <w:sz w:val="18"/>
               </w:rPr>
-              <w:t>13</w:t>
+              <w:t>✓</w:t>
             </w:r>
           </w:p>
         </w:tc>
@@ -4285,84 +2534,8 @@
             <w:tcW w:type="dxa" w:w="3456"/>
             <w:shd w:fill="FFFFFF"/>
             <w:tcMar>
-              <w:top w:w="80" w:type="dxa"/>
-              <w:bottom w:w="80" w:type="dxa"/>
-              <w:left w:w="100" w:type="dxa"/>
-              <w:right w:w="100" w:type="dxa"/>
-            </w:tcMar>
-          </w:tcPr>
-          <w:p>
-            <w:pPr>
-              <w:jc w:val="left"/>
-            </w:pPr>
-            <w:r>
-              <w:rPr>
-                <w:rFonts w:ascii="Arial" w:hAnsi="Arial"/>
-                <w:b/>
-                <w:color w:val="0F172A"/>
-                <w:sz w:val="18"/>
-              </w:rPr>
-              <w:t>Account Settings &amp; Profile</w:t>
-            </w:r>
-          </w:p>
-        </w:tc>
-        <w:tc>
-          <w:tcPr>
-            <w:tcW w:type="dxa" w:w="5760"/>
-            <w:shd w:fill="FFFFFF"/>
-            <w:tcMar>
-              <w:top w:w="80" w:type="dxa"/>
-              <w:bottom w:w="80" w:type="dxa"/>
-              <w:left w:w="100" w:type="dxa"/>
-              <w:right w:w="100" w:type="dxa"/>
-            </w:tcMar>
-          </w:tcPr>
-          <w:p>
-            <w:pPr>
-              <w:jc w:val="left"/>
-            </w:pPr>
-            <w:r>
-              <w:rPr>
-                <w:rFonts w:ascii="Arial" w:hAnsi="Arial"/>
-                <w:sz w:val="18"/>
-              </w:rPr>
-              <w:t>User profile page for updating personal information, phone number, delivery address, and account security password.</w:t>
-            </w:r>
-          </w:p>
-        </w:tc>
-      </w:tr>
-      <w:tr>
-        <w:tc>
-          <w:tcPr>
-            <w:tcW w:type="dxa" w:w="720"/>
-            <w:shd w:fill="F8FAFC"/>
-            <w:tcMar>
-              <w:top w:w="80" w:type="dxa"/>
-              <w:bottom w:w="80" w:type="dxa"/>
-              <w:left w:w="100" w:type="dxa"/>
-              <w:right w:w="100" w:type="dxa"/>
-            </w:tcMar>
-          </w:tcPr>
-          <w:p>
-            <w:pPr>
-              <w:jc w:val="center"/>
-            </w:pPr>
-            <w:r>
-              <w:rPr>
-                <w:rFonts w:ascii="Arial" w:hAnsi="Arial"/>
-                <w:sz w:val="18"/>
-              </w:rPr>
-              <w:t>14</w:t>
-            </w:r>
-          </w:p>
-        </w:tc>
-        <w:tc>
-          <w:tcPr>
-            <w:tcW w:type="dxa" w:w="3456"/>
-            <w:shd w:fill="F8FAFC"/>
-            <w:tcMar>
-              <w:top w:w="80" w:type="dxa"/>
-              <w:bottom w:w="80" w:type="dxa"/>
+              <w:top w:w="90" w:type="dxa"/>
+              <w:bottom w:w="90" w:type="dxa"/>
               <w:left w:w="100" w:type="dxa"/>
               <w:right w:w="100" w:type="dxa"/>
             </w:tcMar>
@@ -4384,11 +2557,11 @@
         </w:tc>
         <w:tc>
           <w:tcPr>
-            <w:tcW w:type="dxa" w:w="5760"/>
-            <w:shd w:fill="F8FAFC"/>
+            <w:tcW w:type="dxa" w:w="3744"/>
+            <w:shd w:fill="FFFFFF"/>
             <w:tcMar>
-              <w:top w:w="80" w:type="dxa"/>
-              <w:bottom w:w="80" w:type="dxa"/>
+              <w:top w:w="90" w:type="dxa"/>
+              <w:bottom w:w="90" w:type="dxa"/>
               <w:left w:w="100" w:type="dxa"/>
               <w:right w:w="100" w:type="dxa"/>
             </w:tcMar>
@@ -4408,2176 +2581,9 @@
         </w:tc>
       </w:tr>
     </w:tbl>
-    <w:p/>
-    <w:p>
-      <w:pPr>
-        <w:pStyle w:val="Heading2"/>
-      </w:pPr>
-      <w:r>
-        <w:rPr>
-          <w:rFonts w:ascii="Arial" w:hAnsi="Arial"/>
-          <w:color w:val="1E3A8A"/>
-          <w:sz w:val="24"/>
-        </w:rPr>
-        <w:t>2. Staff Features Matrix</w:t>
-      </w:r>
-    </w:p>
-    <w:tbl>
-      <w:tblPr>
-        <w:tblW w:type="auto" w:w="0"/>
-        <w:jc w:val="center"/>
-        <w:tblLook w:firstColumn="1" w:firstRow="1" w:lastColumn="0" w:lastRow="0" w:noHBand="0" w:noVBand="1" w:val="04A0"/>
-        <w:tblBorders>
-          <w:top w:val="single" w:sz="4" w:space="0" w:color="CBD5E1"/>
-          <w:left w:val="single" w:sz="4" w:space="0" w:color="CBD5E1"/>
-          <w:bottom w:val="single" w:sz="4" w:space="0" w:color="CBD5E1"/>
-          <w:right w:val="single" w:sz="4" w:space="0" w:color="CBD5E1"/>
-          <w:insideH w:val="single" w:sz="4" w:space="0" w:color="CBD5E1"/>
-          <w:insideV w:val="single" w:sz="4" w:space="0" w:color="CBD5E1"/>
-        </w:tblBorders>
-      </w:tblPr>
-      <w:tblGrid>
-        <w:gridCol w:w="3312"/>
-        <w:gridCol w:w="3312"/>
-        <w:gridCol w:w="3312"/>
-      </w:tblGrid>
-      <w:tr>
-        <w:tc>
-          <w:tcPr>
-            <w:tcW w:type="dxa" w:w="720"/>
-            <w:shd w:fill="1E3A8A"/>
-            <w:tcMar>
-              <w:top w:w="100" w:type="dxa"/>
-              <w:bottom w:w="100" w:type="dxa"/>
-              <w:left w:w="100" w:type="dxa"/>
-              <w:right w:w="100" w:type="dxa"/>
-            </w:tcMar>
-          </w:tcPr>
-          <w:p>
-            <w:pPr>
-              <w:jc w:val="center"/>
-            </w:pPr>
-            <w:r>
-              <w:rPr>
-                <w:rFonts w:ascii="Arial" w:hAnsi="Arial"/>
-                <w:b/>
-                <w:color w:val="FFFFFF"/>
-                <w:sz w:val="19"/>
-              </w:rPr>
-              <w:t>#</w:t>
-            </w:r>
-          </w:p>
-        </w:tc>
-        <w:tc>
-          <w:tcPr>
-            <w:tcW w:type="dxa" w:w="3456"/>
-            <w:shd w:fill="1E3A8A"/>
-            <w:tcMar>
-              <w:top w:w="100" w:type="dxa"/>
-              <w:bottom w:w="100" w:type="dxa"/>
-              <w:left w:w="100" w:type="dxa"/>
-              <w:right w:w="100" w:type="dxa"/>
-            </w:tcMar>
-          </w:tcPr>
-          <w:p>
-            <w:pPr>
-              <w:jc w:val="left"/>
-            </w:pPr>
-            <w:r>
-              <w:rPr>
-                <w:rFonts w:ascii="Arial" w:hAnsi="Arial"/>
-                <w:b/>
-                <w:color w:val="FFFFFF"/>
-                <w:sz w:val="19"/>
-              </w:rPr>
-              <w:t>Features</w:t>
-            </w:r>
-          </w:p>
-        </w:tc>
-        <w:tc>
-          <w:tcPr>
-            <w:tcW w:type="dxa" w:w="5760"/>
-            <w:shd w:fill="1E3A8A"/>
-            <w:tcMar>
-              <w:top w:w="100" w:type="dxa"/>
-              <w:bottom w:w="100" w:type="dxa"/>
-              <w:left w:w="100" w:type="dxa"/>
-              <w:right w:w="100" w:type="dxa"/>
-            </w:tcMar>
-          </w:tcPr>
-          <w:p>
-            <w:pPr>
-              <w:jc w:val="left"/>
-            </w:pPr>
-            <w:r>
-              <w:rPr>
-                <w:rFonts w:ascii="Arial" w:hAnsi="Arial"/>
-                <w:b/>
-                <w:color w:val="FFFFFF"/>
-                <w:sz w:val="19"/>
-              </w:rPr>
-              <w:t>Description</w:t>
-            </w:r>
-          </w:p>
-        </w:tc>
-      </w:tr>
-      <w:tr>
-        <w:tc>
-          <w:tcPr>
-            <w:tcW w:type="dxa" w:w="720"/>
-            <w:shd w:fill="FFFFFF"/>
-            <w:tcMar>
-              <w:top w:w="80" w:type="dxa"/>
-              <w:bottom w:w="80" w:type="dxa"/>
-              <w:left w:w="100" w:type="dxa"/>
-              <w:right w:w="100" w:type="dxa"/>
-            </w:tcMar>
-          </w:tcPr>
-          <w:p>
-            <w:pPr>
-              <w:jc w:val="center"/>
-            </w:pPr>
-            <w:r>
-              <w:rPr>
-                <w:rFonts w:ascii="Arial" w:hAnsi="Arial"/>
-                <w:sz w:val="18"/>
-              </w:rPr>
-              <w:t>1</w:t>
-            </w:r>
-          </w:p>
-        </w:tc>
-        <w:tc>
-          <w:tcPr>
-            <w:tcW w:type="dxa" w:w="3456"/>
-            <w:shd w:fill="FFFFFF"/>
-            <w:tcMar>
-              <w:top w:w="80" w:type="dxa"/>
-              <w:bottom w:w="80" w:type="dxa"/>
-              <w:left w:w="100" w:type="dxa"/>
-              <w:right w:w="100" w:type="dxa"/>
-            </w:tcMar>
-          </w:tcPr>
-          <w:p>
-            <w:pPr>
-              <w:jc w:val="left"/>
-            </w:pPr>
-            <w:r>
-              <w:rPr>
-                <w:rFonts w:ascii="Arial" w:hAnsi="Arial"/>
-                <w:b/>
-                <w:color w:val="0F172A"/>
-                <w:sz w:val="18"/>
-              </w:rPr>
-              <w:t>Workstation Dashboard</w:t>
-            </w:r>
-          </w:p>
-        </w:tc>
-        <w:tc>
-          <w:tcPr>
-            <w:tcW w:type="dxa" w:w="5760"/>
-            <w:shd w:fill="FFFFFF"/>
-            <w:tcMar>
-              <w:top w:w="80" w:type="dxa"/>
-              <w:bottom w:w="80" w:type="dxa"/>
-              <w:left w:w="100" w:type="dxa"/>
-              <w:right w:w="100" w:type="dxa"/>
-            </w:tcMar>
-          </w:tcPr>
-          <w:p>
-            <w:pPr>
-              <w:jc w:val="left"/>
-            </w:pPr>
-            <w:r>
-              <w:rPr>
-                <w:rFonts w:ascii="Arial" w:hAnsi="Arial"/>
-                <w:sz w:val="18"/>
-              </w:rPr>
-              <w:t>Provides staff members with real-time operational overview, active machine timers, quick queue metrics, and cashier summary.</w:t>
-            </w:r>
-          </w:p>
-        </w:tc>
-      </w:tr>
-      <w:tr>
-        <w:tc>
-          <w:tcPr>
-            <w:tcW w:type="dxa" w:w="720"/>
-            <w:shd w:fill="F8FAFC"/>
-            <w:tcMar>
-              <w:top w:w="80" w:type="dxa"/>
-              <w:bottom w:w="80" w:type="dxa"/>
-              <w:left w:w="100" w:type="dxa"/>
-              <w:right w:w="100" w:type="dxa"/>
-            </w:tcMar>
-          </w:tcPr>
-          <w:p>
-            <w:pPr>
-              <w:jc w:val="center"/>
-            </w:pPr>
-            <w:r>
-              <w:rPr>
-                <w:rFonts w:ascii="Arial" w:hAnsi="Arial"/>
-                <w:sz w:val="18"/>
-              </w:rPr>
-              <w:t>2</w:t>
-            </w:r>
-          </w:p>
-        </w:tc>
-        <w:tc>
-          <w:tcPr>
-            <w:tcW w:type="dxa" w:w="3456"/>
-            <w:shd w:fill="F8FAFC"/>
-            <w:tcMar>
-              <w:top w:w="80" w:type="dxa"/>
-              <w:bottom w:w="80" w:type="dxa"/>
-              <w:left w:w="100" w:type="dxa"/>
-              <w:right w:w="100" w:type="dxa"/>
-            </w:tcMar>
-          </w:tcPr>
-          <w:p>
-            <w:pPr>
-              <w:jc w:val="left"/>
-            </w:pPr>
-            <w:r>
-              <w:rPr>
-                <w:rFonts w:ascii="Arial" w:hAnsi="Arial"/>
-                <w:b/>
-                <w:color w:val="0F172A"/>
-                <w:sz w:val="18"/>
-              </w:rPr>
-              <w:t>Manage Laundry Orders</w:t>
-            </w:r>
-          </w:p>
-        </w:tc>
-        <w:tc>
-          <w:tcPr>
-            <w:tcW w:type="dxa" w:w="5760"/>
-            <w:shd w:fill="F8FAFC"/>
-            <w:tcMar>
-              <w:top w:w="80" w:type="dxa"/>
-              <w:bottom w:w="80" w:type="dxa"/>
-              <w:left w:w="100" w:type="dxa"/>
-              <w:right w:w="100" w:type="dxa"/>
-            </w:tcMar>
-          </w:tcPr>
-          <w:p>
-            <w:pPr>
-              <w:jc w:val="left"/>
-            </w:pPr>
-            <w:r>
-              <w:rPr>
-                <w:rFonts w:ascii="Arial" w:hAnsi="Arial"/>
-                <w:sz w:val="18"/>
-              </w:rPr>
-              <w:t>Allows staff to view queue, update order statuses, print receipts, and apply brownout delay extensions.</w:t>
-            </w:r>
-          </w:p>
-        </w:tc>
-      </w:tr>
-      <w:tr>
-        <w:tc>
-          <w:tcPr>
-            <w:tcW w:type="dxa" w:w="720"/>
-            <w:shd w:fill="FFFFFF"/>
-            <w:tcMar>
-              <w:top w:w="80" w:type="dxa"/>
-              <w:bottom w:w="80" w:type="dxa"/>
-              <w:left w:w="100" w:type="dxa"/>
-              <w:right w:w="100" w:type="dxa"/>
-            </w:tcMar>
-          </w:tcPr>
-          <w:p>
-            <w:pPr>
-              <w:jc w:val="center"/>
-            </w:pPr>
-            <w:r>
-              <w:rPr>
-                <w:rFonts w:ascii="Arial" w:hAnsi="Arial"/>
-                <w:sz w:val="18"/>
-              </w:rPr>
-              <w:t>3</w:t>
-            </w:r>
-          </w:p>
-        </w:tc>
-        <w:tc>
-          <w:tcPr>
-            <w:tcW w:type="dxa" w:w="3456"/>
-            <w:shd w:fill="FFFFFF"/>
-            <w:tcMar>
-              <w:top w:w="80" w:type="dxa"/>
-              <w:bottom w:w="80" w:type="dxa"/>
-              <w:left w:w="100" w:type="dxa"/>
-              <w:right w:w="100" w:type="dxa"/>
-            </w:tcMar>
-          </w:tcPr>
-          <w:p>
-            <w:pPr>
-              <w:jc w:val="left"/>
-            </w:pPr>
-            <w:r>
-              <w:rPr>
-                <w:rFonts w:ascii="Arial" w:hAnsi="Arial"/>
-                <w:b/>
-                <w:color w:val="0F172A"/>
-                <w:sz w:val="18"/>
-              </w:rPr>
-              <w:t>Manage Machines</w:t>
-            </w:r>
-          </w:p>
-        </w:tc>
-        <w:tc>
-          <w:tcPr>
-            <w:tcW w:type="dxa" w:w="5760"/>
-            <w:shd w:fill="FFFFFF"/>
-            <w:tcMar>
-              <w:top w:w="80" w:type="dxa"/>
-              <w:bottom w:w="80" w:type="dxa"/>
-              <w:left w:w="100" w:type="dxa"/>
-              <w:right w:w="100" w:type="dxa"/>
-            </w:tcMar>
-          </w:tcPr>
-          <w:p>
-            <w:pPr>
-              <w:jc w:val="left"/>
-            </w:pPr>
-            <w:r>
-              <w:rPr>
-                <w:rFonts w:ascii="Arial" w:hAnsi="Arial"/>
-                <w:sz w:val="18"/>
-              </w:rPr>
-              <w:t>Interface to monitor store washing machines and dryers operational status.</w:t>
-            </w:r>
-          </w:p>
-        </w:tc>
-      </w:tr>
-      <w:tr>
-        <w:tc>
-          <w:tcPr>
-            <w:tcW w:type="dxa" w:w="720"/>
-            <w:shd w:fill="F8FAFC"/>
-            <w:tcMar>
-              <w:top w:w="80" w:type="dxa"/>
-              <w:bottom w:w="80" w:type="dxa"/>
-              <w:left w:w="100" w:type="dxa"/>
-              <w:right w:w="100" w:type="dxa"/>
-            </w:tcMar>
-          </w:tcPr>
-          <w:p>
-            <w:pPr>
-              <w:jc w:val="center"/>
-            </w:pPr>
-            <w:r>
-              <w:rPr>
-                <w:rFonts w:ascii="Arial" w:hAnsi="Arial"/>
-                <w:sz w:val="18"/>
-              </w:rPr>
-              <w:t>4</w:t>
-            </w:r>
-          </w:p>
-        </w:tc>
-        <w:tc>
-          <w:tcPr>
-            <w:tcW w:type="dxa" w:w="3456"/>
-            <w:shd w:fill="F8FAFC"/>
-            <w:tcMar>
-              <w:top w:w="80" w:type="dxa"/>
-              <w:bottom w:w="80" w:type="dxa"/>
-              <w:left w:w="100" w:type="dxa"/>
-              <w:right w:w="100" w:type="dxa"/>
-            </w:tcMar>
-          </w:tcPr>
-          <w:p>
-            <w:pPr>
-              <w:jc w:val="left"/>
-            </w:pPr>
-            <w:r>
-              <w:rPr>
-                <w:rFonts w:ascii="Arial" w:hAnsi="Arial"/>
-                <w:b/>
-                <w:color w:val="0F172A"/>
-                <w:sz w:val="18"/>
-              </w:rPr>
-              <w:t>New Walk-in Order</w:t>
-            </w:r>
-          </w:p>
-        </w:tc>
-        <w:tc>
-          <w:tcPr>
-            <w:tcW w:type="dxa" w:w="5760"/>
-            <w:shd w:fill="F8FAFC"/>
-            <w:tcMar>
-              <w:top w:w="80" w:type="dxa"/>
-              <w:bottom w:w="80" w:type="dxa"/>
-              <w:left w:w="100" w:type="dxa"/>
-              <w:right w:w="100" w:type="dxa"/>
-            </w:tcMar>
-          </w:tcPr>
-          <w:p>
-            <w:pPr>
-              <w:jc w:val="left"/>
-            </w:pPr>
-            <w:r>
-              <w:rPr>
-                <w:rFonts w:ascii="Arial" w:hAnsi="Arial"/>
-                <w:sz w:val="18"/>
-              </w:rPr>
-              <w:t>Form for creating and booking customer wash orders for walk-in clients at the counter.</w:t>
-            </w:r>
-          </w:p>
-        </w:tc>
-      </w:tr>
-      <w:tr>
-        <w:tc>
-          <w:tcPr>
-            <w:tcW w:type="dxa" w:w="720"/>
-            <w:shd w:fill="FFFFFF"/>
-            <w:tcMar>
-              <w:top w:w="80" w:type="dxa"/>
-              <w:bottom w:w="80" w:type="dxa"/>
-              <w:left w:w="100" w:type="dxa"/>
-              <w:right w:w="100" w:type="dxa"/>
-            </w:tcMar>
-          </w:tcPr>
-          <w:p>
-            <w:pPr>
-              <w:jc w:val="center"/>
-            </w:pPr>
-            <w:r>
-              <w:rPr>
-                <w:rFonts w:ascii="Arial" w:hAnsi="Arial"/>
-                <w:sz w:val="18"/>
-              </w:rPr>
-              <w:t>5</w:t>
-            </w:r>
-          </w:p>
-        </w:tc>
-        <w:tc>
-          <w:tcPr>
-            <w:tcW w:type="dxa" w:w="3456"/>
-            <w:shd w:fill="FFFFFF"/>
-            <w:tcMar>
-              <w:top w:w="80" w:type="dxa"/>
-              <w:bottom w:w="80" w:type="dxa"/>
-              <w:left w:w="100" w:type="dxa"/>
-              <w:right w:w="100" w:type="dxa"/>
-            </w:tcMar>
-          </w:tcPr>
-          <w:p>
-            <w:pPr>
-              <w:jc w:val="left"/>
-            </w:pPr>
-            <w:r>
-              <w:rPr>
-                <w:rFonts w:ascii="Arial" w:hAnsi="Arial"/>
-                <w:b/>
-                <w:color w:val="0F172A"/>
-                <w:sz w:val="18"/>
-              </w:rPr>
-              <w:t>QR Scan Logs Outbox</w:t>
-            </w:r>
-          </w:p>
-        </w:tc>
-        <w:tc>
-          <w:tcPr>
-            <w:tcW w:type="dxa" w:w="5760"/>
-            <w:shd w:fill="FFFFFF"/>
-            <w:tcMar>
-              <w:top w:w="80" w:type="dxa"/>
-              <w:bottom w:w="80" w:type="dxa"/>
-              <w:left w:w="100" w:type="dxa"/>
-              <w:right w:w="100" w:type="dxa"/>
-            </w:tcMar>
-          </w:tcPr>
-          <w:p>
-            <w:pPr>
-              <w:jc w:val="left"/>
-            </w:pPr>
-            <w:r>
-              <w:rPr>
-                <w:rFonts w:ascii="Arial" w:hAnsi="Arial"/>
-                <w:sz w:val="18"/>
-              </w:rPr>
-              <w:t>Security and audit log tracking QR code scans executed for laundry tracking.</w:t>
-            </w:r>
-          </w:p>
-        </w:tc>
-      </w:tr>
-      <w:tr>
-        <w:tc>
-          <w:tcPr>
-            <w:tcW w:type="dxa" w:w="720"/>
-            <w:shd w:fill="F8FAFC"/>
-            <w:tcMar>
-              <w:top w:w="80" w:type="dxa"/>
-              <w:bottom w:w="80" w:type="dxa"/>
-              <w:left w:w="100" w:type="dxa"/>
-              <w:right w:w="100" w:type="dxa"/>
-            </w:tcMar>
-          </w:tcPr>
-          <w:p>
-            <w:pPr>
-              <w:jc w:val="center"/>
-            </w:pPr>
-            <w:r>
-              <w:rPr>
-                <w:rFonts w:ascii="Arial" w:hAnsi="Arial"/>
-                <w:sz w:val="18"/>
-              </w:rPr>
-              <w:t>6</w:t>
-            </w:r>
-          </w:p>
-        </w:tc>
-        <w:tc>
-          <w:tcPr>
-            <w:tcW w:type="dxa" w:w="3456"/>
-            <w:shd w:fill="F8FAFC"/>
-            <w:tcMar>
-              <w:top w:w="80" w:type="dxa"/>
-              <w:bottom w:w="80" w:type="dxa"/>
-              <w:left w:w="100" w:type="dxa"/>
-              <w:right w:w="100" w:type="dxa"/>
-            </w:tcMar>
-          </w:tcPr>
-          <w:p>
-            <w:pPr>
-              <w:jc w:val="left"/>
-            </w:pPr>
-            <w:r>
-              <w:rPr>
-                <w:rFonts w:ascii="Arial" w:hAnsi="Arial"/>
-                <w:b/>
-                <w:color w:val="0F172A"/>
-                <w:sz w:val="18"/>
-              </w:rPr>
-              <w:t>Store Status Toggle (Open/Closed)</w:t>
-            </w:r>
-          </w:p>
-        </w:tc>
-        <w:tc>
-          <w:tcPr>
-            <w:tcW w:type="dxa" w:w="5760"/>
-            <w:shd w:fill="F8FAFC"/>
-            <w:tcMar>
-              <w:top w:w="80" w:type="dxa"/>
-              <w:bottom w:w="80" w:type="dxa"/>
-              <w:left w:w="100" w:type="dxa"/>
-              <w:right w:w="100" w:type="dxa"/>
-            </w:tcMar>
-          </w:tcPr>
-          <w:p>
-            <w:pPr>
-              <w:jc w:val="left"/>
-            </w:pPr>
-            <w:r>
-              <w:rPr>
-                <w:rFonts w:ascii="Arial" w:hAnsi="Arial"/>
-                <w:sz w:val="18"/>
-              </w:rPr>
-              <w:t>Control allowing staff to toggle store operational status between Open and Closed.</w:t>
-            </w:r>
-          </w:p>
-        </w:tc>
-      </w:tr>
-      <w:tr>
-        <w:tc>
-          <w:tcPr>
-            <w:tcW w:type="dxa" w:w="720"/>
-            <w:shd w:fill="FFFFFF"/>
-            <w:tcMar>
-              <w:top w:w="80" w:type="dxa"/>
-              <w:bottom w:w="80" w:type="dxa"/>
-              <w:left w:w="100" w:type="dxa"/>
-              <w:right w:w="100" w:type="dxa"/>
-            </w:tcMar>
-          </w:tcPr>
-          <w:p>
-            <w:pPr>
-              <w:jc w:val="center"/>
-            </w:pPr>
-            <w:r>
-              <w:rPr>
-                <w:rFonts w:ascii="Arial" w:hAnsi="Arial"/>
-                <w:sz w:val="18"/>
-              </w:rPr>
-              <w:t>7</w:t>
-            </w:r>
-          </w:p>
-        </w:tc>
-        <w:tc>
-          <w:tcPr>
-            <w:tcW w:type="dxa" w:w="3456"/>
-            <w:shd w:fill="FFFFFF"/>
-            <w:tcMar>
-              <w:top w:w="80" w:type="dxa"/>
-              <w:bottom w:w="80" w:type="dxa"/>
-              <w:left w:w="100" w:type="dxa"/>
-              <w:right w:w="100" w:type="dxa"/>
-            </w:tcMar>
-          </w:tcPr>
-          <w:p>
-            <w:pPr>
-              <w:jc w:val="left"/>
-            </w:pPr>
-            <w:r>
-              <w:rPr>
-                <w:rFonts w:ascii="Arial" w:hAnsi="Arial"/>
-                <w:b/>
-                <w:color w:val="0F172A"/>
-                <w:sz w:val="18"/>
-              </w:rPr>
-              <w:t>Hour Wash AI Support Chatbot</w:t>
-            </w:r>
-          </w:p>
-        </w:tc>
-        <w:tc>
-          <w:tcPr>
-            <w:tcW w:type="dxa" w:w="5760"/>
-            <w:shd w:fill="FFFFFF"/>
-            <w:tcMar>
-              <w:top w:w="80" w:type="dxa"/>
-              <w:bottom w:w="80" w:type="dxa"/>
-              <w:left w:w="100" w:type="dxa"/>
-              <w:right w:w="100" w:type="dxa"/>
-            </w:tcMar>
-          </w:tcPr>
-          <w:p>
-            <w:pPr>
-              <w:jc w:val="left"/>
-            </w:pPr>
-            <w:r>
-              <w:rPr>
-                <w:rFonts w:ascii="Arial" w:hAnsi="Arial"/>
-                <w:sz w:val="18"/>
-              </w:rPr>
-              <w:t>Embedded AI chatbot assisting staff with quick system and store inquiries.</w:t>
-            </w:r>
-          </w:p>
-        </w:tc>
-      </w:tr>
-      <w:tr>
-        <w:tc>
-          <w:tcPr>
-            <w:tcW w:type="dxa" w:w="720"/>
-            <w:shd w:fill="F8FAFC"/>
-            <w:tcMar>
-              <w:top w:w="80" w:type="dxa"/>
-              <w:bottom w:w="80" w:type="dxa"/>
-              <w:left w:w="100" w:type="dxa"/>
-              <w:right w:w="100" w:type="dxa"/>
-            </w:tcMar>
-          </w:tcPr>
-          <w:p>
-            <w:pPr>
-              <w:jc w:val="center"/>
-            </w:pPr>
-            <w:r>
-              <w:rPr>
-                <w:rFonts w:ascii="Arial" w:hAnsi="Arial"/>
-                <w:sz w:val="18"/>
-              </w:rPr>
-              <w:t>8</w:t>
-            </w:r>
-          </w:p>
-        </w:tc>
-        <w:tc>
-          <w:tcPr>
-            <w:tcW w:type="dxa" w:w="3456"/>
-            <w:shd w:fill="F8FAFC"/>
-            <w:tcMar>
-              <w:top w:w="80" w:type="dxa"/>
-              <w:bottom w:w="80" w:type="dxa"/>
-              <w:left w:w="100" w:type="dxa"/>
-              <w:right w:w="100" w:type="dxa"/>
-            </w:tcMar>
-          </w:tcPr>
-          <w:p>
-            <w:pPr>
-              <w:jc w:val="left"/>
-            </w:pPr>
-            <w:r>
-              <w:rPr>
-                <w:rFonts w:ascii="Arial" w:hAnsi="Arial"/>
-                <w:b/>
-                <w:color w:val="0F172A"/>
-                <w:sz w:val="18"/>
-              </w:rPr>
-              <w:t>Global Header Search</w:t>
-            </w:r>
-          </w:p>
-        </w:tc>
-        <w:tc>
-          <w:tcPr>
-            <w:tcW w:type="dxa" w:w="5760"/>
-            <w:shd w:fill="F8FAFC"/>
-            <w:tcMar>
-              <w:top w:w="80" w:type="dxa"/>
-              <w:bottom w:w="80" w:type="dxa"/>
-              <w:left w:w="100" w:type="dxa"/>
-              <w:right w:w="100" w:type="dxa"/>
-            </w:tcMar>
-          </w:tcPr>
-          <w:p>
-            <w:pPr>
-              <w:jc w:val="left"/>
-            </w:pPr>
-            <w:r>
-              <w:rPr>
-                <w:rFonts w:ascii="Arial" w:hAnsi="Arial"/>
-                <w:sz w:val="18"/>
-              </w:rPr>
-              <w:t>Quick search bar to locate orders by Order ID / QR code or machines by machine code.</w:t>
-            </w:r>
-          </w:p>
-        </w:tc>
-      </w:tr>
-      <w:tr>
-        <w:tc>
-          <w:tcPr>
-            <w:tcW w:type="dxa" w:w="720"/>
-            <w:shd w:fill="FFFFFF"/>
-            <w:tcMar>
-              <w:top w:w="80" w:type="dxa"/>
-              <w:bottom w:w="80" w:type="dxa"/>
-              <w:left w:w="100" w:type="dxa"/>
-              <w:right w:w="100" w:type="dxa"/>
-            </w:tcMar>
-          </w:tcPr>
-          <w:p>
-            <w:pPr>
-              <w:jc w:val="center"/>
-            </w:pPr>
-            <w:r>
-              <w:rPr>
-                <w:rFonts w:ascii="Arial" w:hAnsi="Arial"/>
-                <w:sz w:val="18"/>
-              </w:rPr>
-              <w:t>9</w:t>
-            </w:r>
-          </w:p>
-        </w:tc>
-        <w:tc>
-          <w:tcPr>
-            <w:tcW w:type="dxa" w:w="3456"/>
-            <w:shd w:fill="FFFFFF"/>
-            <w:tcMar>
-              <w:top w:w="80" w:type="dxa"/>
-              <w:bottom w:w="80" w:type="dxa"/>
-              <w:left w:w="100" w:type="dxa"/>
-              <w:right w:w="100" w:type="dxa"/>
-            </w:tcMar>
-          </w:tcPr>
-          <w:p>
-            <w:pPr>
-              <w:jc w:val="left"/>
-            </w:pPr>
-            <w:r>
-              <w:rPr>
-                <w:rFonts w:ascii="Arial" w:hAnsi="Arial"/>
-                <w:b/>
-                <w:color w:val="0F172A"/>
-                <w:sz w:val="18"/>
-              </w:rPr>
-              <w:t>Account Settings &amp; Profile</w:t>
-            </w:r>
-          </w:p>
-        </w:tc>
-        <w:tc>
-          <w:tcPr>
-            <w:tcW w:type="dxa" w:w="5760"/>
-            <w:shd w:fill="FFFFFF"/>
-            <w:tcMar>
-              <w:top w:w="80" w:type="dxa"/>
-              <w:bottom w:w="80" w:type="dxa"/>
-              <w:left w:w="100" w:type="dxa"/>
-              <w:right w:w="100" w:type="dxa"/>
-            </w:tcMar>
-          </w:tcPr>
-          <w:p>
-            <w:pPr>
-              <w:jc w:val="left"/>
-            </w:pPr>
-            <w:r>
-              <w:rPr>
-                <w:rFonts w:ascii="Arial" w:hAnsi="Arial"/>
-                <w:sz w:val="18"/>
-              </w:rPr>
-              <w:t>Staff profile management page for updating contact details and security password.</w:t>
-            </w:r>
-          </w:p>
-        </w:tc>
-      </w:tr>
-      <w:tr>
-        <w:tc>
-          <w:tcPr>
-            <w:tcW w:type="dxa" w:w="720"/>
-            <w:shd w:fill="F8FAFC"/>
-            <w:tcMar>
-              <w:top w:w="80" w:type="dxa"/>
-              <w:bottom w:w="80" w:type="dxa"/>
-              <w:left w:w="100" w:type="dxa"/>
-              <w:right w:w="100" w:type="dxa"/>
-            </w:tcMar>
-          </w:tcPr>
-          <w:p>
-            <w:pPr>
-              <w:jc w:val="center"/>
-            </w:pPr>
-            <w:r>
-              <w:rPr>
-                <w:rFonts w:ascii="Arial" w:hAnsi="Arial"/>
-                <w:sz w:val="18"/>
-              </w:rPr>
-              <w:t>10</w:t>
-            </w:r>
-          </w:p>
-        </w:tc>
-        <w:tc>
-          <w:tcPr>
-            <w:tcW w:type="dxa" w:w="3456"/>
-            <w:shd w:fill="F8FAFC"/>
-            <w:tcMar>
-              <w:top w:w="80" w:type="dxa"/>
-              <w:bottom w:w="80" w:type="dxa"/>
-              <w:left w:w="100" w:type="dxa"/>
-              <w:right w:w="100" w:type="dxa"/>
-            </w:tcMar>
-          </w:tcPr>
-          <w:p>
-            <w:pPr>
-              <w:jc w:val="left"/>
-            </w:pPr>
-            <w:r>
-              <w:rPr>
-                <w:rFonts w:ascii="Arial" w:hAnsi="Arial"/>
-                <w:b/>
-                <w:color w:val="0F172A"/>
-                <w:sz w:val="18"/>
-              </w:rPr>
-              <w:t>Theme Toggle (Light / Dark Mode)</w:t>
-            </w:r>
-          </w:p>
-        </w:tc>
-        <w:tc>
-          <w:tcPr>
-            <w:tcW w:type="dxa" w:w="5760"/>
-            <w:shd w:fill="F8FAFC"/>
-            <w:tcMar>
-              <w:top w:w="80" w:type="dxa"/>
-              <w:bottom w:w="80" w:type="dxa"/>
-              <w:left w:w="100" w:type="dxa"/>
-              <w:right w:w="100" w:type="dxa"/>
-            </w:tcMar>
-          </w:tcPr>
-          <w:p>
-            <w:pPr>
-              <w:jc w:val="left"/>
-            </w:pPr>
-            <w:r>
-              <w:rPr>
-                <w:rFonts w:ascii="Arial" w:hAnsi="Arial"/>
-                <w:sz w:val="18"/>
-              </w:rPr>
-              <w:t>Topbar utility enabling users to switch UI styling between Light Mode and Dark Mode.</w:t>
-            </w:r>
-          </w:p>
-        </w:tc>
-      </w:tr>
-    </w:tbl>
-    <w:p/>
-    <w:p>
-      <w:pPr>
-        <w:pStyle w:val="Heading2"/>
-      </w:pPr>
-      <w:r>
-        <w:rPr>
-          <w:rFonts w:ascii="Arial" w:hAnsi="Arial"/>
-          <w:color w:val="1E3A8A"/>
-          <w:sz w:val="24"/>
-        </w:rPr>
-        <w:t>3. Customer Features Matrix</w:t>
-      </w:r>
-    </w:p>
-    <w:tbl>
-      <w:tblPr>
-        <w:tblW w:type="auto" w:w="0"/>
-        <w:jc w:val="center"/>
-        <w:tblLook w:firstColumn="1" w:firstRow="1" w:lastColumn="0" w:lastRow="0" w:noHBand="0" w:noVBand="1" w:val="04A0"/>
-        <w:tblBorders>
-          <w:top w:val="single" w:sz="4" w:space="0" w:color="CBD5E1"/>
-          <w:left w:val="single" w:sz="4" w:space="0" w:color="CBD5E1"/>
-          <w:bottom w:val="single" w:sz="4" w:space="0" w:color="CBD5E1"/>
-          <w:right w:val="single" w:sz="4" w:space="0" w:color="CBD5E1"/>
-          <w:insideH w:val="single" w:sz="4" w:space="0" w:color="CBD5E1"/>
-          <w:insideV w:val="single" w:sz="4" w:space="0" w:color="CBD5E1"/>
-        </w:tblBorders>
-      </w:tblPr>
-      <w:tblGrid>
-        <w:gridCol w:w="3312"/>
-        <w:gridCol w:w="3312"/>
-        <w:gridCol w:w="3312"/>
-      </w:tblGrid>
-      <w:tr>
-        <w:tc>
-          <w:tcPr>
-            <w:tcW w:type="dxa" w:w="720"/>
-            <w:shd w:fill="1E3A8A"/>
-            <w:tcMar>
-              <w:top w:w="100" w:type="dxa"/>
-              <w:bottom w:w="100" w:type="dxa"/>
-              <w:left w:w="100" w:type="dxa"/>
-              <w:right w:w="100" w:type="dxa"/>
-            </w:tcMar>
-          </w:tcPr>
-          <w:p>
-            <w:pPr>
-              <w:jc w:val="center"/>
-            </w:pPr>
-            <w:r>
-              <w:rPr>
-                <w:rFonts w:ascii="Arial" w:hAnsi="Arial"/>
-                <w:b/>
-                <w:color w:val="FFFFFF"/>
-                <w:sz w:val="19"/>
-              </w:rPr>
-              <w:t>#</w:t>
-            </w:r>
-          </w:p>
-        </w:tc>
-        <w:tc>
-          <w:tcPr>
-            <w:tcW w:type="dxa" w:w="3456"/>
-            <w:shd w:fill="1E3A8A"/>
-            <w:tcMar>
-              <w:top w:w="100" w:type="dxa"/>
-              <w:bottom w:w="100" w:type="dxa"/>
-              <w:left w:w="100" w:type="dxa"/>
-              <w:right w:w="100" w:type="dxa"/>
-            </w:tcMar>
-          </w:tcPr>
-          <w:p>
-            <w:pPr>
-              <w:jc w:val="left"/>
-            </w:pPr>
-            <w:r>
-              <w:rPr>
-                <w:rFonts w:ascii="Arial" w:hAnsi="Arial"/>
-                <w:b/>
-                <w:color w:val="FFFFFF"/>
-                <w:sz w:val="19"/>
-              </w:rPr>
-              <w:t>Features</w:t>
-            </w:r>
-          </w:p>
-        </w:tc>
-        <w:tc>
-          <w:tcPr>
-            <w:tcW w:type="dxa" w:w="5760"/>
-            <w:shd w:fill="1E3A8A"/>
-            <w:tcMar>
-              <w:top w:w="100" w:type="dxa"/>
-              <w:bottom w:w="100" w:type="dxa"/>
-              <w:left w:w="100" w:type="dxa"/>
-              <w:right w:w="100" w:type="dxa"/>
-            </w:tcMar>
-          </w:tcPr>
-          <w:p>
-            <w:pPr>
-              <w:jc w:val="left"/>
-            </w:pPr>
-            <w:r>
-              <w:rPr>
-                <w:rFonts w:ascii="Arial" w:hAnsi="Arial"/>
-                <w:b/>
-                <w:color w:val="FFFFFF"/>
-                <w:sz w:val="19"/>
-              </w:rPr>
-              <w:t>Description</w:t>
-            </w:r>
-          </w:p>
-        </w:tc>
-      </w:tr>
-      <w:tr>
-        <w:tc>
-          <w:tcPr>
-            <w:tcW w:type="dxa" w:w="720"/>
-            <w:shd w:fill="FFFFFF"/>
-            <w:tcMar>
-              <w:top w:w="80" w:type="dxa"/>
-              <w:bottom w:w="80" w:type="dxa"/>
-              <w:left w:w="100" w:type="dxa"/>
-              <w:right w:w="100" w:type="dxa"/>
-            </w:tcMar>
-          </w:tcPr>
-          <w:p>
-            <w:pPr>
-              <w:jc w:val="center"/>
-            </w:pPr>
-            <w:r>
-              <w:rPr>
-                <w:rFonts w:ascii="Arial" w:hAnsi="Arial"/>
-                <w:sz w:val="18"/>
-              </w:rPr>
-              <w:t>1</w:t>
-            </w:r>
-          </w:p>
-        </w:tc>
-        <w:tc>
-          <w:tcPr>
-            <w:tcW w:type="dxa" w:w="3456"/>
-            <w:shd w:fill="FFFFFF"/>
-            <w:tcMar>
-              <w:top w:w="80" w:type="dxa"/>
-              <w:bottom w:w="80" w:type="dxa"/>
-              <w:left w:w="100" w:type="dxa"/>
-              <w:right w:w="100" w:type="dxa"/>
-            </w:tcMar>
-          </w:tcPr>
-          <w:p>
-            <w:pPr>
-              <w:jc w:val="left"/>
-            </w:pPr>
-            <w:r>
-              <w:rPr>
-                <w:rFonts w:ascii="Arial" w:hAnsi="Arial"/>
-                <w:b/>
-                <w:color w:val="0F172A"/>
-                <w:sz w:val="18"/>
-              </w:rPr>
-              <w:t>Customer Dashboard</w:t>
-            </w:r>
-          </w:p>
-        </w:tc>
-        <w:tc>
-          <w:tcPr>
-            <w:tcW w:type="dxa" w:w="5760"/>
-            <w:shd w:fill="FFFFFF"/>
-            <w:tcMar>
-              <w:top w:w="80" w:type="dxa"/>
-              <w:bottom w:w="80" w:type="dxa"/>
-              <w:left w:w="100" w:type="dxa"/>
-              <w:right w:w="100" w:type="dxa"/>
-            </w:tcMar>
-          </w:tcPr>
-          <w:p>
-            <w:pPr>
-              <w:jc w:val="left"/>
-            </w:pPr>
-            <w:r>
-              <w:rPr>
-                <w:rFonts w:ascii="Arial" w:hAnsi="Arial"/>
-                <w:sz w:val="18"/>
-              </w:rPr>
-              <w:t>Offers customers an interactive hub showing live laundry progress, estimated time remaining, machine availability, and active order details.</w:t>
-            </w:r>
-          </w:p>
-        </w:tc>
-      </w:tr>
-      <w:tr>
-        <w:tc>
-          <w:tcPr>
-            <w:tcW w:type="dxa" w:w="720"/>
-            <w:shd w:fill="F8FAFC"/>
-            <w:tcMar>
-              <w:top w:w="80" w:type="dxa"/>
-              <w:bottom w:w="80" w:type="dxa"/>
-              <w:left w:w="100" w:type="dxa"/>
-              <w:right w:w="100" w:type="dxa"/>
-            </w:tcMar>
-          </w:tcPr>
-          <w:p>
-            <w:pPr>
-              <w:jc w:val="center"/>
-            </w:pPr>
-            <w:r>
-              <w:rPr>
-                <w:rFonts w:ascii="Arial" w:hAnsi="Arial"/>
-                <w:sz w:val="18"/>
-              </w:rPr>
-              <w:t>2</w:t>
-            </w:r>
-          </w:p>
-        </w:tc>
-        <w:tc>
-          <w:tcPr>
-            <w:tcW w:type="dxa" w:w="3456"/>
-            <w:shd w:fill="F8FAFC"/>
-            <w:tcMar>
-              <w:top w:w="80" w:type="dxa"/>
-              <w:bottom w:w="80" w:type="dxa"/>
-              <w:left w:w="100" w:type="dxa"/>
-              <w:right w:w="100" w:type="dxa"/>
-            </w:tcMar>
-          </w:tcPr>
-          <w:p>
-            <w:pPr>
-              <w:jc w:val="left"/>
-            </w:pPr>
-            <w:r>
-              <w:rPr>
-                <w:rFonts w:ascii="Arial" w:hAnsi="Arial"/>
-                <w:b/>
-                <w:color w:val="0F172A"/>
-                <w:sz w:val="18"/>
-              </w:rPr>
-              <w:t>Book New Laundry Order</w:t>
-            </w:r>
-          </w:p>
-        </w:tc>
-        <w:tc>
-          <w:tcPr>
-            <w:tcW w:type="dxa" w:w="5760"/>
-            <w:shd w:fill="F8FAFC"/>
-            <w:tcMar>
-              <w:top w:w="80" w:type="dxa"/>
-              <w:bottom w:w="80" w:type="dxa"/>
-              <w:left w:w="100" w:type="dxa"/>
-              <w:right w:w="100" w:type="dxa"/>
-            </w:tcMar>
-          </w:tcPr>
-          <w:p>
-            <w:pPr>
-              <w:jc w:val="left"/>
-            </w:pPr>
-            <w:r>
-              <w:rPr>
-                <w:rFonts w:ascii="Arial" w:hAnsi="Arial"/>
-                <w:sz w:val="18"/>
-              </w:rPr>
-              <w:t>Online booking form to select laundry services, choose service types (Drop-off or Pickup &amp; Delivery), set schedule, and calculate total cost.</w:t>
-            </w:r>
-          </w:p>
-        </w:tc>
-      </w:tr>
-      <w:tr>
-        <w:tc>
-          <w:tcPr>
-            <w:tcW w:type="dxa" w:w="720"/>
-            <w:shd w:fill="FFFFFF"/>
-            <w:tcMar>
-              <w:top w:w="80" w:type="dxa"/>
-              <w:bottom w:w="80" w:type="dxa"/>
-              <w:left w:w="100" w:type="dxa"/>
-              <w:right w:w="100" w:type="dxa"/>
-            </w:tcMar>
-          </w:tcPr>
-          <w:p>
-            <w:pPr>
-              <w:jc w:val="center"/>
-            </w:pPr>
-            <w:r>
-              <w:rPr>
-                <w:rFonts w:ascii="Arial" w:hAnsi="Arial"/>
-                <w:sz w:val="18"/>
-              </w:rPr>
-              <w:t>3</w:t>
-            </w:r>
-          </w:p>
-        </w:tc>
-        <w:tc>
-          <w:tcPr>
-            <w:tcW w:type="dxa" w:w="3456"/>
-            <w:shd w:fill="FFFFFF"/>
-            <w:tcMar>
-              <w:top w:w="80" w:type="dxa"/>
-              <w:bottom w:w="80" w:type="dxa"/>
-              <w:left w:w="100" w:type="dxa"/>
-              <w:right w:w="100" w:type="dxa"/>
-            </w:tcMar>
-          </w:tcPr>
-          <w:p>
-            <w:pPr>
-              <w:jc w:val="left"/>
-            </w:pPr>
-            <w:r>
-              <w:rPr>
-                <w:rFonts w:ascii="Arial" w:hAnsi="Arial"/>
-                <w:b/>
-                <w:color w:val="0F172A"/>
-                <w:sz w:val="18"/>
-              </w:rPr>
-              <w:t>My Order History &amp; Receipts</w:t>
-            </w:r>
-          </w:p>
-        </w:tc>
-        <w:tc>
-          <w:tcPr>
-            <w:tcW w:type="dxa" w:w="5760"/>
-            <w:shd w:fill="FFFFFF"/>
-            <w:tcMar>
-              <w:top w:w="80" w:type="dxa"/>
-              <w:bottom w:w="80" w:type="dxa"/>
-              <w:left w:w="100" w:type="dxa"/>
-              <w:right w:w="100" w:type="dxa"/>
-            </w:tcMar>
-          </w:tcPr>
-          <w:p>
-            <w:pPr>
-              <w:jc w:val="left"/>
-            </w:pPr>
-            <w:r>
-              <w:rPr>
-                <w:rFonts w:ascii="Arial" w:hAnsi="Arial"/>
-                <w:sz w:val="18"/>
-              </w:rPr>
-              <w:t>Allows customers to track all past and active laundry transactions, view digital itemized receipts, and download/print transaction records.</w:t>
-            </w:r>
-          </w:p>
-        </w:tc>
-      </w:tr>
-      <w:tr>
-        <w:tc>
-          <w:tcPr>
-            <w:tcW w:type="dxa" w:w="720"/>
-            <w:shd w:fill="F8FAFC"/>
-            <w:tcMar>
-              <w:top w:w="80" w:type="dxa"/>
-              <w:bottom w:w="80" w:type="dxa"/>
-              <w:left w:w="100" w:type="dxa"/>
-              <w:right w:w="100" w:type="dxa"/>
-            </w:tcMar>
-          </w:tcPr>
-          <w:p>
-            <w:pPr>
-              <w:jc w:val="center"/>
-            </w:pPr>
-            <w:r>
-              <w:rPr>
-                <w:rFonts w:ascii="Arial" w:hAnsi="Arial"/>
-                <w:sz w:val="18"/>
-              </w:rPr>
-              <w:t>4</w:t>
-            </w:r>
-          </w:p>
-        </w:tc>
-        <w:tc>
-          <w:tcPr>
-            <w:tcW w:type="dxa" w:w="3456"/>
-            <w:shd w:fill="F8FAFC"/>
-            <w:tcMar>
-              <w:top w:w="80" w:type="dxa"/>
-              <w:bottom w:w="80" w:type="dxa"/>
-              <w:left w:w="100" w:type="dxa"/>
-              <w:right w:w="100" w:type="dxa"/>
-            </w:tcMar>
-          </w:tcPr>
-          <w:p>
-            <w:pPr>
-              <w:jc w:val="left"/>
-            </w:pPr>
-            <w:r>
-              <w:rPr>
-                <w:rFonts w:ascii="Arial" w:hAnsi="Arial"/>
-                <w:b/>
-                <w:color w:val="0F172A"/>
-                <w:sz w:val="18"/>
-              </w:rPr>
-              <w:t>Frequent User Loyalty Card</w:t>
-            </w:r>
-          </w:p>
-        </w:tc>
-        <w:tc>
-          <w:tcPr>
-            <w:tcW w:type="dxa" w:w="5760"/>
-            <w:shd w:fill="F8FAFC"/>
-            <w:tcMar>
-              <w:top w:w="80" w:type="dxa"/>
-              <w:bottom w:w="80" w:type="dxa"/>
-              <w:left w:w="100" w:type="dxa"/>
-              <w:right w:w="100" w:type="dxa"/>
-            </w:tcMar>
-          </w:tcPr>
-          <w:p>
-            <w:pPr>
-              <w:jc w:val="left"/>
-            </w:pPr>
-            <w:r>
-              <w:rPr>
-                <w:rFonts w:ascii="Arial" w:hAnsi="Arial"/>
-                <w:sz w:val="18"/>
-              </w:rPr>
-              <w:t>Digital 12-stamp card tracking customer repeat visits, displaying earned reward stamps and progress toward free wash discounts.</w:t>
-            </w:r>
-          </w:p>
-        </w:tc>
-      </w:tr>
-      <w:tr>
-        <w:tc>
-          <w:tcPr>
-            <w:tcW w:type="dxa" w:w="720"/>
-            <w:shd w:fill="FFFFFF"/>
-            <w:tcMar>
-              <w:top w:w="80" w:type="dxa"/>
-              <w:bottom w:w="80" w:type="dxa"/>
-              <w:left w:w="100" w:type="dxa"/>
-              <w:right w:w="100" w:type="dxa"/>
-            </w:tcMar>
-          </w:tcPr>
-          <w:p>
-            <w:pPr>
-              <w:jc w:val="center"/>
-            </w:pPr>
-            <w:r>
-              <w:rPr>
-                <w:rFonts w:ascii="Arial" w:hAnsi="Arial"/>
-                <w:sz w:val="18"/>
-              </w:rPr>
-              <w:t>5</w:t>
-            </w:r>
-          </w:p>
-        </w:tc>
-        <w:tc>
-          <w:tcPr>
-            <w:tcW w:type="dxa" w:w="3456"/>
-            <w:shd w:fill="FFFFFF"/>
-            <w:tcMar>
-              <w:top w:w="80" w:type="dxa"/>
-              <w:bottom w:w="80" w:type="dxa"/>
-              <w:left w:w="100" w:type="dxa"/>
-              <w:right w:w="100" w:type="dxa"/>
-            </w:tcMar>
-          </w:tcPr>
-          <w:p>
-            <w:pPr>
-              <w:jc w:val="left"/>
-            </w:pPr>
-            <w:r>
-              <w:rPr>
-                <w:rFonts w:ascii="Arial" w:hAnsi="Arial"/>
-                <w:b/>
-                <w:color w:val="0F172A"/>
-                <w:sz w:val="18"/>
-              </w:rPr>
-              <w:t>Order Review &amp; Feedback</w:t>
-            </w:r>
-          </w:p>
-        </w:tc>
-        <w:tc>
-          <w:tcPr>
-            <w:tcW w:type="dxa" w:w="5760"/>
-            <w:shd w:fill="FFFFFF"/>
-            <w:tcMar>
-              <w:top w:w="80" w:type="dxa"/>
-              <w:bottom w:w="80" w:type="dxa"/>
-              <w:left w:w="100" w:type="dxa"/>
-              <w:right w:w="100" w:type="dxa"/>
-            </w:tcMar>
-          </w:tcPr>
-          <w:p>
-            <w:pPr>
-              <w:jc w:val="left"/>
-            </w:pPr>
-            <w:r>
-              <w:rPr>
-                <w:rFonts w:ascii="Arial" w:hAnsi="Arial"/>
-                <w:sz w:val="18"/>
-              </w:rPr>
-              <w:t>Post 5-star ratings and written reviews on completed laundry orders.</w:t>
-            </w:r>
-          </w:p>
-        </w:tc>
-      </w:tr>
-      <w:tr>
-        <w:tc>
-          <w:tcPr>
-            <w:tcW w:type="dxa" w:w="720"/>
-            <w:shd w:fill="F8FAFC"/>
-            <w:tcMar>
-              <w:top w:w="80" w:type="dxa"/>
-              <w:bottom w:w="80" w:type="dxa"/>
-              <w:left w:w="100" w:type="dxa"/>
-              <w:right w:w="100" w:type="dxa"/>
-            </w:tcMar>
-          </w:tcPr>
-          <w:p>
-            <w:pPr>
-              <w:jc w:val="center"/>
-            </w:pPr>
-            <w:r>
-              <w:rPr>
-                <w:rFonts w:ascii="Arial" w:hAnsi="Arial"/>
-                <w:sz w:val="18"/>
-              </w:rPr>
-              <w:t>6</w:t>
-            </w:r>
-          </w:p>
-        </w:tc>
-        <w:tc>
-          <w:tcPr>
-            <w:tcW w:type="dxa" w:w="3456"/>
-            <w:shd w:fill="F8FAFC"/>
-            <w:tcMar>
-              <w:top w:w="80" w:type="dxa"/>
-              <w:bottom w:w="80" w:type="dxa"/>
-              <w:left w:w="100" w:type="dxa"/>
-              <w:right w:w="100" w:type="dxa"/>
-            </w:tcMar>
-          </w:tcPr>
-          <w:p>
-            <w:pPr>
-              <w:jc w:val="left"/>
-            </w:pPr>
-            <w:r>
-              <w:rPr>
-                <w:rFonts w:ascii="Arial" w:hAnsi="Arial"/>
-                <w:b/>
-                <w:color w:val="0F172A"/>
-                <w:sz w:val="18"/>
-              </w:rPr>
-              <w:t>Hour Wash AI Support Chatbot</w:t>
-            </w:r>
-          </w:p>
-        </w:tc>
-        <w:tc>
-          <w:tcPr>
-            <w:tcW w:type="dxa" w:w="5760"/>
-            <w:shd w:fill="F8FAFC"/>
-            <w:tcMar>
-              <w:top w:w="80" w:type="dxa"/>
-              <w:bottom w:w="80" w:type="dxa"/>
-              <w:left w:w="100" w:type="dxa"/>
-              <w:right w:w="100" w:type="dxa"/>
-            </w:tcMar>
-          </w:tcPr>
-          <w:p>
-            <w:pPr>
-              <w:jc w:val="left"/>
-            </w:pPr>
-            <w:r>
-              <w:rPr>
-                <w:rFonts w:ascii="Arial" w:hAnsi="Arial"/>
-                <w:sz w:val="18"/>
-              </w:rPr>
-              <w:t>24/7 AI chatbot assistant providing instant answers regarding pricing, services, and store location.</w:t>
-            </w:r>
-          </w:p>
-        </w:tc>
-      </w:tr>
-      <w:tr>
-        <w:tc>
-          <w:tcPr>
-            <w:tcW w:type="dxa" w:w="720"/>
-            <w:shd w:fill="FFFFFF"/>
-            <w:tcMar>
-              <w:top w:w="80" w:type="dxa"/>
-              <w:bottom w:w="80" w:type="dxa"/>
-              <w:left w:w="100" w:type="dxa"/>
-              <w:right w:w="100" w:type="dxa"/>
-            </w:tcMar>
-          </w:tcPr>
-          <w:p>
-            <w:pPr>
-              <w:jc w:val="center"/>
-            </w:pPr>
-            <w:r>
-              <w:rPr>
-                <w:rFonts w:ascii="Arial" w:hAnsi="Arial"/>
-                <w:sz w:val="18"/>
-              </w:rPr>
-              <w:t>7</w:t>
-            </w:r>
-          </w:p>
-        </w:tc>
-        <w:tc>
-          <w:tcPr>
-            <w:tcW w:type="dxa" w:w="3456"/>
-            <w:shd w:fill="FFFFFF"/>
-            <w:tcMar>
-              <w:top w:w="80" w:type="dxa"/>
-              <w:bottom w:w="80" w:type="dxa"/>
-              <w:left w:w="100" w:type="dxa"/>
-              <w:right w:w="100" w:type="dxa"/>
-            </w:tcMar>
-          </w:tcPr>
-          <w:p>
-            <w:pPr>
-              <w:jc w:val="left"/>
-            </w:pPr>
-            <w:r>
-              <w:rPr>
-                <w:rFonts w:ascii="Arial" w:hAnsi="Arial"/>
-                <w:b/>
-                <w:color w:val="0F172A"/>
-                <w:sz w:val="18"/>
-              </w:rPr>
-              <w:t>Global Header Search</w:t>
-            </w:r>
-          </w:p>
-        </w:tc>
-        <w:tc>
-          <w:tcPr>
-            <w:tcW w:type="dxa" w:w="5760"/>
-            <w:shd w:fill="FFFFFF"/>
-            <w:tcMar>
-              <w:top w:w="80" w:type="dxa"/>
-              <w:bottom w:w="80" w:type="dxa"/>
-              <w:left w:w="100" w:type="dxa"/>
-              <w:right w:w="100" w:type="dxa"/>
-            </w:tcMar>
-          </w:tcPr>
-          <w:p>
-            <w:pPr>
-              <w:jc w:val="left"/>
-            </w:pPr>
-            <w:r>
-              <w:rPr>
-                <w:rFonts w:ascii="Arial" w:hAnsi="Arial"/>
-                <w:sz w:val="18"/>
-              </w:rPr>
-              <w:t>Track orders by entering order numbers or scanning QR tokens.</w:t>
-            </w:r>
-          </w:p>
-        </w:tc>
-      </w:tr>
-      <w:tr>
-        <w:tc>
-          <w:tcPr>
-            <w:tcW w:type="dxa" w:w="720"/>
-            <w:shd w:fill="F8FAFC"/>
-            <w:tcMar>
-              <w:top w:w="80" w:type="dxa"/>
-              <w:bottom w:w="80" w:type="dxa"/>
-              <w:left w:w="100" w:type="dxa"/>
-              <w:right w:w="100" w:type="dxa"/>
-            </w:tcMar>
-          </w:tcPr>
-          <w:p>
-            <w:pPr>
-              <w:jc w:val="center"/>
-            </w:pPr>
-            <w:r>
-              <w:rPr>
-                <w:rFonts w:ascii="Arial" w:hAnsi="Arial"/>
-                <w:sz w:val="18"/>
-              </w:rPr>
-              <w:t>8</w:t>
-            </w:r>
-          </w:p>
-        </w:tc>
-        <w:tc>
-          <w:tcPr>
-            <w:tcW w:type="dxa" w:w="3456"/>
-            <w:shd w:fill="F8FAFC"/>
-            <w:tcMar>
-              <w:top w:w="80" w:type="dxa"/>
-              <w:bottom w:w="80" w:type="dxa"/>
-              <w:left w:w="100" w:type="dxa"/>
-              <w:right w:w="100" w:type="dxa"/>
-            </w:tcMar>
-          </w:tcPr>
-          <w:p>
-            <w:pPr>
-              <w:jc w:val="left"/>
-            </w:pPr>
-            <w:r>
-              <w:rPr>
-                <w:rFonts w:ascii="Arial" w:hAnsi="Arial"/>
-                <w:b/>
-                <w:color w:val="0F172A"/>
-                <w:sz w:val="18"/>
-              </w:rPr>
-              <w:t>Account Settings &amp; Profile</w:t>
-            </w:r>
-          </w:p>
-        </w:tc>
-        <w:tc>
-          <w:tcPr>
-            <w:tcW w:type="dxa" w:w="5760"/>
-            <w:shd w:fill="F8FAFC"/>
-            <w:tcMar>
-              <w:top w:w="80" w:type="dxa"/>
-              <w:bottom w:w="80" w:type="dxa"/>
-              <w:left w:w="100" w:type="dxa"/>
-              <w:right w:w="100" w:type="dxa"/>
-            </w:tcMar>
-          </w:tcPr>
-          <w:p>
-            <w:pPr>
-              <w:jc w:val="left"/>
-            </w:pPr>
-            <w:r>
-              <w:rPr>
-                <w:rFonts w:ascii="Arial" w:hAnsi="Arial"/>
-                <w:sz w:val="18"/>
-              </w:rPr>
-              <w:t>Customer profile page for updating personal details, phone number, and delivery address.</w:t>
-            </w:r>
-          </w:p>
-        </w:tc>
-      </w:tr>
-      <w:tr>
-        <w:tc>
-          <w:tcPr>
-            <w:tcW w:type="dxa" w:w="720"/>
-            <w:shd w:fill="FFFFFF"/>
-            <w:tcMar>
-              <w:top w:w="80" w:type="dxa"/>
-              <w:bottom w:w="80" w:type="dxa"/>
-              <w:left w:w="100" w:type="dxa"/>
-              <w:right w:w="100" w:type="dxa"/>
-            </w:tcMar>
-          </w:tcPr>
-          <w:p>
-            <w:pPr>
-              <w:jc w:val="center"/>
-            </w:pPr>
-            <w:r>
-              <w:rPr>
-                <w:rFonts w:ascii="Arial" w:hAnsi="Arial"/>
-                <w:sz w:val="18"/>
-              </w:rPr>
-              <w:t>9</w:t>
-            </w:r>
-          </w:p>
-        </w:tc>
-        <w:tc>
-          <w:tcPr>
-            <w:tcW w:type="dxa" w:w="3456"/>
-            <w:shd w:fill="FFFFFF"/>
-            <w:tcMar>
-              <w:top w:w="80" w:type="dxa"/>
-              <w:bottom w:w="80" w:type="dxa"/>
-              <w:left w:w="100" w:type="dxa"/>
-              <w:right w:w="100" w:type="dxa"/>
-            </w:tcMar>
-          </w:tcPr>
-          <w:p>
-            <w:pPr>
-              <w:jc w:val="left"/>
-            </w:pPr>
-            <w:r>
-              <w:rPr>
-                <w:rFonts w:ascii="Arial" w:hAnsi="Arial"/>
-                <w:b/>
-                <w:color w:val="0F172A"/>
-                <w:sz w:val="18"/>
-              </w:rPr>
-              <w:t>Theme Toggle (Light / Dark Mode)</w:t>
-            </w:r>
-          </w:p>
-        </w:tc>
-        <w:tc>
-          <w:tcPr>
-            <w:tcW w:type="dxa" w:w="5760"/>
-            <w:shd w:fill="FFFFFF"/>
-            <w:tcMar>
-              <w:top w:w="80" w:type="dxa"/>
-              <w:bottom w:w="80" w:type="dxa"/>
-              <w:left w:w="100" w:type="dxa"/>
-              <w:right w:w="100" w:type="dxa"/>
-            </w:tcMar>
-          </w:tcPr>
-          <w:p>
-            <w:pPr>
-              <w:jc w:val="left"/>
-            </w:pPr>
-            <w:r>
-              <w:rPr>
-                <w:rFonts w:ascii="Arial" w:hAnsi="Arial"/>
-                <w:sz w:val="18"/>
-              </w:rPr>
-              <w:t>Topbar utility enabling users to switch UI styling between Light Mode and Dark Mode.</w:t>
-            </w:r>
-          </w:p>
-        </w:tc>
-      </w:tr>
-    </w:tbl>
-    <w:p/>
-    <w:p>
-      <w:pPr>
-        <w:pStyle w:val="Heading2"/>
-      </w:pPr>
-      <w:r>
-        <w:rPr>
-          <w:rFonts w:ascii="Arial" w:hAnsi="Arial"/>
-          <w:color w:val="1E3A8A"/>
-          <w:sz w:val="24"/>
-        </w:rPr>
-        <w:t>4. Driver (Rider) Features Matrix</w:t>
-      </w:r>
-    </w:p>
-    <w:tbl>
-      <w:tblPr>
-        <w:tblW w:type="auto" w:w="0"/>
-        <w:jc w:val="center"/>
-        <w:tblLook w:firstColumn="1" w:firstRow="1" w:lastColumn="0" w:lastRow="0" w:noHBand="0" w:noVBand="1" w:val="04A0"/>
-        <w:tblBorders>
-          <w:top w:val="single" w:sz="4" w:space="0" w:color="CBD5E1"/>
-          <w:left w:val="single" w:sz="4" w:space="0" w:color="CBD5E1"/>
-          <w:bottom w:val="single" w:sz="4" w:space="0" w:color="CBD5E1"/>
-          <w:right w:val="single" w:sz="4" w:space="0" w:color="CBD5E1"/>
-          <w:insideH w:val="single" w:sz="4" w:space="0" w:color="CBD5E1"/>
-          <w:insideV w:val="single" w:sz="4" w:space="0" w:color="CBD5E1"/>
-        </w:tblBorders>
-      </w:tblPr>
-      <w:tblGrid>
-        <w:gridCol w:w="3312"/>
-        <w:gridCol w:w="3312"/>
-        <w:gridCol w:w="3312"/>
-      </w:tblGrid>
-      <w:tr>
-        <w:tc>
-          <w:tcPr>
-            <w:tcW w:type="dxa" w:w="720"/>
-            <w:shd w:fill="1E3A8A"/>
-            <w:tcMar>
-              <w:top w:w="100" w:type="dxa"/>
-              <w:bottom w:w="100" w:type="dxa"/>
-              <w:left w:w="100" w:type="dxa"/>
-              <w:right w:w="100" w:type="dxa"/>
-            </w:tcMar>
-          </w:tcPr>
-          <w:p>
-            <w:pPr>
-              <w:jc w:val="center"/>
-            </w:pPr>
-            <w:r>
-              <w:rPr>
-                <w:rFonts w:ascii="Arial" w:hAnsi="Arial"/>
-                <w:b/>
-                <w:color w:val="FFFFFF"/>
-                <w:sz w:val="19"/>
-              </w:rPr>
-              <w:t>#</w:t>
-            </w:r>
-          </w:p>
-        </w:tc>
-        <w:tc>
-          <w:tcPr>
-            <w:tcW w:type="dxa" w:w="3456"/>
-            <w:shd w:fill="1E3A8A"/>
-            <w:tcMar>
-              <w:top w:w="100" w:type="dxa"/>
-              <w:bottom w:w="100" w:type="dxa"/>
-              <w:left w:w="100" w:type="dxa"/>
-              <w:right w:w="100" w:type="dxa"/>
-            </w:tcMar>
-          </w:tcPr>
-          <w:p>
-            <w:pPr>
-              <w:jc w:val="left"/>
-            </w:pPr>
-            <w:r>
-              <w:rPr>
-                <w:rFonts w:ascii="Arial" w:hAnsi="Arial"/>
-                <w:b/>
-                <w:color w:val="FFFFFF"/>
-                <w:sz w:val="19"/>
-              </w:rPr>
-              <w:t>Features</w:t>
-            </w:r>
-          </w:p>
-        </w:tc>
-        <w:tc>
-          <w:tcPr>
-            <w:tcW w:type="dxa" w:w="5760"/>
-            <w:shd w:fill="1E3A8A"/>
-            <w:tcMar>
-              <w:top w:w="100" w:type="dxa"/>
-              <w:bottom w:w="100" w:type="dxa"/>
-              <w:left w:w="100" w:type="dxa"/>
-              <w:right w:w="100" w:type="dxa"/>
-            </w:tcMar>
-          </w:tcPr>
-          <w:p>
-            <w:pPr>
-              <w:jc w:val="left"/>
-            </w:pPr>
-            <w:r>
-              <w:rPr>
-                <w:rFonts w:ascii="Arial" w:hAnsi="Arial"/>
-                <w:b/>
-                <w:color w:val="FFFFFF"/>
-                <w:sz w:val="19"/>
-              </w:rPr>
-              <w:t>Description</w:t>
-            </w:r>
-          </w:p>
-        </w:tc>
-      </w:tr>
-      <w:tr>
-        <w:tc>
-          <w:tcPr>
-            <w:tcW w:type="dxa" w:w="720"/>
-            <w:shd w:fill="FFFFFF"/>
-            <w:tcMar>
-              <w:top w:w="80" w:type="dxa"/>
-              <w:bottom w:w="80" w:type="dxa"/>
-              <w:left w:w="100" w:type="dxa"/>
-              <w:right w:w="100" w:type="dxa"/>
-            </w:tcMar>
-          </w:tcPr>
-          <w:p>
-            <w:pPr>
-              <w:jc w:val="center"/>
-            </w:pPr>
-            <w:r>
-              <w:rPr>
-                <w:rFonts w:ascii="Arial" w:hAnsi="Arial"/>
-                <w:sz w:val="18"/>
-              </w:rPr>
-              <w:t>1</w:t>
-            </w:r>
-          </w:p>
-        </w:tc>
-        <w:tc>
-          <w:tcPr>
-            <w:tcW w:type="dxa" w:w="3456"/>
-            <w:shd w:fill="FFFFFF"/>
-            <w:tcMar>
-              <w:top w:w="80" w:type="dxa"/>
-              <w:bottom w:w="80" w:type="dxa"/>
-              <w:left w:w="100" w:type="dxa"/>
-              <w:right w:w="100" w:type="dxa"/>
-            </w:tcMar>
-          </w:tcPr>
-          <w:p>
-            <w:pPr>
-              <w:jc w:val="left"/>
-            </w:pPr>
-            <w:r>
-              <w:rPr>
-                <w:rFonts w:ascii="Arial" w:hAnsi="Arial"/>
-                <w:b/>
-                <w:color w:val="0F172A"/>
-                <w:sz w:val="18"/>
-              </w:rPr>
-              <w:t>Rider Logistics Dashboard</w:t>
-            </w:r>
-          </w:p>
-        </w:tc>
-        <w:tc>
-          <w:tcPr>
-            <w:tcW w:type="dxa" w:w="5760"/>
-            <w:shd w:fill="FFFFFF"/>
-            <w:tcMar>
-              <w:top w:w="80" w:type="dxa"/>
-              <w:bottom w:w="80" w:type="dxa"/>
-              <w:left w:w="100" w:type="dxa"/>
-              <w:right w:w="100" w:type="dxa"/>
-            </w:tcMar>
-          </w:tcPr>
-          <w:p>
-            <w:pPr>
-              <w:jc w:val="left"/>
-            </w:pPr>
-            <w:r>
-              <w:rPr>
-                <w:rFonts w:ascii="Arial" w:hAnsi="Arial"/>
-                <w:sz w:val="18"/>
-              </w:rPr>
-              <w:t>Equips riders with a dedicated dispatch console to view assigned pickup requests, delivery tasks, customer addresses, and order details.</w:t>
-            </w:r>
-          </w:p>
-        </w:tc>
-      </w:tr>
-      <w:tr>
-        <w:tc>
-          <w:tcPr>
-            <w:tcW w:type="dxa" w:w="720"/>
-            <w:shd w:fill="F8FAFC"/>
-            <w:tcMar>
-              <w:top w:w="80" w:type="dxa"/>
-              <w:bottom w:w="80" w:type="dxa"/>
-              <w:left w:w="100" w:type="dxa"/>
-              <w:right w:w="100" w:type="dxa"/>
-            </w:tcMar>
-          </w:tcPr>
-          <w:p>
-            <w:pPr>
-              <w:jc w:val="center"/>
-            </w:pPr>
-            <w:r>
-              <w:rPr>
-                <w:rFonts w:ascii="Arial" w:hAnsi="Arial"/>
-                <w:sz w:val="18"/>
-              </w:rPr>
-              <w:t>2</w:t>
-            </w:r>
-          </w:p>
-        </w:tc>
-        <w:tc>
-          <w:tcPr>
-            <w:tcW w:type="dxa" w:w="3456"/>
-            <w:shd w:fill="F8FAFC"/>
-            <w:tcMar>
-              <w:top w:w="80" w:type="dxa"/>
-              <w:bottom w:w="80" w:type="dxa"/>
-              <w:left w:w="100" w:type="dxa"/>
-              <w:right w:w="100" w:type="dxa"/>
-            </w:tcMar>
-          </w:tcPr>
-          <w:p>
-            <w:pPr>
-              <w:jc w:val="left"/>
-            </w:pPr>
-            <w:r>
-              <w:rPr>
-                <w:rFonts w:ascii="Arial" w:hAnsi="Arial"/>
-                <w:b/>
-                <w:color w:val="0F172A"/>
-                <w:sz w:val="18"/>
-              </w:rPr>
-              <w:t>Dispatch Status Updater</w:t>
-            </w:r>
-          </w:p>
-        </w:tc>
-        <w:tc>
-          <w:tcPr>
-            <w:tcW w:type="dxa" w:w="5760"/>
-            <w:shd w:fill="F8FAFC"/>
-            <w:tcMar>
-              <w:top w:w="80" w:type="dxa"/>
-              <w:bottom w:w="80" w:type="dxa"/>
-              <w:left w:w="100" w:type="dxa"/>
-              <w:right w:w="100" w:type="dxa"/>
-            </w:tcMar>
-          </w:tcPr>
-          <w:p>
-            <w:pPr>
-              <w:jc w:val="left"/>
-            </w:pPr>
-            <w:r>
-              <w:rPr>
-                <w:rFonts w:ascii="Arial" w:hAnsi="Arial"/>
-                <w:sz w:val="18"/>
-              </w:rPr>
-              <w:t>Action controls to update order logistics status (Out for Pickup, Received, Out for Delivery, Delivered).</w:t>
-            </w:r>
-          </w:p>
-        </w:tc>
-      </w:tr>
-      <w:tr>
-        <w:tc>
-          <w:tcPr>
-            <w:tcW w:type="dxa" w:w="720"/>
-            <w:shd w:fill="FFFFFF"/>
-            <w:tcMar>
-              <w:top w:w="80" w:type="dxa"/>
-              <w:bottom w:w="80" w:type="dxa"/>
-              <w:left w:w="100" w:type="dxa"/>
-              <w:right w:w="100" w:type="dxa"/>
-            </w:tcMar>
-          </w:tcPr>
-          <w:p>
-            <w:pPr>
-              <w:jc w:val="center"/>
-            </w:pPr>
-            <w:r>
-              <w:rPr>
-                <w:rFonts w:ascii="Arial" w:hAnsi="Arial"/>
-                <w:sz w:val="18"/>
-              </w:rPr>
-              <w:t>3</w:t>
-            </w:r>
-          </w:p>
-        </w:tc>
-        <w:tc>
-          <w:tcPr>
-            <w:tcW w:type="dxa" w:w="3456"/>
-            <w:shd w:fill="FFFFFF"/>
-            <w:tcMar>
-              <w:top w:w="80" w:type="dxa"/>
-              <w:bottom w:w="80" w:type="dxa"/>
-              <w:left w:w="100" w:type="dxa"/>
-              <w:right w:w="100" w:type="dxa"/>
-            </w:tcMar>
-          </w:tcPr>
-          <w:p>
-            <w:pPr>
-              <w:jc w:val="left"/>
-            </w:pPr>
-            <w:r>
-              <w:rPr>
-                <w:rFonts w:ascii="Arial" w:hAnsi="Arial"/>
-                <w:b/>
-                <w:color w:val="0F172A"/>
-                <w:sz w:val="18"/>
-              </w:rPr>
-              <w:t>Global Header Search</w:t>
-            </w:r>
-          </w:p>
-        </w:tc>
-        <w:tc>
-          <w:tcPr>
-            <w:tcW w:type="dxa" w:w="5760"/>
-            <w:shd w:fill="FFFFFF"/>
-            <w:tcMar>
-              <w:top w:w="80" w:type="dxa"/>
-              <w:bottom w:w="80" w:type="dxa"/>
-              <w:left w:w="100" w:type="dxa"/>
-              <w:right w:w="100" w:type="dxa"/>
-            </w:tcMar>
-          </w:tcPr>
-          <w:p>
-            <w:pPr>
-              <w:jc w:val="left"/>
-            </w:pPr>
-            <w:r>
-              <w:rPr>
-                <w:rFonts w:ascii="Arial" w:hAnsi="Arial"/>
-                <w:sz w:val="18"/>
-              </w:rPr>
-              <w:t>Quick search bar to locate specific customer dispatches by Order ID or QR token.</w:t>
-            </w:r>
-          </w:p>
-        </w:tc>
-      </w:tr>
-      <w:tr>
-        <w:tc>
-          <w:tcPr>
-            <w:tcW w:type="dxa" w:w="720"/>
-            <w:shd w:fill="F8FAFC"/>
-            <w:tcMar>
-              <w:top w:w="80" w:type="dxa"/>
-              <w:bottom w:w="80" w:type="dxa"/>
-              <w:left w:w="100" w:type="dxa"/>
-              <w:right w:w="100" w:type="dxa"/>
-            </w:tcMar>
-          </w:tcPr>
-          <w:p>
-            <w:pPr>
-              <w:jc w:val="center"/>
-            </w:pPr>
-            <w:r>
-              <w:rPr>
-                <w:rFonts w:ascii="Arial" w:hAnsi="Arial"/>
-                <w:sz w:val="18"/>
-              </w:rPr>
-              <w:t>4</w:t>
-            </w:r>
-          </w:p>
-        </w:tc>
-        <w:tc>
-          <w:tcPr>
-            <w:tcW w:type="dxa" w:w="3456"/>
-            <w:shd w:fill="F8FAFC"/>
-            <w:tcMar>
-              <w:top w:w="80" w:type="dxa"/>
-              <w:bottom w:w="80" w:type="dxa"/>
-              <w:left w:w="100" w:type="dxa"/>
-              <w:right w:w="100" w:type="dxa"/>
-            </w:tcMar>
-          </w:tcPr>
-          <w:p>
-            <w:pPr>
-              <w:jc w:val="left"/>
-            </w:pPr>
-            <w:r>
-              <w:rPr>
-                <w:rFonts w:ascii="Arial" w:hAnsi="Arial"/>
-                <w:b/>
-                <w:color w:val="0F172A"/>
-                <w:sz w:val="18"/>
-              </w:rPr>
-              <w:t>Account Settings &amp; Profile</w:t>
-            </w:r>
-          </w:p>
-        </w:tc>
-        <w:tc>
-          <w:tcPr>
-            <w:tcW w:type="dxa" w:w="5760"/>
-            <w:shd w:fill="F8FAFC"/>
-            <w:tcMar>
-              <w:top w:w="80" w:type="dxa"/>
-              <w:bottom w:w="80" w:type="dxa"/>
-              <w:left w:w="100" w:type="dxa"/>
-              <w:right w:w="100" w:type="dxa"/>
-            </w:tcMar>
-          </w:tcPr>
-          <w:p>
-            <w:pPr>
-              <w:jc w:val="left"/>
-            </w:pPr>
-            <w:r>
-              <w:rPr>
-                <w:rFonts w:ascii="Arial" w:hAnsi="Arial"/>
-                <w:sz w:val="18"/>
-              </w:rPr>
-              <w:t>Rider profile management page for updating contact info and security password.</w:t>
-            </w:r>
-          </w:p>
-        </w:tc>
-      </w:tr>
-      <w:tr>
-        <w:tc>
-          <w:tcPr>
-            <w:tcW w:type="dxa" w:w="720"/>
-            <w:shd w:fill="FFFFFF"/>
-            <w:tcMar>
-              <w:top w:w="80" w:type="dxa"/>
-              <w:bottom w:w="80" w:type="dxa"/>
-              <w:left w:w="100" w:type="dxa"/>
-              <w:right w:w="100" w:type="dxa"/>
-            </w:tcMar>
-          </w:tcPr>
-          <w:p>
-            <w:pPr>
-              <w:jc w:val="center"/>
-            </w:pPr>
-            <w:r>
-              <w:rPr>
-                <w:rFonts w:ascii="Arial" w:hAnsi="Arial"/>
-                <w:sz w:val="18"/>
-              </w:rPr>
-              <w:t>5</w:t>
-            </w:r>
-          </w:p>
-        </w:tc>
-        <w:tc>
-          <w:tcPr>
-            <w:tcW w:type="dxa" w:w="3456"/>
-            <w:shd w:fill="FFFFFF"/>
-            <w:tcMar>
-              <w:top w:w="80" w:type="dxa"/>
-              <w:bottom w:w="80" w:type="dxa"/>
-              <w:left w:w="100" w:type="dxa"/>
-              <w:right w:w="100" w:type="dxa"/>
-            </w:tcMar>
-          </w:tcPr>
-          <w:p>
-            <w:pPr>
-              <w:jc w:val="left"/>
-            </w:pPr>
-            <w:r>
-              <w:rPr>
-                <w:rFonts w:ascii="Arial" w:hAnsi="Arial"/>
-                <w:b/>
-                <w:color w:val="0F172A"/>
-                <w:sz w:val="18"/>
-              </w:rPr>
-              <w:t>Theme Toggle (Light / Dark Mode)</w:t>
-            </w:r>
-          </w:p>
-        </w:tc>
-        <w:tc>
-          <w:tcPr>
-            <w:tcW w:type="dxa" w:w="5760"/>
-            <w:shd w:fill="FFFFFF"/>
-            <w:tcMar>
-              <w:top w:w="80" w:type="dxa"/>
-              <w:bottom w:w="80" w:type="dxa"/>
-              <w:left w:w="100" w:type="dxa"/>
-              <w:right w:w="100" w:type="dxa"/>
-            </w:tcMar>
-          </w:tcPr>
-          <w:p>
-            <w:pPr>
-              <w:jc w:val="left"/>
-            </w:pPr>
-            <w:r>
-              <w:rPr>
-                <w:rFonts w:ascii="Arial" w:hAnsi="Arial"/>
-                <w:sz w:val="18"/>
-              </w:rPr>
-              <w:t>Topbar utility enabling users to switch UI styling between Light Mode and Dark Mode.</w:t>
-            </w:r>
-          </w:p>
-        </w:tc>
-      </w:tr>
-    </w:tbl>
-    <w:p/>
     <w:sectPr>
       <w:pgSz w:w="12240" w:h="15840"/>
-      <w:pgMar w:top="1152" w:right="1152" w:bottom="1152" w:left="1152" w:header="720" w:footer="720" w:gutter="0"/>
+      <w:pgMar w:top="1008" w:right="1008" w:bottom="1008" w:left="1008" w:header="720" w:footer="720" w:gutter="0"/>
       <w:cols w:space="720"/>
       <w:docGrid w:linePitch="360"/>
     </w:sectPr>
